--- a/pr-preview/pr-26/entropy-tracked-changes.docx
+++ b/pr-preview/pr-26/entropy-tracked-changes.docx
@@ -16,7 +16,7 @@
       </w:pPr>
       <w:del w:id="1" w:author="PR Preview" w:date="2026-01-01T00:00:00Z">
         <w:r>
-          <w:delText xml:space="preserve">Last modified: 2026-10-24 21:50:48 (PDT)</w:delText>
+          <w:delText xml:space="preserve">Last modified: 2026-10-26 09:06:27 (PDT)</w:delText>
         </w:r>
       </w:del>
     </w:p>
@@ -26,7 +26,7 @@
       </w:pPr>
       <w:ins w:id="2" w:author="PR Preview" w:date="2026-01-01T00:00:00Z">
         <w:r>
-          <w:t xml:space="preserve">Last modified: 2026-10-26 03:07:59 (PDT)</w:t>
+          <w:t xml:space="preserve">Last modified: 2026-10-26 14:03:07 (PDT)</w:t>
         </w:r>
       </w:ins>
     </w:p>
@@ -508,6 +508,328 @@
       <w:ins w:id="36" w:author="PR Preview" w:date="2026-01-01T00:00:00Z">
         <w:r>
           <w:t xml:space="preserve">.</w:t>
+        </w:r>
+      </w:ins>
+    </w:p>
+    <w:p>
+      <w:pPr>
+        <w:pStyle w:val="BodyText"/>
+      </w:pPr>
+      <w:ins w:id="37" w:author="PR Preview" w:date="2026-01-01T00:00:00Z">
+        <w:r>
+          <w:t xml:space="preserve">One bit is the surprisal of an outcome with probability</w:t>
+        </w:r>
+      </w:ins>
+      <w:ins w:id="38" w:author="PR Preview" w:date="2026-01-01T00:00:00Z">
+        <w:r>
+          <w:t xml:space="preserve"> </w:t>
+        </w:r>
+      </w:ins>
+      <m:oMath>
+        <m:r>
+          <m:t>1</m:t>
+        </m:r>
+        <m:r>
+          <m:rPr>
+            <m:sty m:val="p"/>
+          </m:rPr>
+          <m:t>/</m:t>
+        </m:r>
+        <m:r>
+          <m:t>2</m:t>
+        </m:r>
+      </m:oMath>
+      <w:ins w:id="39" w:author="PR Preview" w:date="2026-01-01T00:00:00Z">
+        <w:r>
+          <w:t xml:space="preserve">:</w:t>
+        </w:r>
+      </w:ins>
+      <w:ins w:id="40" w:author="PR Preview" w:date="2026-01-01T00:00:00Z">
+        <w:r>
+          <w:t xml:space="preserve"> </w:t>
+        </w:r>
+      </w:ins>
+      <w:ins w:id="41" w:author="PR Preview" w:date="2026-01-01T00:00:00Z">
+        <w:r>
+          <w:t xml:space="preserve">for an outcome</w:t>
+        </w:r>
+      </w:ins>
+      <w:ins w:id="42" w:author="PR Preview" w:date="2026-01-01T00:00:00Z">
+        <w:r>
+          <w:t xml:space="preserve"> </w:t>
+        </w:r>
+      </w:ins>
+      <m:oMath>
+        <m:r>
+          <m:t>x</m:t>
+        </m:r>
+      </m:oMath>
+      <w:ins w:id="43" w:author="PR Preview" w:date="2026-01-01T00:00:00Z">
+        <w:r>
+          <w:t xml:space="preserve"> </w:t>
+        </w:r>
+      </w:ins>
+      <w:ins w:id="44" w:author="PR Preview" w:date="2026-01-01T00:00:00Z">
+        <w:r>
+          <w:t xml:space="preserve">of a discrete random variable</w:t>
+        </w:r>
+      </w:ins>
+      <w:ins w:id="45" w:author="PR Preview" w:date="2026-01-01T00:00:00Z">
+        <w:r>
+          <w:t xml:space="preserve"> </w:t>
+        </w:r>
+      </w:ins>
+      <m:oMath>
+        <m:r>
+          <m:t>X</m:t>
+        </m:r>
+      </m:oMath>
+      <w:ins w:id="46" w:author="PR Preview" w:date="2026-01-01T00:00:00Z">
+        <w:r>
+          <w:t xml:space="preserve">,</w:t>
+        </w:r>
+      </w:ins>
+    </w:p>
+    <w:p>
+      <w:pPr>
+        <w:pStyle w:val="BodyText"/>
+      </w:pPr>
+      <m:oMathPara>
+        <m:oMathParaPr>
+          <m:jc m:val="center"/>
+        </m:oMathParaPr>
+        <m:oMath>
+          <m:eqArr>
+            <m:e>
+              <m:r>
+                <m:t>s</m:t>
+              </m:r>
+              <m:r>
+                <m:rPr>
+                  <m:sty m:val="p"/>
+                </m:rPr>
+                <m:t>(</m:t>
+              </m:r>
+              <m:r>
+                <m:t>x</m:t>
+              </m:r>
+              <m:r>
+                <m:rPr>
+                  <m:sty m:val="p"/>
+                </m:rPr>
+                <m:t>)</m:t>
+              </m:r>
+              <m:r>
+                <m:rPr>
+                  <m:sty m:val="p"/>
+                </m:rPr>
+                <m:t>=</m:t>
+              </m:r>
+              <m:r>
+                <m:t>1</m:t>
+              </m:r>
+              <m:r>
+                <m:rPr>
+                  <m:nor/>
+                  <m:sty m:val="p"/>
+                </m:rPr>
+                <m:t> bit</m:t>
+              </m:r>
+              <m:r>
+                <m:t>&amp;</m:t>
+              </m:r>
+              <m:r>
+                <m:rPr>
+                  <m:sty m:val="p"/>
+                </m:rPr>
+                <m:t>⇔</m:t>
+              </m:r>
+              <m:r>
+                <m:rPr>
+                  <m:sty m:val="p"/>
+                </m:rPr>
+                <m:t>−</m:t>
+              </m:r>
+              <m:sSub>
+                <m:e>
+                  <m:r>
+                    <m:rPr>
+                      <m:sty m:val="p"/>
+                    </m:rPr>
+                    <m:t>log</m:t>
+                  </m:r>
+                </m:e>
+                <m:sub>
+                  <m:r>
+                    <m:t>2</m:t>
+                  </m:r>
+                </m:sub>
+              </m:sSub>
+              <m:r>
+                <m:rPr>
+                  <m:scr m:val="double-struck"/>
+                  <m:sty m:val="p"/>
+                </m:rPr>
+                <m:t>P</m:t>
+              </m:r>
+              <m:r>
+                <m:rPr>
+                  <m:sty m:val="p"/>
+                </m:rPr>
+                <m:t>(</m:t>
+              </m:r>
+              <m:r>
+                <m:t>X</m:t>
+              </m:r>
+              <m:r>
+                <m:rPr>
+                  <m:sty m:val="p"/>
+                </m:rPr>
+                <m:t>=</m:t>
+              </m:r>
+              <m:r>
+                <m:t>x</m:t>
+              </m:r>
+              <m:r>
+                <m:rPr>
+                  <m:sty m:val="p"/>
+                </m:rPr>
+                <m:t>)</m:t>
+              </m:r>
+              <m:r>
+                <m:rPr>
+                  <m:sty m:val="p"/>
+                </m:rPr>
+                <m:t>=</m:t>
+              </m:r>
+              <m:r>
+                <m:t>1</m:t>
+              </m:r>
+            </m:e>
+            <m:e>
+              <m:r>
+                <m:t>&amp;</m:t>
+              </m:r>
+              <m:r>
+                <m:rPr>
+                  <m:sty m:val="p"/>
+                </m:rPr>
+                <m:t>⇔</m:t>
+              </m:r>
+              <m:r>
+                <m:rPr>
+                  <m:scr m:val="double-struck"/>
+                  <m:sty m:val="p"/>
+                </m:rPr>
+                <m:t>P</m:t>
+              </m:r>
+              <m:r>
+                <m:rPr>
+                  <m:sty m:val="p"/>
+                </m:rPr>
+                <m:t>(</m:t>
+              </m:r>
+              <m:r>
+                <m:t>X</m:t>
+              </m:r>
+              <m:r>
+                <m:rPr>
+                  <m:sty m:val="p"/>
+                </m:rPr>
+                <m:t>=</m:t>
+              </m:r>
+              <m:r>
+                <m:t>x</m:t>
+              </m:r>
+              <m:r>
+                <m:rPr>
+                  <m:sty m:val="p"/>
+                </m:rPr>
+                <m:t>)</m:t>
+              </m:r>
+              <m:r>
+                <m:rPr>
+                  <m:sty m:val="p"/>
+                </m:rPr>
+                <m:t>=</m:t>
+              </m:r>
+              <m:sSup>
+                <m:e>
+                  <m:r>
+                    <m:t>2</m:t>
+                  </m:r>
+                </m:e>
+                <m:sup>
+                  <m:r>
+                    <m:rPr>
+                      <m:sty m:val="p"/>
+                    </m:rPr>
+                    <m:t>−</m:t>
+                  </m:r>
+                  <m:r>
+                    <m:t>1</m:t>
+                  </m:r>
+                </m:sup>
+              </m:sSup>
+              <m:r>
+                <m:rPr>
+                  <m:sty m:val="p"/>
+                </m:rPr>
+                <m:t>=</m:t>
+              </m:r>
+              <m:f>
+                <m:fPr>
+                  <m:type m:val="lin"/>
+                </m:fPr>
+                <m:num>
+                  <m:r>
+                    <m:t>1</m:t>
+                  </m:r>
+                </m:num>
+                <m:den>
+                  <m:r>
+                    <m:t>2</m:t>
+                  </m:r>
+                </m:den>
+              </m:f>
+              <m:r>
+                <m:rPr>
+                  <m:sty m:val="p"/>
+                </m:rPr>
+                <m:t>.</m:t>
+              </m:r>
+            </m:e>
+          </m:eqArr>
+        </m:oMath>
+      </m:oMathPara>
+    </w:p>
+    <w:p>
+      <w:pPr>
+        <w:pStyle w:val="FirstParagraph"/>
+      </w:pPr>
+      <w:ins w:id="47" w:author="PR Preview" w:date="2026-01-01T00:00:00Z">
+        <w:r>
+          <w:t xml:space="preserve">In words, a bit is the surprisal of one binary outcome</w:t>
+        </w:r>
+      </w:ins>
+      <w:ins w:id="48" w:author="PR Preview" w:date="2026-01-01T00:00:00Z">
+        <w:r>
+          <w:t xml:space="preserve"> </w:t>
+        </w:r>
+      </w:ins>
+      <w:ins w:id="49" w:author="PR Preview" w:date="2026-01-01T00:00:00Z">
+        <w:r>
+          <w:t xml:space="preserve">when its two values are equally likely,</w:t>
+        </w:r>
+      </w:ins>
+      <w:ins w:id="50" w:author="PR Preview" w:date="2026-01-01T00:00:00Z">
+        <w:r>
+          <w:t xml:space="preserve"> </w:t>
+        </w:r>
+      </w:ins>
+      <w:ins w:id="51" w:author="PR Preview" w:date="2026-01-01T00:00:00Z">
+        <w:r>
+          <w:t xml:space="preserve">such as the result of one toss of a fair coin.</w:t>
         </w:r>
       </w:ins>
     </w:p>
@@ -1038,7 +1360,7 @@
       <w:pPr>
         <w:pStyle w:val="FirstParagraph"/>
       </w:pPr>
-      <w:del w:id="37" w:author="PR Preview" w:date="2026-01-01T00:00:00Z">
+      <w:del w:id="52" w:author="PR Preview" w:date="2026-01-01T00:00:00Z">
         <w:r>
           <w:rPr>
             <w:i/>
@@ -1047,27 +1369,27 @@
           <w:delText xml:space="preserve">Remark 1</w:delText>
         </w:r>
       </w:del>
-      <w:del w:id="38" w:author="PR Preview" w:date="2026-01-01T00:00:00Z">
+      <w:del w:id="53" w:author="PR Preview" w:date="2026-01-01T00:00:00Z">
         <w:r>
           <w:delText xml:space="preserve"> (Unlikely outcomes carry more information). </w:delText>
         </w:r>
       </w:del>
-      <w:del w:id="39" w:author="PR Preview" w:date="2026-01-01T00:00:00Z">
+      <w:del w:id="54" w:author="PR Preview" w:date="2026-01-01T00:00:00Z">
         <w:r>
           <w:delText xml:space="preserve">Surprisal is large when an outcome was unlikely,</w:delText>
         </w:r>
       </w:del>
-      <w:del w:id="40" w:author="PR Preview" w:date="2026-01-01T00:00:00Z">
-        <w:r>
-          <w:delText xml:space="preserve"> </w:delText>
-        </w:r>
-      </w:del>
-      <w:del w:id="41" w:author="PR Preview" w:date="2026-01-01T00:00:00Z">
+      <w:del w:id="55" w:author="PR Preview" w:date="2026-01-01T00:00:00Z">
+        <w:r>
+          <w:delText xml:space="preserve"> </w:delText>
+        </w:r>
+      </w:del>
+      <w:del w:id="56" w:author="PR Preview" w:date="2026-01-01T00:00:00Z">
         <w:r>
           <w:delText xml:space="preserve">and it falls to</w:delText>
         </w:r>
       </w:del>
-      <w:del w:id="42" w:author="PR Preview" w:date="2026-01-01T00:00:00Z">
+      <w:del w:id="57" w:author="PR Preview" w:date="2026-01-01T00:00:00Z">
         <w:r>
           <w:delText xml:space="preserve"> </w:delText>
         </w:r>
@@ -1077,27 +1399,27 @@
           <m:t>0</m:t>
         </m:r>
       </m:oMath>
-      <w:del w:id="43" w:author="PR Preview" w:date="2026-01-01T00:00:00Z">
-        <w:r>
-          <w:delText xml:space="preserve"> </w:delText>
-        </w:r>
-      </w:del>
-      <w:del w:id="44" w:author="PR Preview" w:date="2026-01-01T00:00:00Z">
+      <w:del w:id="58" w:author="PR Preview" w:date="2026-01-01T00:00:00Z">
+        <w:r>
+          <w:delText xml:space="preserve"> </w:delText>
+        </w:r>
+      </w:del>
+      <w:del w:id="59" w:author="PR Preview" w:date="2026-01-01T00:00:00Z">
         <w:r>
           <w:delText xml:space="preserve">as the outcome becomes certain.</w:delText>
         </w:r>
       </w:del>
-      <w:del w:id="45" w:author="PR Preview" w:date="2026-01-01T00:00:00Z">
-        <w:r>
-          <w:delText xml:space="preserve"> </w:delText>
-        </w:r>
-      </w:del>
-      <w:del w:id="46" w:author="PR Preview" w:date="2026-01-01T00:00:00Z">
+      <w:del w:id="60" w:author="PR Preview" w:date="2026-01-01T00:00:00Z">
+        <w:r>
+          <w:delText xml:space="preserve"> </w:delText>
+        </w:r>
+      </w:del>
+      <w:del w:id="61" w:author="PR Preview" w:date="2026-01-01T00:00:00Z">
         <w:r>
           <w:delText xml:space="preserve">Correctly predicting heads on one toss of a fair coin is worth</w:delText>
         </w:r>
       </w:del>
-      <w:del w:id="47" w:author="PR Preview" w:date="2026-01-01T00:00:00Z">
+      <w:del w:id="62" w:author="PR Preview" w:date="2026-01-01T00:00:00Z">
         <w:r>
           <w:delText xml:space="preserve"> </w:delText>
         </w:r>
@@ -1107,27 +1429,27 @@
           <m:t>1</m:t>
         </m:r>
       </m:oMath>
-      <w:del w:id="48" w:author="PR Preview" w:date="2026-01-01T00:00:00Z">
-        <w:r>
-          <w:delText xml:space="preserve"> </w:delText>
-        </w:r>
-      </w:del>
-      <w:del w:id="49" w:author="PR Preview" w:date="2026-01-01T00:00:00Z">
+      <w:del w:id="63" w:author="PR Preview" w:date="2026-01-01T00:00:00Z">
+        <w:r>
+          <w:delText xml:space="preserve"> </w:delText>
+        </w:r>
+      </w:del>
+      <w:del w:id="64" w:author="PR Preview" w:date="2026-01-01T00:00:00Z">
         <w:r>
           <w:delText xml:space="preserve">bit;</w:delText>
         </w:r>
       </w:del>
-      <w:del w:id="50" w:author="PR Preview" w:date="2026-01-01T00:00:00Z">
-        <w:r>
-          <w:delText xml:space="preserve"> </w:delText>
-        </w:r>
-      </w:del>
-      <w:del w:id="51" w:author="PR Preview" w:date="2026-01-01T00:00:00Z">
+      <w:del w:id="65" w:author="PR Preview" w:date="2026-01-01T00:00:00Z">
+        <w:r>
+          <w:delText xml:space="preserve"> </w:delText>
+        </w:r>
+      </w:del>
+      <w:del w:id="66" w:author="PR Preview" w:date="2026-01-01T00:00:00Z">
         <w:r>
           <w:delText xml:space="preserve">correctly predicting ten heads in a row is worth</w:delText>
         </w:r>
       </w:del>
-      <w:del w:id="52" w:author="PR Preview" w:date="2026-01-01T00:00:00Z">
+      <w:del w:id="67" w:author="PR Preview" w:date="2026-01-01T00:00:00Z">
         <w:r>
           <w:delText xml:space="preserve"> </w:delText>
         </w:r>
@@ -1137,37 +1459,37 @@
           <m:t>10</m:t>
         </m:r>
       </m:oMath>
-      <w:del w:id="53" w:author="PR Preview" w:date="2026-01-01T00:00:00Z">
-        <w:r>
-          <w:delText xml:space="preserve"> </w:delText>
-        </w:r>
-      </w:del>
-      <w:del w:id="54" w:author="PR Preview" w:date="2026-01-01T00:00:00Z">
+      <w:del w:id="68" w:author="PR Preview" w:date="2026-01-01T00:00:00Z">
+        <w:r>
+          <w:delText xml:space="preserve"> </w:delText>
+        </w:r>
+      </w:del>
+      <w:del w:id="69" w:author="PR Preview" w:date="2026-01-01T00:00:00Z">
         <w:r>
           <w:delText xml:space="preserve">bits.</w:delText>
         </w:r>
       </w:del>
-      <w:del w:id="55" w:author="PR Preview" w:date="2026-01-01T00:00:00Z">
-        <w:r>
-          <w:delText xml:space="preserve"> </w:delText>
-        </w:r>
-      </w:del>
-      <w:del w:id="56" w:author="PR Preview" w:date="2026-01-01T00:00:00Z">
+      <w:del w:id="70" w:author="PR Preview" w:date="2026-01-01T00:00:00Z">
+        <w:r>
+          <w:delText xml:space="preserve"> </w:delText>
+        </w:r>
+      </w:del>
+      <w:del w:id="71" w:author="PR Preview" w:date="2026-01-01T00:00:00Z">
         <w:r>
           <w:delText xml:space="preserve">MacKay (2003, sec. 2.4)</w:delText>
         </w:r>
       </w:del>
-      <w:del w:id="57" w:author="PR Preview" w:date="2026-01-01T00:00:00Z">
-        <w:r>
-          <w:delText xml:space="preserve"> </w:delText>
-        </w:r>
-      </w:del>
-      <w:del w:id="58" w:author="PR Preview" w:date="2026-01-01T00:00:00Z">
+      <w:del w:id="72" w:author="PR Preview" w:date="2026-01-01T00:00:00Z">
+        <w:r>
+          <w:delText xml:space="preserve"> </w:delText>
+        </w:r>
+      </w:del>
+      <w:del w:id="73" w:author="PR Preview" w:date="2026-01-01T00:00:00Z">
         <w:r>
           <w:delText xml:space="preserve">calls</w:delText>
         </w:r>
       </w:del>
-      <w:del w:id="59" w:author="PR Preview" w:date="2026-01-01T00:00:00Z">
+      <w:del w:id="74" w:author="PR Preview" w:date="2026-01-01T00:00:00Z">
         <w:r>
           <w:delText xml:space="preserve"> </w:delText>
         </w:r>
@@ -1192,32 +1514,32 @@
           <m:t>)</m:t>
         </m:r>
       </m:oMath>
-      <w:del w:id="60" w:author="PR Preview" w:date="2026-01-01T00:00:00Z">
-        <w:r>
-          <w:delText xml:space="preserve"> </w:delText>
-        </w:r>
-      </w:del>
-      <w:del w:id="61" w:author="PR Preview" w:date="2026-01-01T00:00:00Z">
+      <w:del w:id="75" w:author="PR Preview" w:date="2026-01-01T00:00:00Z">
+        <w:r>
+          <w:delText xml:space="preserve"> </w:delText>
+        </w:r>
+      </w:del>
+      <w:del w:id="76" w:author="PR Preview" w:date="2026-01-01T00:00:00Z">
         <w:r>
           <w:delText xml:space="preserve">in bits</w:delText>
         </w:r>
       </w:del>
-      <w:del w:id="62" w:author="PR Preview" w:date="2026-01-01T00:00:00Z">
-        <w:r>
-          <w:delText xml:space="preserve"> </w:delText>
-        </w:r>
-      </w:del>
-      <w:del w:id="63" w:author="PR Preview" w:date="2026-01-01T00:00:00Z">
+      <w:del w:id="77" w:author="PR Preview" w:date="2026-01-01T00:00:00Z">
+        <w:r>
+          <w:delText xml:space="preserve"> </w:delText>
+        </w:r>
+      </w:del>
+      <w:del w:id="78" w:author="PR Preview" w:date="2026-01-01T00:00:00Z">
         <w:r>
           <w:delText xml:space="preserve">the</w:delText>
         </w:r>
       </w:del>
-      <w:del w:id="64" w:author="PR Preview" w:date="2026-01-01T00:00:00Z">
-        <w:r>
-          <w:delText xml:space="preserve"> </w:delText>
-        </w:r>
-      </w:del>
-      <w:del w:id="65" w:author="PR Preview" w:date="2026-01-01T00:00:00Z">
+      <w:del w:id="79" w:author="PR Preview" w:date="2026-01-01T00:00:00Z">
+        <w:r>
+          <w:delText xml:space="preserve"> </w:delText>
+        </w:r>
+      </w:del>
+      <w:del w:id="80" w:author="PR Preview" w:date="2026-01-01T00:00:00Z">
         <w:r>
           <w:rPr>
             <w:i/>
@@ -1226,17 +1548,17 @@
           <w:delText xml:space="preserve">Shannon information content</w:delText>
         </w:r>
       </w:del>
-      <w:del w:id="66" w:author="PR Preview" w:date="2026-01-01T00:00:00Z">
-        <w:r>
-          <w:delText xml:space="preserve"> </w:delText>
-        </w:r>
-      </w:del>
-      <w:del w:id="67" w:author="PR Preview" w:date="2026-01-01T00:00:00Z">
+      <w:del w:id="81" w:author="PR Preview" w:date="2026-01-01T00:00:00Z">
+        <w:r>
+          <w:delText xml:space="preserve"> </w:delText>
+        </w:r>
+      </w:del>
+      <w:del w:id="82" w:author="PR Preview" w:date="2026-01-01T00:00:00Z">
         <w:r>
           <w:delText xml:space="preserve">of the outcome</w:delText>
         </w:r>
       </w:del>
-      <w:del w:id="68" w:author="PR Preview" w:date="2026-01-01T00:00:00Z">
+      <w:del w:id="83" w:author="PR Preview" w:date="2026-01-01T00:00:00Z">
         <w:r>
           <w:delText xml:space="preserve"> </w:delText>
         </w:r>
@@ -1246,7 +1568,7 @@
           <m:t>x</m:t>
         </m:r>
       </m:oMath>
-      <w:del w:id="69" w:author="PR Preview" w:date="2026-01-01T00:00:00Z">
+      <w:del w:id="84" w:author="PR Preview" w:date="2026-01-01T00:00:00Z">
         <w:r>
           <w:delText xml:space="preserve">.</w:delText>
         </w:r>
@@ -1256,7 +1578,7 @@
       <w:pPr>
         <w:pStyle w:val="BodyText"/>
       </w:pPr>
-      <w:del w:id="70" w:author="PR Preview" w:date="2026-01-01T00:00:00Z">
+      <w:del w:id="85" w:author="PR Preview" w:date="2026-01-01T00:00:00Z">
         <w:r>
           <w:rPr>
             <w:i/>
@@ -1265,23 +1587,23 @@
           <w:delText xml:space="preserve">Remark 2</w:delText>
         </w:r>
       </w:del>
-      <w:del w:id="71" w:author="PR Preview" w:date="2026-01-01T00:00:00Z">
+      <w:del w:id="86" w:author="PR Preview" w:date="2026-01-01T00:00:00Z">
         <w:r>
           <w:delText xml:space="preserve"> (Entropy is expected surprisal). </w:delText>
         </w:r>
       </w:del>
-      <w:del w:id="72" w:author="PR Preview" w:date="2026-01-01T00:00:00Z">
+      <w:del w:id="87" w:author="PR Preview" w:date="2026-01-01T00:00:00Z">
         <w:r>
           <w:delText xml:space="preserve">The</w:delText>
         </w:r>
       </w:del>
-      <w:del w:id="73" w:author="PR Preview" w:date="2026-01-01T00:00:00Z">
+      <w:del w:id="88" w:author="PR Preview" w:date="2026-01-01T00:00:00Z">
         <w:r>
           <w:delText xml:space="preserve"> </w:delText>
         </w:r>
       </w:del>
       <w:hyperlink r:id="rId17">
-        <w:del w:id="74" w:author="PR Preview" w:date="2026-01-01T00:00:00Z">
+        <w:del w:id="89" w:author="PR Preview" w:date="2026-01-01T00:00:00Z">
           <w:r>
             <w:rPr>
               <w:rStyle w:val="Hyperlink"/>
@@ -1290,17 +1612,17 @@
           </w:r>
         </w:del>
       </w:hyperlink>
-      <w:del w:id="75" w:author="PR Preview" w:date="2026-01-01T00:00:00Z">
-        <w:r>
-          <w:delText xml:space="preserve"> </w:delText>
-        </w:r>
-      </w:del>
-      <w:del w:id="76" w:author="PR Preview" w:date="2026-01-01T00:00:00Z">
+      <w:del w:id="90" w:author="PR Preview" w:date="2026-01-01T00:00:00Z">
+        <w:r>
+          <w:delText xml:space="preserve"> </w:delText>
+        </w:r>
+      </w:del>
+      <w:del w:id="91" w:author="PR Preview" w:date="2026-01-01T00:00:00Z">
         <w:r>
           <w:delText xml:space="preserve">of a discrete random variable</w:delText>
         </w:r>
       </w:del>
-      <w:del w:id="77" w:author="PR Preview" w:date="2026-01-01T00:00:00Z">
+      <w:del w:id="92" w:author="PR Preview" w:date="2026-01-01T00:00:00Z">
         <w:r>
           <w:delText xml:space="preserve"> </w:delText>
         </w:r>
@@ -1310,23 +1632,23 @@
           <m:t>X</m:t>
         </m:r>
       </m:oMath>
-      <w:del w:id="78" w:author="PR Preview" w:date="2026-01-01T00:00:00Z">
-        <w:r>
-          <w:delText xml:space="preserve"> </w:delText>
-        </w:r>
-      </w:del>
-      <w:del w:id="79" w:author="PR Preview" w:date="2026-01-01T00:00:00Z">
+      <w:del w:id="93" w:author="PR Preview" w:date="2026-01-01T00:00:00Z">
+        <w:r>
+          <w:delText xml:space="preserve"> </w:delText>
+        </w:r>
+      </w:del>
+      <w:del w:id="94" w:author="PR Preview" w:date="2026-01-01T00:00:00Z">
         <w:r>
           <w:delText xml:space="preserve">is the</w:delText>
         </w:r>
       </w:del>
-      <w:del w:id="80" w:author="PR Preview" w:date="2026-01-01T00:00:00Z">
+      <w:del w:id="95" w:author="PR Preview" w:date="2026-01-01T00:00:00Z">
         <w:r>
           <w:delText xml:space="preserve"> </w:delText>
         </w:r>
       </w:del>
       <w:hyperlink r:id="rId18">
-        <w:del w:id="81" w:author="PR Preview" w:date="2026-01-01T00:00:00Z">
+        <w:del w:id="96" w:author="PR Preview" w:date="2026-01-01T00:00:00Z">
           <w:r>
             <w:rPr>
               <w:rStyle w:val="Hyperlink"/>
@@ -1335,23 +1657,23 @@
           </w:r>
         </w:del>
       </w:hyperlink>
-      <w:del w:id="82" w:author="PR Preview" w:date="2026-01-01T00:00:00Z">
-        <w:r>
-          <w:delText xml:space="preserve"> </w:delText>
-        </w:r>
-      </w:del>
-      <w:del w:id="83" w:author="PR Preview" w:date="2026-01-01T00:00:00Z">
+      <w:del w:id="97" w:author="PR Preview" w:date="2026-01-01T00:00:00Z">
+        <w:r>
+          <w:delText xml:space="preserve"> </w:delText>
+        </w:r>
+      </w:del>
+      <w:del w:id="98" w:author="PR Preview" w:date="2026-01-01T00:00:00Z">
         <w:r>
           <w:delText xml:space="preserve">of its</w:delText>
         </w:r>
       </w:del>
-      <w:del w:id="84" w:author="PR Preview" w:date="2026-01-01T00:00:00Z">
+      <w:del w:id="99" w:author="PR Preview" w:date="2026-01-01T00:00:00Z">
         <w:r>
           <w:delText xml:space="preserve"> </w:delText>
         </w:r>
       </w:del>
       <w:hyperlink w:anchor="def-surprisal">
-        <w:del w:id="85" w:author="PR Preview" w:date="2026-01-01T00:00:00Z">
+        <w:del w:id="100" w:author="PR Preview" w:date="2026-01-01T00:00:00Z">
           <w:r>
             <w:rPr>
               <w:rStyle w:val="Hyperlink"/>
@@ -1360,7 +1682,7 @@
           </w:r>
         </w:del>
       </w:hyperlink>
-      <w:del w:id="86" w:author="PR Preview" w:date="2026-01-01T00:00:00Z">
+      <w:del w:id="101" w:author="PR Preview" w:date="2026-01-01T00:00:00Z">
         <w:r>
           <w:delText xml:space="preserve">:</w:delText>
         </w:r>
@@ -1370,7 +1692,7 @@
       <w:pPr>
         <w:pStyle w:val="FirstParagraph"/>
       </w:pPr>
-      <w:ins w:id="87" w:author="PR Preview" w:date="2026-01-01T00:00:00Z">
+      <w:ins w:id="102" w:author="PR Preview" w:date="2026-01-01T00:00:00Z">
         <w:r>
           <w:rPr>
             <w:b/>
@@ -1379,22 +1701,22 @@
           <w:t xml:space="preserve">Definition 3 (Nat)</w:t>
         </w:r>
       </w:ins>
-      <w:ins w:id="88" w:author="PR Preview" w:date="2026-01-01T00:00:00Z">
-        <w:r>
-          <w:t xml:space="preserve"> </w:t>
-        </w:r>
-      </w:ins>
-      <w:ins w:id="89" w:author="PR Preview" w:date="2026-01-01T00:00:00Z">
+      <w:ins w:id="103" w:author="PR Preview" w:date="2026-01-01T00:00:00Z">
+        <w:r>
+          <w:t xml:space="preserve"> </w:t>
+        </w:r>
+      </w:ins>
+      <w:ins w:id="104" w:author="PR Preview" w:date="2026-01-01T00:00:00Z">
         <w:r>
           <w:t xml:space="preserve">A</w:t>
         </w:r>
       </w:ins>
-      <w:ins w:id="90" w:author="PR Preview" w:date="2026-01-01T00:00:00Z">
-        <w:r>
-          <w:t xml:space="preserve"> </w:t>
-        </w:r>
-      </w:ins>
-      <w:ins w:id="91" w:author="PR Preview" w:date="2026-01-01T00:00:00Z">
+      <w:ins w:id="105" w:author="PR Preview" w:date="2026-01-01T00:00:00Z">
+        <w:r>
+          <w:t xml:space="preserve"> </w:t>
+        </w:r>
+      </w:ins>
+      <w:ins w:id="106" w:author="PR Preview" w:date="2026-01-01T00:00:00Z">
         <w:r>
           <w:rPr>
             <w:b/>
@@ -1403,33 +1725,33 @@
           <w:t xml:space="preserve">nat</w:t>
         </w:r>
       </w:ins>
-      <w:ins w:id="92" w:author="PR Preview" w:date="2026-01-01T00:00:00Z">
-        <w:r>
-          <w:t xml:space="preserve"> </w:t>
-        </w:r>
-      </w:ins>
-      <w:ins w:id="93" w:author="PR Preview" w:date="2026-01-01T00:00:00Z">
+      <w:ins w:id="107" w:author="PR Preview" w:date="2026-01-01T00:00:00Z">
+        <w:r>
+          <w:t xml:space="preserve"> </w:t>
+        </w:r>
+      </w:ins>
+      <w:ins w:id="108" w:author="PR Preview" w:date="2026-01-01T00:00:00Z">
         <w:r>
           <w:t xml:space="preserve">is the unit of information</w:t>
         </w:r>
       </w:ins>
-      <w:ins w:id="94" w:author="PR Preview" w:date="2026-01-01T00:00:00Z">
-        <w:r>
-          <w:t xml:space="preserve"> </w:t>
-        </w:r>
-      </w:ins>
-      <w:ins w:id="95" w:author="PR Preview" w:date="2026-01-01T00:00:00Z">
+      <w:ins w:id="109" w:author="PR Preview" w:date="2026-01-01T00:00:00Z">
+        <w:r>
+          <w:t xml:space="preserve"> </w:t>
+        </w:r>
+      </w:ins>
+      <w:ins w:id="110" w:author="PR Preview" w:date="2026-01-01T00:00:00Z">
         <w:r>
           <w:t xml:space="preserve">when the logarithm in</w:t>
         </w:r>
       </w:ins>
-      <w:ins w:id="96" w:author="PR Preview" w:date="2026-01-01T00:00:00Z">
+      <w:ins w:id="111" w:author="PR Preview" w:date="2026-01-01T00:00:00Z">
         <w:r>
           <w:t xml:space="preserve"> </w:t>
         </w:r>
       </w:ins>
       <w:hyperlink w:anchor="def-surprisal">
-        <w:ins w:id="97" w:author="PR Preview" w:date="2026-01-01T00:00:00Z">
+        <w:ins w:id="112" w:author="PR Preview" w:date="2026-01-01T00:00:00Z">
           <w:r>
             <w:rPr>
               <w:rStyle w:val="Hyperlink"/>
@@ -1438,29 +1760,308 @@
           </w:r>
         </w:ins>
       </w:hyperlink>
-      <w:ins w:id="98" w:author="PR Preview" w:date="2026-01-01T00:00:00Z">
+      <w:ins w:id="113" w:author="PR Preview" w:date="2026-01-01T00:00:00Z">
         <w:r>
           <w:t xml:space="preserve">,</w:t>
         </w:r>
       </w:ins>
-      <w:ins w:id="99" w:author="PR Preview" w:date="2026-01-01T00:00:00Z">
-        <w:r>
-          <w:t xml:space="preserve"> </w:t>
-        </w:r>
-      </w:ins>
-      <w:ins w:id="100" w:author="PR Preview" w:date="2026-01-01T00:00:00Z">
+      <w:ins w:id="114" w:author="PR Preview" w:date="2026-01-01T00:00:00Z">
+        <w:r>
+          <w:t xml:space="preserve"> </w:t>
+        </w:r>
+      </w:ins>
+      <w:ins w:id="115" w:author="PR Preview" w:date="2026-01-01T00:00:00Z">
         <w:r>
           <w:t xml:space="preserve">and in every quantity built from it, is the natural logarithm.</w:t>
         </w:r>
       </w:ins>
+    </w:p>
+    <w:p>
+      <w:pPr>
+        <w:pStyle w:val="BodyText"/>
+      </w:pPr>
+      <w:ins w:id="116" w:author="PR Preview" w:date="2026-01-01T00:00:00Z">
+        <w:r>
+          <w:t xml:space="preserve">One nat is the surprisal of an outcome with probability</w:t>
+        </w:r>
+      </w:ins>
+      <w:ins w:id="117" w:author="PR Preview" w:date="2026-01-01T00:00:00Z">
+        <w:r>
+          <w:t xml:space="preserve"> </w:t>
+        </w:r>
+      </w:ins>
+      <m:oMath>
+        <m:r>
+          <m:t>1</m:t>
+        </m:r>
+        <m:r>
+          <m:rPr>
+            <m:sty m:val="p"/>
+          </m:rPr>
+          <m:t>/</m:t>
+        </m:r>
+        <m:r>
+          <m:rPr>
+            <m:nor/>
+            <m:sty m:val="p"/>
+          </m:rPr>
+          <m:t>e</m:t>
+        </m:r>
+      </m:oMath>
+      <w:ins w:id="118" w:author="PR Preview" w:date="2026-01-01T00:00:00Z">
+        <w:r>
+          <w:t xml:space="preserve">:</w:t>
+        </w:r>
+      </w:ins>
+      <w:ins w:id="119" w:author="PR Preview" w:date="2026-01-01T00:00:00Z">
+        <w:r>
+          <w:t xml:space="preserve"> </w:t>
+        </w:r>
+      </w:ins>
+      <w:ins w:id="120" w:author="PR Preview" w:date="2026-01-01T00:00:00Z">
+        <w:r>
+          <w:t xml:space="preserve">for an outcome</w:t>
+        </w:r>
+      </w:ins>
+      <w:ins w:id="121" w:author="PR Preview" w:date="2026-01-01T00:00:00Z">
+        <w:r>
+          <w:t xml:space="preserve"> </w:t>
+        </w:r>
+      </w:ins>
+      <m:oMath>
+        <m:r>
+          <m:t>x</m:t>
+        </m:r>
+      </m:oMath>
+      <w:ins w:id="122" w:author="PR Preview" w:date="2026-01-01T00:00:00Z">
+        <w:r>
+          <w:t xml:space="preserve"> </w:t>
+        </w:r>
+      </w:ins>
+      <w:ins w:id="123" w:author="PR Preview" w:date="2026-01-01T00:00:00Z">
+        <w:r>
+          <w:t xml:space="preserve">of a discrete random variable</w:t>
+        </w:r>
+      </w:ins>
+      <w:ins w:id="124" w:author="PR Preview" w:date="2026-01-01T00:00:00Z">
+        <w:r>
+          <w:t xml:space="preserve"> </w:t>
+        </w:r>
+      </w:ins>
+      <m:oMath>
+        <m:r>
+          <m:t>X</m:t>
+        </m:r>
+      </m:oMath>
+      <w:ins w:id="125" w:author="PR Preview" w:date="2026-01-01T00:00:00Z">
+        <w:r>
+          <w:t xml:space="preserve">,</w:t>
+        </w:r>
+      </w:ins>
+    </w:p>
+    <w:p>
+      <w:pPr>
+        <w:pStyle w:val="BodyText"/>
+      </w:pPr>
+      <m:oMathPara>
+        <m:oMathParaPr>
+          <m:jc m:val="center"/>
+        </m:oMathParaPr>
+        <m:oMath>
+          <m:eqArr>
+            <m:e>
+              <m:r>
+                <m:t>s</m:t>
+              </m:r>
+              <m:r>
+                <m:rPr>
+                  <m:sty m:val="p"/>
+                </m:rPr>
+                <m:t>(</m:t>
+              </m:r>
+              <m:r>
+                <m:t>x</m:t>
+              </m:r>
+              <m:r>
+                <m:rPr>
+                  <m:sty m:val="p"/>
+                </m:rPr>
+                <m:t>)</m:t>
+              </m:r>
+              <m:r>
+                <m:rPr>
+                  <m:sty m:val="p"/>
+                </m:rPr>
+                <m:t>=</m:t>
+              </m:r>
+              <m:r>
+                <m:t>1</m:t>
+              </m:r>
+              <m:r>
+                <m:rPr>
+                  <m:nor/>
+                  <m:sty m:val="p"/>
+                </m:rPr>
+                <m:t> nat</m:t>
+              </m:r>
+              <m:r>
+                <m:t>&amp;</m:t>
+              </m:r>
+              <m:r>
+                <m:rPr>
+                  <m:sty m:val="p"/>
+                </m:rPr>
+                <m:t>⇔</m:t>
+              </m:r>
+              <m:r>
+                <m:rPr>
+                  <m:sty m:val="p"/>
+                </m:rPr>
+                <m:t>−</m:t>
+              </m:r>
+              <m:r>
+                <m:rPr>
+                  <m:sty m:val="p"/>
+                </m:rPr>
+                <m:t>ln</m:t>
+              </m:r>
+              <m:r>
+                <m:rPr>
+                  <m:scr m:val="double-struck"/>
+                  <m:sty m:val="p"/>
+                </m:rPr>
+                <m:t>P</m:t>
+              </m:r>
+              <m:r>
+                <m:rPr>
+                  <m:sty m:val="p"/>
+                </m:rPr>
+                <m:t>(</m:t>
+              </m:r>
+              <m:r>
+                <m:t>X</m:t>
+              </m:r>
+              <m:r>
+                <m:rPr>
+                  <m:sty m:val="p"/>
+                </m:rPr>
+                <m:t>=</m:t>
+              </m:r>
+              <m:r>
+                <m:t>x</m:t>
+              </m:r>
+              <m:r>
+                <m:rPr>
+                  <m:sty m:val="p"/>
+                </m:rPr>
+                <m:t>)</m:t>
+              </m:r>
+              <m:r>
+                <m:rPr>
+                  <m:sty m:val="p"/>
+                </m:rPr>
+                <m:t>=</m:t>
+              </m:r>
+              <m:r>
+                <m:t>1</m:t>
+              </m:r>
+            </m:e>
+            <m:e>
+              <m:r>
+                <m:t>&amp;</m:t>
+              </m:r>
+              <m:r>
+                <m:rPr>
+                  <m:sty m:val="p"/>
+                </m:rPr>
+                <m:t>⇔</m:t>
+              </m:r>
+              <m:r>
+                <m:rPr>
+                  <m:scr m:val="double-struck"/>
+                  <m:sty m:val="p"/>
+                </m:rPr>
+                <m:t>P</m:t>
+              </m:r>
+              <m:r>
+                <m:rPr>
+                  <m:sty m:val="p"/>
+                </m:rPr>
+                <m:t>(</m:t>
+              </m:r>
+              <m:r>
+                <m:t>X</m:t>
+              </m:r>
+              <m:r>
+                <m:rPr>
+                  <m:sty m:val="p"/>
+                </m:rPr>
+                <m:t>=</m:t>
+              </m:r>
+              <m:r>
+                <m:t>x</m:t>
+              </m:r>
+              <m:r>
+                <m:rPr>
+                  <m:sty m:val="p"/>
+                </m:rPr>
+                <m:t>)</m:t>
+              </m:r>
+              <m:r>
+                <m:rPr>
+                  <m:sty m:val="p"/>
+                </m:rPr>
+                <m:t>=</m:t>
+              </m:r>
+              <m:sSup>
+                <m:e>
+                  <m:r>
+                    <m:rPr>
+                      <m:nor/>
+                      <m:sty m:val="p"/>
+                    </m:rPr>
+                    <m:t>e</m:t>
+                  </m:r>
+                </m:e>
+                <m:sup>
+                  <m:r>
+                    <m:rPr>
+                      <m:sty m:val="p"/>
+                    </m:rPr>
+                    <m:t>−</m:t>
+                  </m:r>
+                  <m:r>
+                    <m:t>1</m:t>
+                  </m:r>
+                </m:sup>
+              </m:sSup>
+              <m:r>
+                <m:rPr>
+                  <m:sty m:val="p"/>
+                </m:rPr>
+                <m:t>≈</m:t>
+              </m:r>
+              <m:r>
+                <m:t>0.368</m:t>
+              </m:r>
+              <m:r>
+                <m:rPr>
+                  <m:sty m:val="p"/>
+                </m:rPr>
+                <m:t>.</m:t>
+              </m:r>
+            </m:e>
+          </m:eqArr>
+        </m:oMath>
+      </m:oMathPara>
     </w:p>
     <w:bookmarkEnd w:id="13"/>
     <w:bookmarkStart w:id="14" w:name="exm-coin-nats"/>
     <w:p>
       <w:pPr>
-        <w:pStyle w:val="BodyText"/>
+        <w:pStyle w:val="FirstParagraph"/>
       </w:pPr>
-      <w:ins w:id="101" w:author="PR Preview" w:date="2026-01-01T00:00:00Z">
+      <w:ins w:id="126" w:author="PR Preview" w:date="2026-01-01T00:00:00Z">
         <w:r>
           <w:rPr>
             <w:b/>
@@ -1469,23 +2070,23 @@
           <w:t xml:space="preserve">Example 2 (One fair coin toss in nats)</w:t>
         </w:r>
       </w:ins>
-      <w:ins w:id="102" w:author="PR Preview" w:date="2026-01-01T00:00:00Z">
-        <w:r>
-          <w:t xml:space="preserve"> </w:t>
-        </w:r>
-      </w:ins>
-      <w:ins w:id="103" w:author="PR Preview" w:date="2026-01-01T00:00:00Z">
+      <w:ins w:id="127" w:author="PR Preview" w:date="2026-01-01T00:00:00Z">
+        <w:r>
+          <w:t xml:space="preserve"> </w:t>
+        </w:r>
+      </w:ins>
+      <w:ins w:id="128" w:author="PR Preview" w:date="2026-01-01T00:00:00Z">
         <w:r>
           <w:t xml:space="preserve">By</w:t>
         </w:r>
       </w:ins>
-      <w:ins w:id="104" w:author="PR Preview" w:date="2026-01-01T00:00:00Z">
+      <w:ins w:id="129" w:author="PR Preview" w:date="2026-01-01T00:00:00Z">
         <w:r>
           <w:t xml:space="preserve"> </w:t>
         </w:r>
       </w:ins>
       <w:hyperlink w:anchor="exm-surprisal-coins">
-        <w:ins w:id="105" w:author="PR Preview" w:date="2026-01-01T00:00:00Z">
+        <w:ins w:id="130" w:author="PR Preview" w:date="2026-01-01T00:00:00Z">
           <w:r>
             <w:rPr>
               <w:rStyle w:val="Hyperlink"/>
@@ -1494,17 +2095,17 @@
           </w:r>
         </w:ins>
       </w:hyperlink>
-      <w:ins w:id="106" w:author="PR Preview" w:date="2026-01-01T00:00:00Z">
-        <w:r>
-          <w:t xml:space="preserve"> </w:t>
-        </w:r>
-      </w:ins>
-      <w:ins w:id="107" w:author="PR Preview" w:date="2026-01-01T00:00:00Z">
+      <w:ins w:id="131" w:author="PR Preview" w:date="2026-01-01T00:00:00Z">
+        <w:r>
+          <w:t xml:space="preserve"> </w:t>
+        </w:r>
+      </w:ins>
+      <w:ins w:id="132" w:author="PR Preview" w:date="2026-01-01T00:00:00Z">
         <w:r>
           <w:t xml:space="preserve">with</w:t>
         </w:r>
       </w:ins>
-      <w:ins w:id="108" w:author="PR Preview" w:date="2026-01-01T00:00:00Z">
+      <w:ins w:id="133" w:author="PR Preview" w:date="2026-01-01T00:00:00Z">
         <w:r>
           <w:t xml:space="preserve"> </w:t>
         </w:r>
@@ -1523,22 +2124,47 @@
           <m:t>1</m:t>
         </m:r>
       </m:oMath>
-      <w:ins w:id="109" w:author="PR Preview" w:date="2026-01-01T00:00:00Z">
+      <w:ins w:id="134" w:author="PR Preview" w:date="2026-01-01T00:00:00Z">
         <w:r>
           <w:t xml:space="preserve">, one toss of a fair coin landing heads</w:t>
         </w:r>
       </w:ins>
-      <w:ins w:id="110" w:author="PR Preview" w:date="2026-01-01T00:00:00Z">
-        <w:r>
-          <w:t xml:space="preserve"> </w:t>
-        </w:r>
-      </w:ins>
-      <w:ins w:id="111" w:author="PR Preview" w:date="2026-01-01T00:00:00Z">
-        <w:r>
-          <w:t xml:space="preserve">has a surprisal of</w:t>
-        </w:r>
-      </w:ins>
-      <w:ins w:id="112" w:author="PR Preview" w:date="2026-01-01T00:00:00Z">
+      <w:ins w:id="135" w:author="PR Preview" w:date="2026-01-01T00:00:00Z">
+        <w:r>
+          <w:t xml:space="preserve"> </w:t>
+        </w:r>
+      </w:ins>
+      <w:ins w:id="136" w:author="PR Preview" w:date="2026-01-01T00:00:00Z">
+        <w:r>
+          <w:t xml:space="preserve">has a</w:t>
+        </w:r>
+      </w:ins>
+      <w:ins w:id="137" w:author="PR Preview" w:date="2026-01-01T00:00:00Z">
+        <w:r>
+          <w:t xml:space="preserve"> </w:t>
+        </w:r>
+      </w:ins>
+      <w:hyperlink w:anchor="def-surprisal">
+        <w:ins w:id="138" w:author="PR Preview" w:date="2026-01-01T00:00:00Z">
+          <w:r>
+            <w:rPr>
+              <w:rStyle w:val="Hyperlink"/>
+            </w:rPr>
+            <w:t xml:space="preserve">surprisal</w:t>
+          </w:r>
+        </w:ins>
+      </w:hyperlink>
+      <w:ins w:id="139" w:author="PR Preview" w:date="2026-01-01T00:00:00Z">
+        <w:r>
+          <w:t xml:space="preserve"> </w:t>
+        </w:r>
+      </w:ins>
+      <w:ins w:id="140" w:author="PR Preview" w:date="2026-01-01T00:00:00Z">
+        <w:r>
+          <w:t xml:space="preserve">of</w:t>
+        </w:r>
+      </w:ins>
+      <w:ins w:id="141" w:author="PR Preview" w:date="2026-01-01T00:00:00Z">
         <w:r>
           <w:t xml:space="preserve"> </w:t>
         </w:r>
@@ -1548,13 +2174,13 @@
           <m:t>1</m:t>
         </m:r>
       </m:oMath>
-      <w:ins w:id="113" w:author="PR Preview" w:date="2026-01-01T00:00:00Z">
+      <w:ins w:id="142" w:author="PR Preview" w:date="2026-01-01T00:00:00Z">
         <w:r>
           <w:t xml:space="preserve"> </w:t>
         </w:r>
       </w:ins>
       <w:hyperlink w:anchor="def-bit">
-        <w:ins w:id="114" w:author="PR Preview" w:date="2026-01-01T00:00:00Z">
+        <w:ins w:id="143" w:author="PR Preview" w:date="2026-01-01T00:00:00Z">
           <w:r>
             <w:rPr>
               <w:rStyle w:val="Hyperlink"/>
@@ -1563,28 +2189,28 @@
           </w:r>
         </w:ins>
       </w:hyperlink>
-      <w:ins w:id="115" w:author="PR Preview" w:date="2026-01-01T00:00:00Z">
+      <w:ins w:id="144" w:author="PR Preview" w:date="2026-01-01T00:00:00Z">
         <w:r>
           <w:t xml:space="preserve">.</w:t>
         </w:r>
       </w:ins>
-      <w:ins w:id="116" w:author="PR Preview" w:date="2026-01-01T00:00:00Z">
-        <w:r>
-          <w:t xml:space="preserve"> </w:t>
-        </w:r>
-      </w:ins>
-      <w:ins w:id="117" w:author="PR Preview" w:date="2026-01-01T00:00:00Z">
+      <w:ins w:id="145" w:author="PR Preview" w:date="2026-01-01T00:00:00Z">
+        <w:r>
+          <w:t xml:space="preserve"> </w:t>
+        </w:r>
+      </w:ins>
+      <w:ins w:id="146" w:author="PR Preview" w:date="2026-01-01T00:00:00Z">
         <w:r>
           <w:t xml:space="preserve">In</w:t>
         </w:r>
       </w:ins>
-      <w:ins w:id="118" w:author="PR Preview" w:date="2026-01-01T00:00:00Z">
+      <w:ins w:id="147" w:author="PR Preview" w:date="2026-01-01T00:00:00Z">
         <w:r>
           <w:t xml:space="preserve"> </w:t>
         </w:r>
       </w:ins>
       <w:hyperlink w:anchor="def-nat">
-        <w:ins w:id="119" w:author="PR Preview" w:date="2026-01-01T00:00:00Z">
+        <w:ins w:id="148" w:author="PR Preview" w:date="2026-01-01T00:00:00Z">
           <w:r>
             <w:rPr>
               <w:rStyle w:val="Hyperlink"/>
@@ -1593,7 +2219,7 @@
           </w:r>
         </w:ins>
       </w:hyperlink>
-      <w:ins w:id="120" w:author="PR Preview" w:date="2026-01-01T00:00:00Z">
+      <w:ins w:id="149" w:author="PR Preview" w:date="2026-01-01T00:00:00Z">
         <w:r>
           <w:t xml:space="preserve">, the same outcome has a surprisal of</w:t>
         </w:r>
@@ -1726,7 +2352,7 @@
       <w:pPr>
         <w:pStyle w:val="FirstParagraph"/>
       </w:pPr>
-      <w:ins w:id="121" w:author="PR Preview" w:date="2026-01-01T00:00:00Z">
+      <w:ins w:id="150" w:author="PR Preview" w:date="2026-01-01T00:00:00Z">
         <w:r>
           <w:rPr>
             <w:i/>
@@ -1735,17 +2361,17 @@
           <w:t xml:space="preserve">Remark 1</w:t>
         </w:r>
       </w:ins>
-      <w:ins w:id="122" w:author="PR Preview" w:date="2026-01-01T00:00:00Z">
+      <w:ins w:id="151" w:author="PR Preview" w:date="2026-01-01T00:00:00Z">
         <w:r>
           <w:t xml:space="preserve"> (Converting between bits and nats). </w:t>
         </w:r>
       </w:ins>
-      <w:ins w:id="123" w:author="PR Preview" w:date="2026-01-01T00:00:00Z">
+      <w:ins w:id="152" w:author="PR Preview" w:date="2026-01-01T00:00:00Z">
         <w:r>
           <w:t xml:space="preserve">For any probability</w:t>
         </w:r>
       </w:ins>
-      <w:ins w:id="124" w:author="PR Preview" w:date="2026-01-01T00:00:00Z">
+      <w:ins w:id="153" w:author="PR Preview" w:date="2026-01-01T00:00:00Z">
         <w:r>
           <w:t xml:space="preserve"> </w:t>
         </w:r>
@@ -1785,17 +2411,17 @@
           <m:t>]</m:t>
         </m:r>
       </m:oMath>
-      <w:ins w:id="125" w:author="PR Preview" w:date="2026-01-01T00:00:00Z">
+      <w:ins w:id="154" w:author="PR Preview" w:date="2026-01-01T00:00:00Z">
         <w:r>
           <w:t xml:space="preserve">,</w:t>
         </w:r>
       </w:ins>
-      <w:ins w:id="126" w:author="PR Preview" w:date="2026-01-01T00:00:00Z">
-        <w:r>
-          <w:t xml:space="preserve"> </w:t>
-        </w:r>
-      </w:ins>
-      <w:ins w:id="127" w:author="PR Preview" w:date="2026-01-01T00:00:00Z">
+      <w:ins w:id="155" w:author="PR Preview" w:date="2026-01-01T00:00:00Z">
+        <w:r>
+          <w:t xml:space="preserve"> </w:t>
+        </w:r>
+      </w:ins>
+      <w:ins w:id="156" w:author="PR Preview" w:date="2026-01-01T00:00:00Z">
         <w:r>
           <w:t xml:space="preserve">the change-of-base rule for logarithms gives</w:t>
         </w:r>
@@ -1940,12 +2566,37 @@
       <w:pPr>
         <w:pStyle w:val="FirstParagraph"/>
       </w:pPr>
-      <w:ins w:id="128" w:author="PR Preview" w:date="2026-01-01T00:00:00Z">
-        <w:r>
-          <w:t xml:space="preserve">So an outcome with a surprisal of</w:t>
-        </w:r>
-      </w:ins>
-      <w:ins w:id="129" w:author="PR Preview" w:date="2026-01-01T00:00:00Z">
+      <w:ins w:id="157" w:author="PR Preview" w:date="2026-01-01T00:00:00Z">
+        <w:r>
+          <w:t xml:space="preserve">So an outcome with a</w:t>
+        </w:r>
+      </w:ins>
+      <w:ins w:id="158" w:author="PR Preview" w:date="2026-01-01T00:00:00Z">
+        <w:r>
+          <w:t xml:space="preserve"> </w:t>
+        </w:r>
+      </w:ins>
+      <w:hyperlink w:anchor="def-surprisal">
+        <w:ins w:id="159" w:author="PR Preview" w:date="2026-01-01T00:00:00Z">
+          <w:r>
+            <w:rPr>
+              <w:rStyle w:val="Hyperlink"/>
+            </w:rPr>
+            <w:t xml:space="preserve">surprisal</w:t>
+          </w:r>
+        </w:ins>
+      </w:hyperlink>
+      <w:ins w:id="160" w:author="PR Preview" w:date="2026-01-01T00:00:00Z">
+        <w:r>
+          <w:t xml:space="preserve"> </w:t>
+        </w:r>
+      </w:ins>
+      <w:ins w:id="161" w:author="PR Preview" w:date="2026-01-01T00:00:00Z">
+        <w:r>
+          <w:t xml:space="preserve">of</w:t>
+        </w:r>
+      </w:ins>
+      <w:ins w:id="162" w:author="PR Preview" w:date="2026-01-01T00:00:00Z">
         <w:r>
           <w:t xml:space="preserve"> </w:t>
         </w:r>
@@ -1955,13 +2606,13 @@
           <m:t>1</m:t>
         </m:r>
       </m:oMath>
-      <w:ins w:id="130" w:author="PR Preview" w:date="2026-01-01T00:00:00Z">
+      <w:ins w:id="163" w:author="PR Preview" w:date="2026-01-01T00:00:00Z">
         <w:r>
           <w:t xml:space="preserve"> </w:t>
         </w:r>
       </w:ins>
       <w:hyperlink w:anchor="def-nat">
-        <w:ins w:id="131" w:author="PR Preview" w:date="2026-01-01T00:00:00Z">
+        <w:ins w:id="164" w:author="PR Preview" w:date="2026-01-01T00:00:00Z">
           <w:r>
             <w:rPr>
               <w:rStyle w:val="Hyperlink"/>
@@ -1970,17 +2621,17 @@
           </w:r>
         </w:ins>
       </w:hyperlink>
-      <w:ins w:id="132" w:author="PR Preview" w:date="2026-01-01T00:00:00Z">
-        <w:r>
-          <w:t xml:space="preserve"> </w:t>
-        </w:r>
-      </w:ins>
-      <w:ins w:id="133" w:author="PR Preview" w:date="2026-01-01T00:00:00Z">
+      <w:ins w:id="165" w:author="PR Preview" w:date="2026-01-01T00:00:00Z">
+        <w:r>
+          <w:t xml:space="preserve"> </w:t>
+        </w:r>
+      </w:ins>
+      <w:ins w:id="166" w:author="PR Preview" w:date="2026-01-01T00:00:00Z">
         <w:r>
           <w:t xml:space="preserve">has a surprisal of</w:t>
         </w:r>
       </w:ins>
-      <w:ins w:id="134" w:author="PR Preview" w:date="2026-01-01T00:00:00Z">
+      <w:ins w:id="167" w:author="PR Preview" w:date="2026-01-01T00:00:00Z">
         <w:r>
           <w:t xml:space="preserve"> </w:t>
         </w:r>
@@ -2014,13 +2665,13 @@
           <m:t>1.443</m:t>
         </m:r>
       </m:oMath>
-      <w:ins w:id="135" w:author="PR Preview" w:date="2026-01-01T00:00:00Z">
+      <w:ins w:id="168" w:author="PR Preview" w:date="2026-01-01T00:00:00Z">
         <w:r>
           <w:t xml:space="preserve"> </w:t>
         </w:r>
       </w:ins>
       <w:hyperlink w:anchor="def-bit">
-        <w:ins w:id="136" w:author="PR Preview" w:date="2026-01-01T00:00:00Z">
+        <w:ins w:id="169" w:author="PR Preview" w:date="2026-01-01T00:00:00Z">
           <w:r>
             <w:rPr>
               <w:rStyle w:val="Hyperlink"/>
@@ -2029,22 +2680,22 @@
           </w:r>
         </w:ins>
       </w:hyperlink>
-      <w:ins w:id="137" w:author="PR Preview" w:date="2026-01-01T00:00:00Z">
+      <w:ins w:id="170" w:author="PR Preview" w:date="2026-01-01T00:00:00Z">
         <w:r>
           <w:t xml:space="preserve">,</w:t>
         </w:r>
       </w:ins>
-      <w:ins w:id="138" w:author="PR Preview" w:date="2026-01-01T00:00:00Z">
-        <w:r>
-          <w:t xml:space="preserve"> </w:t>
-        </w:r>
-      </w:ins>
-      <w:ins w:id="139" w:author="PR Preview" w:date="2026-01-01T00:00:00Z">
+      <w:ins w:id="171" w:author="PR Preview" w:date="2026-01-01T00:00:00Z">
+        <w:r>
+          <w:t xml:space="preserve"> </w:t>
+        </w:r>
+      </w:ins>
+      <w:ins w:id="172" w:author="PR Preview" w:date="2026-01-01T00:00:00Z">
         <w:r>
           <w:t xml:space="preserve">and the</w:t>
         </w:r>
       </w:ins>
-      <w:ins w:id="140" w:author="PR Preview" w:date="2026-01-01T00:00:00Z">
+      <w:ins w:id="173" w:author="PR Preview" w:date="2026-01-01T00:00:00Z">
         <w:r>
           <w:t xml:space="preserve"> </w:t>
         </w:r>
@@ -2069,23 +2720,38 @@
           <m:t>0.693</m:t>
         </m:r>
       </m:oMath>
-      <w:ins w:id="141" w:author="PR Preview" w:date="2026-01-01T00:00:00Z">
-        <w:r>
-          <w:t xml:space="preserve"> </w:t>
-        </w:r>
-      </w:ins>
-      <w:ins w:id="142" w:author="PR Preview" w:date="2026-01-01T00:00:00Z">
-        <w:r>
-          <w:t xml:space="preserve">nats of</w:t>
-        </w:r>
-      </w:ins>
-      <w:ins w:id="143" w:author="PR Preview" w:date="2026-01-01T00:00:00Z">
+      <w:ins w:id="174" w:author="PR Preview" w:date="2026-01-01T00:00:00Z">
+        <w:r>
+          <w:t xml:space="preserve"> </w:t>
+        </w:r>
+      </w:ins>
+      <w:hyperlink w:anchor="def-nat">
+        <w:ins w:id="175" w:author="PR Preview" w:date="2026-01-01T00:00:00Z">
+          <w:r>
+            <w:rPr>
+              <w:rStyle w:val="Hyperlink"/>
+            </w:rPr>
+            <w:t xml:space="preserve">nats</w:t>
+          </w:r>
+        </w:ins>
+      </w:hyperlink>
+      <w:ins w:id="176" w:author="PR Preview" w:date="2026-01-01T00:00:00Z">
+        <w:r>
+          <w:t xml:space="preserve"> </w:t>
+        </w:r>
+      </w:ins>
+      <w:ins w:id="177" w:author="PR Preview" w:date="2026-01-01T00:00:00Z">
+        <w:r>
+          <w:t xml:space="preserve">of</w:t>
+        </w:r>
+      </w:ins>
+      <w:ins w:id="178" w:author="PR Preview" w:date="2026-01-01T00:00:00Z">
         <w:r>
           <w:t xml:space="preserve"> </w:t>
         </w:r>
       </w:ins>
       <w:hyperlink w:anchor="exm-coin-nats">
-        <w:ins w:id="144" w:author="PR Preview" w:date="2026-01-01T00:00:00Z">
+        <w:ins w:id="179" w:author="PR Preview" w:date="2026-01-01T00:00:00Z">
           <w:r>
             <w:rPr>
               <w:rStyle w:val="Hyperlink"/>
@@ -2094,17 +2760,17 @@
           </w:r>
         </w:ins>
       </w:hyperlink>
-      <w:ins w:id="145" w:author="PR Preview" w:date="2026-01-01T00:00:00Z">
-        <w:r>
-          <w:t xml:space="preserve"> </w:t>
-        </w:r>
-      </w:ins>
-      <w:ins w:id="146" w:author="PR Preview" w:date="2026-01-01T00:00:00Z">
+      <w:ins w:id="180" w:author="PR Preview" w:date="2026-01-01T00:00:00Z">
+        <w:r>
+          <w:t xml:space="preserve"> </w:t>
+        </w:r>
+      </w:ins>
+      <w:ins w:id="181" w:author="PR Preview" w:date="2026-01-01T00:00:00Z">
         <w:r>
           <w:t xml:space="preserve">are</w:t>
         </w:r>
       </w:ins>
-      <w:ins w:id="147" w:author="PR Preview" w:date="2026-01-01T00:00:00Z">
+      <w:ins w:id="182" w:author="PR Preview" w:date="2026-01-01T00:00:00Z">
         <w:r>
           <w:t xml:space="preserve"> </w:t>
         </w:r>
@@ -2132,14 +2798,24 @@
           <m:t>1</m:t>
         </m:r>
       </m:oMath>
-      <w:ins w:id="148" w:author="PR Preview" w:date="2026-01-01T00:00:00Z">
-        <w:r>
-          <w:t xml:space="preserve"> </w:t>
-        </w:r>
-      </w:ins>
-      <w:ins w:id="149" w:author="PR Preview" w:date="2026-01-01T00:00:00Z">
-        <w:r>
-          <w:t xml:space="preserve">bit.</w:t>
+      <w:ins w:id="183" w:author="PR Preview" w:date="2026-01-01T00:00:00Z">
+        <w:r>
+          <w:t xml:space="preserve"> </w:t>
+        </w:r>
+      </w:ins>
+      <w:hyperlink w:anchor="def-bit">
+        <w:ins w:id="184" w:author="PR Preview" w:date="2026-01-01T00:00:00Z">
+          <w:r>
+            <w:rPr>
+              <w:rStyle w:val="Hyperlink"/>
+            </w:rPr>
+            <w:t xml:space="preserve">bit</w:t>
+          </w:r>
+        </w:ins>
+      </w:hyperlink>
+      <w:ins w:id="185" w:author="PR Preview" w:date="2026-01-01T00:00:00Z">
+        <w:r>
+          <w:t xml:space="preserve">.</w:t>
         </w:r>
       </w:ins>
     </w:p>
@@ -2147,42 +2823,42 @@
       <w:pPr>
         <w:pStyle w:val="BodyText"/>
       </w:pPr>
-      <w:ins w:id="150" w:author="PR Preview" w:date="2026-01-01T00:00:00Z">
+      <w:ins w:id="186" w:author="PR Preview" w:date="2026-01-01T00:00:00Z">
         <w:r>
           <w:t xml:space="preserve">A bit as a unit of information is not the same thing as</w:t>
         </w:r>
       </w:ins>
-      <w:ins w:id="151" w:author="PR Preview" w:date="2026-01-01T00:00:00Z">
-        <w:r>
-          <w:t xml:space="preserve"> </w:t>
-        </w:r>
-      </w:ins>
-      <w:ins w:id="152" w:author="PR Preview" w:date="2026-01-01T00:00:00Z">
+      <w:ins w:id="187" w:author="PR Preview" w:date="2026-01-01T00:00:00Z">
+        <w:r>
+          <w:t xml:space="preserve"> </w:t>
+        </w:r>
+      </w:ins>
+      <w:ins w:id="188" w:author="PR Preview" w:date="2026-01-01T00:00:00Z">
         <w:r>
           <w:t xml:space="preserve">a bit as a binary digit.</w:t>
         </w:r>
       </w:ins>
-      <w:ins w:id="153" w:author="PR Preview" w:date="2026-01-01T00:00:00Z">
-        <w:r>
-          <w:t xml:space="preserve"> </w:t>
-        </w:r>
-      </w:ins>
-      <w:ins w:id="154" w:author="PR Preview" w:date="2026-01-01T00:00:00Z">
+      <w:ins w:id="189" w:author="PR Preview" w:date="2026-01-01T00:00:00Z">
+        <w:r>
+          <w:t xml:space="preserve"> </w:t>
+        </w:r>
+      </w:ins>
+      <w:ins w:id="190" w:author="PR Preview" w:date="2026-01-01T00:00:00Z">
         <w:r>
           <w:t xml:space="preserve">A binary digit whose two values are equally likely</w:t>
         </w:r>
       </w:ins>
-      <w:ins w:id="155" w:author="PR Preview" w:date="2026-01-01T00:00:00Z">
-        <w:r>
-          <w:t xml:space="preserve"> </w:t>
-        </w:r>
-      </w:ins>
-      <w:ins w:id="156" w:author="PR Preview" w:date="2026-01-01T00:00:00Z">
+      <w:ins w:id="191" w:author="PR Preview" w:date="2026-01-01T00:00:00Z">
+        <w:r>
+          <w:t xml:space="preserve"> </w:t>
+        </w:r>
+      </w:ins>
+      <w:ins w:id="192" w:author="PR Preview" w:date="2026-01-01T00:00:00Z">
         <w:r>
           <w:t xml:space="preserve">has a surprisal of exactly</w:t>
         </w:r>
       </w:ins>
-      <w:ins w:id="157" w:author="PR Preview" w:date="2026-01-01T00:00:00Z">
+      <w:ins w:id="193" w:author="PR Preview" w:date="2026-01-01T00:00:00Z">
         <w:r>
           <w:t xml:space="preserve"> </w:t>
         </w:r>
@@ -2192,27 +2868,27 @@
           <m:t>1</m:t>
         </m:r>
       </m:oMath>
-      <w:ins w:id="158" w:author="PR Preview" w:date="2026-01-01T00:00:00Z">
-        <w:r>
-          <w:t xml:space="preserve"> </w:t>
-        </w:r>
-      </w:ins>
-      <w:ins w:id="159" w:author="PR Preview" w:date="2026-01-01T00:00:00Z">
+      <w:ins w:id="194" w:author="PR Preview" w:date="2026-01-01T00:00:00Z">
+        <w:r>
+          <w:t xml:space="preserve"> </w:t>
+        </w:r>
+      </w:ins>
+      <w:ins w:id="195" w:author="PR Preview" w:date="2026-01-01T00:00:00Z">
         <w:r>
           <w:t xml:space="preserve">bit, whichever value it takes.</w:t>
         </w:r>
       </w:ins>
-      <w:ins w:id="160" w:author="PR Preview" w:date="2026-01-01T00:00:00Z">
-        <w:r>
-          <w:t xml:space="preserve"> </w:t>
-        </w:r>
-      </w:ins>
-      <w:ins w:id="161" w:author="PR Preview" w:date="2026-01-01T00:00:00Z">
+      <w:ins w:id="196" w:author="PR Preview" w:date="2026-01-01T00:00:00Z">
+        <w:r>
+          <w:t xml:space="preserve"> </w:t>
+        </w:r>
+      </w:ins>
+      <w:ins w:id="197" w:author="PR Preview" w:date="2026-01-01T00:00:00Z">
         <w:r>
           <w:t xml:space="preserve">A binary digit that is</w:t>
         </w:r>
       </w:ins>
-      <w:ins w:id="162" w:author="PR Preview" w:date="2026-01-01T00:00:00Z">
+      <w:ins w:id="198" w:author="PR Preview" w:date="2026-01-01T00:00:00Z">
         <w:r>
           <w:t xml:space="preserve"> </w:t>
         </w:r>
@@ -2222,27 +2898,27 @@
           <m:t>0</m:t>
         </m:r>
       </m:oMath>
-      <w:ins w:id="163" w:author="PR Preview" w:date="2026-01-01T00:00:00Z">
-        <w:r>
-          <w:t xml:space="preserve"> </w:t>
-        </w:r>
-      </w:ins>
-      <w:ins w:id="164" w:author="PR Preview" w:date="2026-01-01T00:00:00Z">
+      <w:ins w:id="199" w:author="PR Preview" w:date="2026-01-01T00:00:00Z">
+        <w:r>
+          <w:t xml:space="preserve"> </w:t>
+        </w:r>
+      </w:ins>
+      <w:ins w:id="200" w:author="PR Preview" w:date="2026-01-01T00:00:00Z">
         <w:r>
           <w:t xml:space="preserve">nine times in ten does not:</w:t>
         </w:r>
       </w:ins>
-      <w:ins w:id="165" w:author="PR Preview" w:date="2026-01-01T00:00:00Z">
-        <w:r>
-          <w:t xml:space="preserve"> </w:t>
-        </w:r>
-      </w:ins>
-      <w:ins w:id="166" w:author="PR Preview" w:date="2026-01-01T00:00:00Z">
+      <w:ins w:id="201" w:author="PR Preview" w:date="2026-01-01T00:00:00Z">
+        <w:r>
+          <w:t xml:space="preserve"> </w:t>
+        </w:r>
+      </w:ins>
+      <w:ins w:id="202" w:author="PR Preview" w:date="2026-01-01T00:00:00Z">
         <w:r>
           <w:t xml:space="preserve">the value</w:t>
         </w:r>
       </w:ins>
-      <w:ins w:id="167" w:author="PR Preview" w:date="2026-01-01T00:00:00Z">
+      <w:ins w:id="203" w:author="PR Preview" w:date="2026-01-01T00:00:00Z">
         <w:r>
           <w:t xml:space="preserve"> </w:t>
         </w:r>
@@ -2252,17 +2928,17 @@
           <m:t>0</m:t>
         </m:r>
       </m:oMath>
-      <w:ins w:id="168" w:author="PR Preview" w:date="2026-01-01T00:00:00Z">
-        <w:r>
-          <w:t xml:space="preserve"> </w:t>
-        </w:r>
-      </w:ins>
-      <w:ins w:id="169" w:author="PR Preview" w:date="2026-01-01T00:00:00Z">
+      <w:ins w:id="204" w:author="PR Preview" w:date="2026-01-01T00:00:00Z">
+        <w:r>
+          <w:t xml:space="preserve"> </w:t>
+        </w:r>
+      </w:ins>
+      <w:ins w:id="205" w:author="PR Preview" w:date="2026-01-01T00:00:00Z">
         <w:r>
           <w:t xml:space="preserve">has a surprisal of</w:t>
         </w:r>
       </w:ins>
-      <w:ins w:id="170" w:author="PR Preview" w:date="2026-01-01T00:00:00Z">
+      <w:ins w:id="206" w:author="PR Preview" w:date="2026-01-01T00:00:00Z">
         <w:r>
           <w:t xml:space="preserve"> </w:t>
         </w:r>
@@ -2302,27 +2978,27 @@
           <m:t>0.152</m:t>
         </m:r>
       </m:oMath>
-      <w:ins w:id="171" w:author="PR Preview" w:date="2026-01-01T00:00:00Z">
-        <w:r>
-          <w:t xml:space="preserve"> </w:t>
-        </w:r>
-      </w:ins>
-      <w:ins w:id="172" w:author="PR Preview" w:date="2026-01-01T00:00:00Z">
+      <w:ins w:id="207" w:author="PR Preview" w:date="2026-01-01T00:00:00Z">
+        <w:r>
+          <w:t xml:space="preserve"> </w:t>
+        </w:r>
+      </w:ins>
+      <w:ins w:id="208" w:author="PR Preview" w:date="2026-01-01T00:00:00Z">
         <w:r>
           <w:t xml:space="preserve">bits,</w:t>
         </w:r>
       </w:ins>
-      <w:ins w:id="173" w:author="PR Preview" w:date="2026-01-01T00:00:00Z">
-        <w:r>
-          <w:t xml:space="preserve"> </w:t>
-        </w:r>
-      </w:ins>
-      <w:ins w:id="174" w:author="PR Preview" w:date="2026-01-01T00:00:00Z">
+      <w:ins w:id="209" w:author="PR Preview" w:date="2026-01-01T00:00:00Z">
+        <w:r>
+          <w:t xml:space="preserve"> </w:t>
+        </w:r>
+      </w:ins>
+      <w:ins w:id="210" w:author="PR Preview" w:date="2026-01-01T00:00:00Z">
         <w:r>
           <w:t xml:space="preserve">and the value</w:t>
         </w:r>
       </w:ins>
-      <w:ins w:id="175" w:author="PR Preview" w:date="2026-01-01T00:00:00Z">
+      <w:ins w:id="211" w:author="PR Preview" w:date="2026-01-01T00:00:00Z">
         <w:r>
           <w:t xml:space="preserve"> </w:t>
         </w:r>
@@ -2332,17 +3008,17 @@
           <m:t>1</m:t>
         </m:r>
       </m:oMath>
-      <w:ins w:id="176" w:author="PR Preview" w:date="2026-01-01T00:00:00Z">
-        <w:r>
-          <w:t xml:space="preserve"> </w:t>
-        </w:r>
-      </w:ins>
-      <w:ins w:id="177" w:author="PR Preview" w:date="2026-01-01T00:00:00Z">
+      <w:ins w:id="212" w:author="PR Preview" w:date="2026-01-01T00:00:00Z">
+        <w:r>
+          <w:t xml:space="preserve"> </w:t>
+        </w:r>
+      </w:ins>
+      <w:ins w:id="213" w:author="PR Preview" w:date="2026-01-01T00:00:00Z">
         <w:r>
           <w:t xml:space="preserve">has a surprisal of</w:t>
         </w:r>
       </w:ins>
-      <w:ins w:id="178" w:author="PR Preview" w:date="2026-01-01T00:00:00Z">
+      <w:ins w:id="214" w:author="PR Preview" w:date="2026-01-01T00:00:00Z">
         <w:r>
           <w:t xml:space="preserve"> </w:t>
         </w:r>
@@ -2382,12 +3058,12 @@
           <m:t>3.322</m:t>
         </m:r>
       </m:oMath>
-      <w:ins w:id="179" w:author="PR Preview" w:date="2026-01-01T00:00:00Z">
-        <w:r>
-          <w:t xml:space="preserve"> </w:t>
-        </w:r>
-      </w:ins>
-      <w:ins w:id="180" w:author="PR Preview" w:date="2026-01-01T00:00:00Z">
+      <w:ins w:id="215" w:author="PR Preview" w:date="2026-01-01T00:00:00Z">
+        <w:r>
+          <w:t xml:space="preserve"> </w:t>
+        </w:r>
+      </w:ins>
+      <w:ins w:id="216" w:author="PR Preview" w:date="2026-01-01T00:00:00Z">
         <w:r>
           <w:t xml:space="preserve">bits.</w:t>
         </w:r>
@@ -2399,7 +3075,7 @@
       <w:pPr>
         <w:pStyle w:val="BodyText"/>
       </w:pPr>
-      <w:ins w:id="181" w:author="PR Preview" w:date="2026-01-01T00:00:00Z">
+      <w:ins w:id="217" w:author="PR Preview" w:date="2026-01-01T00:00:00Z">
         <w:r>
           <w:rPr>
             <w:i/>
@@ -2408,27 +3084,27 @@
           <w:t xml:space="preserve">Remark 2</w:t>
         </w:r>
       </w:ins>
-      <w:ins w:id="182" w:author="PR Preview" w:date="2026-01-01T00:00:00Z">
+      <w:ins w:id="218" w:author="PR Preview" w:date="2026-01-01T00:00:00Z">
         <w:r>
           <w:t xml:space="preserve"> (Unlikely outcomes carry more information). </w:t>
         </w:r>
       </w:ins>
-      <w:ins w:id="183" w:author="PR Preview" w:date="2026-01-01T00:00:00Z">
+      <w:ins w:id="219" w:author="PR Preview" w:date="2026-01-01T00:00:00Z">
         <w:r>
           <w:t xml:space="preserve">Surprisal is large when an outcome was unlikely,</w:t>
         </w:r>
       </w:ins>
-      <w:ins w:id="184" w:author="PR Preview" w:date="2026-01-01T00:00:00Z">
-        <w:r>
-          <w:t xml:space="preserve"> </w:t>
-        </w:r>
-      </w:ins>
-      <w:ins w:id="185" w:author="PR Preview" w:date="2026-01-01T00:00:00Z">
+      <w:ins w:id="220" w:author="PR Preview" w:date="2026-01-01T00:00:00Z">
+        <w:r>
+          <w:t xml:space="preserve"> </w:t>
+        </w:r>
+      </w:ins>
+      <w:ins w:id="221" w:author="PR Preview" w:date="2026-01-01T00:00:00Z">
         <w:r>
           <w:t xml:space="preserve">and it falls to</w:t>
         </w:r>
       </w:ins>
-      <w:ins w:id="186" w:author="PR Preview" w:date="2026-01-01T00:00:00Z">
+      <w:ins w:id="222" w:author="PR Preview" w:date="2026-01-01T00:00:00Z">
         <w:r>
           <w:t xml:space="preserve"> </w:t>
         </w:r>
@@ -2438,27 +3114,27 @@
           <m:t>0</m:t>
         </m:r>
       </m:oMath>
-      <w:ins w:id="187" w:author="PR Preview" w:date="2026-01-01T00:00:00Z">
-        <w:r>
-          <w:t xml:space="preserve"> </w:t>
-        </w:r>
-      </w:ins>
-      <w:ins w:id="188" w:author="PR Preview" w:date="2026-01-01T00:00:00Z">
+      <w:ins w:id="223" w:author="PR Preview" w:date="2026-01-01T00:00:00Z">
+        <w:r>
+          <w:t xml:space="preserve"> </w:t>
+        </w:r>
+      </w:ins>
+      <w:ins w:id="224" w:author="PR Preview" w:date="2026-01-01T00:00:00Z">
         <w:r>
           <w:t xml:space="preserve">as the outcome becomes certain.</w:t>
         </w:r>
       </w:ins>
-      <w:ins w:id="189" w:author="PR Preview" w:date="2026-01-01T00:00:00Z">
-        <w:r>
-          <w:t xml:space="preserve"> </w:t>
-        </w:r>
-      </w:ins>
-      <w:ins w:id="190" w:author="PR Preview" w:date="2026-01-01T00:00:00Z">
+      <w:ins w:id="225" w:author="PR Preview" w:date="2026-01-01T00:00:00Z">
+        <w:r>
+          <w:t xml:space="preserve"> </w:t>
+        </w:r>
+      </w:ins>
+      <w:ins w:id="226" w:author="PR Preview" w:date="2026-01-01T00:00:00Z">
         <w:r>
           <w:t xml:space="preserve">Correctly predicting heads on one toss of a fair coin is worth</w:t>
         </w:r>
       </w:ins>
-      <w:ins w:id="191" w:author="PR Preview" w:date="2026-01-01T00:00:00Z">
+      <w:ins w:id="227" w:author="PR Preview" w:date="2026-01-01T00:00:00Z">
         <w:r>
           <w:t xml:space="preserve"> </w:t>
         </w:r>
@@ -2468,27 +3144,27 @@
           <m:t>1</m:t>
         </m:r>
       </m:oMath>
-      <w:ins w:id="192" w:author="PR Preview" w:date="2026-01-01T00:00:00Z">
-        <w:r>
-          <w:t xml:space="preserve"> </w:t>
-        </w:r>
-      </w:ins>
-      <w:ins w:id="193" w:author="PR Preview" w:date="2026-01-01T00:00:00Z">
+      <w:ins w:id="228" w:author="PR Preview" w:date="2026-01-01T00:00:00Z">
+        <w:r>
+          <w:t xml:space="preserve"> </w:t>
+        </w:r>
+      </w:ins>
+      <w:ins w:id="229" w:author="PR Preview" w:date="2026-01-01T00:00:00Z">
         <w:r>
           <w:t xml:space="preserve">bit;</w:t>
         </w:r>
       </w:ins>
-      <w:ins w:id="194" w:author="PR Preview" w:date="2026-01-01T00:00:00Z">
-        <w:r>
-          <w:t xml:space="preserve"> </w:t>
-        </w:r>
-      </w:ins>
-      <w:ins w:id="195" w:author="PR Preview" w:date="2026-01-01T00:00:00Z">
+      <w:ins w:id="230" w:author="PR Preview" w:date="2026-01-01T00:00:00Z">
+        <w:r>
+          <w:t xml:space="preserve"> </w:t>
+        </w:r>
+      </w:ins>
+      <w:ins w:id="231" w:author="PR Preview" w:date="2026-01-01T00:00:00Z">
         <w:r>
           <w:t xml:space="preserve">correctly predicting ten heads in a row is worth</w:t>
         </w:r>
       </w:ins>
-      <w:ins w:id="196" w:author="PR Preview" w:date="2026-01-01T00:00:00Z">
+      <w:ins w:id="232" w:author="PR Preview" w:date="2026-01-01T00:00:00Z">
         <w:r>
           <w:t xml:space="preserve"> </w:t>
         </w:r>
@@ -2498,12 +3174,12 @@
           <m:t>10</m:t>
         </m:r>
       </m:oMath>
-      <w:ins w:id="197" w:author="PR Preview" w:date="2026-01-01T00:00:00Z">
-        <w:r>
-          <w:t xml:space="preserve"> </w:t>
-        </w:r>
-      </w:ins>
-      <w:ins w:id="198" w:author="PR Preview" w:date="2026-01-01T00:00:00Z">
+      <w:ins w:id="233" w:author="PR Preview" w:date="2026-01-01T00:00:00Z">
+        <w:r>
+          <w:t xml:space="preserve"> </w:t>
+        </w:r>
+      </w:ins>
+      <w:ins w:id="234" w:author="PR Preview" w:date="2026-01-01T00:00:00Z">
         <w:r>
           <w:t xml:space="preserve">bits.</w:t>
         </w:r>
@@ -2515,7 +3191,7 @@
       <w:pPr>
         <w:pStyle w:val="BodyText"/>
       </w:pPr>
-      <w:ins w:id="199" w:author="PR Preview" w:date="2026-01-01T00:00:00Z">
+      <w:ins w:id="235" w:author="PR Preview" w:date="2026-01-01T00:00:00Z">
         <w:r>
           <w:rPr>
             <w:i/>
@@ -2524,23 +3200,23 @@
           <w:t xml:space="preserve">Remark 3</w:t>
         </w:r>
       </w:ins>
-      <w:ins w:id="200" w:author="PR Preview" w:date="2026-01-01T00:00:00Z">
+      <w:ins w:id="236" w:author="PR Preview" w:date="2026-01-01T00:00:00Z">
         <w:r>
           <w:t xml:space="preserve"> (Entropy is expected surprisal). </w:t>
         </w:r>
       </w:ins>
-      <w:ins w:id="201" w:author="PR Preview" w:date="2026-01-01T00:00:00Z">
+      <w:ins w:id="237" w:author="PR Preview" w:date="2026-01-01T00:00:00Z">
         <w:r>
           <w:t xml:space="preserve">The</w:t>
         </w:r>
       </w:ins>
-      <w:ins w:id="202" w:author="PR Preview" w:date="2026-01-01T00:00:00Z">
+      <w:ins w:id="238" w:author="PR Preview" w:date="2026-01-01T00:00:00Z">
         <w:r>
           <w:t xml:space="preserve"> </w:t>
         </w:r>
       </w:ins>
       <w:hyperlink r:id="rId17">
-        <w:ins w:id="203" w:author="PR Preview" w:date="2026-01-01T00:00:00Z">
+        <w:ins w:id="239" w:author="PR Preview" w:date="2026-01-01T00:00:00Z">
           <w:r>
             <w:rPr>
               <w:rStyle w:val="Hyperlink"/>
@@ -2549,17 +3225,17 @@
           </w:r>
         </w:ins>
       </w:hyperlink>
-      <w:ins w:id="204" w:author="PR Preview" w:date="2026-01-01T00:00:00Z">
-        <w:r>
-          <w:t xml:space="preserve"> </w:t>
-        </w:r>
-      </w:ins>
-      <w:ins w:id="205" w:author="PR Preview" w:date="2026-01-01T00:00:00Z">
+      <w:ins w:id="240" w:author="PR Preview" w:date="2026-01-01T00:00:00Z">
+        <w:r>
+          <w:t xml:space="preserve"> </w:t>
+        </w:r>
+      </w:ins>
+      <w:ins w:id="241" w:author="PR Preview" w:date="2026-01-01T00:00:00Z">
         <w:r>
           <w:t xml:space="preserve">of a discrete random variable</w:t>
         </w:r>
       </w:ins>
-      <w:ins w:id="206" w:author="PR Preview" w:date="2026-01-01T00:00:00Z">
+      <w:ins w:id="242" w:author="PR Preview" w:date="2026-01-01T00:00:00Z">
         <w:r>
           <w:t xml:space="preserve"> </w:t>
         </w:r>
@@ -2569,23 +3245,23 @@
           <m:t>X</m:t>
         </m:r>
       </m:oMath>
-      <w:ins w:id="207" w:author="PR Preview" w:date="2026-01-01T00:00:00Z">
-        <w:r>
-          <w:t xml:space="preserve"> </w:t>
-        </w:r>
-      </w:ins>
-      <w:ins w:id="208" w:author="PR Preview" w:date="2026-01-01T00:00:00Z">
+      <w:ins w:id="243" w:author="PR Preview" w:date="2026-01-01T00:00:00Z">
+        <w:r>
+          <w:t xml:space="preserve"> </w:t>
+        </w:r>
+      </w:ins>
+      <w:ins w:id="244" w:author="PR Preview" w:date="2026-01-01T00:00:00Z">
         <w:r>
           <w:t xml:space="preserve">is the</w:t>
         </w:r>
       </w:ins>
-      <w:ins w:id="209" w:author="PR Preview" w:date="2026-01-01T00:00:00Z">
+      <w:ins w:id="245" w:author="PR Preview" w:date="2026-01-01T00:00:00Z">
         <w:r>
           <w:t xml:space="preserve"> </w:t>
         </w:r>
       </w:ins>
       <w:hyperlink r:id="rId18">
-        <w:ins w:id="210" w:author="PR Preview" w:date="2026-01-01T00:00:00Z">
+        <w:ins w:id="246" w:author="PR Preview" w:date="2026-01-01T00:00:00Z">
           <w:r>
             <w:rPr>
               <w:rStyle w:val="Hyperlink"/>
@@ -2594,23 +3270,23 @@
           </w:r>
         </w:ins>
       </w:hyperlink>
-      <w:ins w:id="211" w:author="PR Preview" w:date="2026-01-01T00:00:00Z">
-        <w:r>
-          <w:t xml:space="preserve"> </w:t>
-        </w:r>
-      </w:ins>
-      <w:ins w:id="212" w:author="PR Preview" w:date="2026-01-01T00:00:00Z">
+      <w:ins w:id="247" w:author="PR Preview" w:date="2026-01-01T00:00:00Z">
+        <w:r>
+          <w:t xml:space="preserve"> </w:t>
+        </w:r>
+      </w:ins>
+      <w:ins w:id="248" w:author="PR Preview" w:date="2026-01-01T00:00:00Z">
         <w:r>
           <w:t xml:space="preserve">of its</w:t>
         </w:r>
       </w:ins>
-      <w:ins w:id="213" w:author="PR Preview" w:date="2026-01-01T00:00:00Z">
+      <w:ins w:id="249" w:author="PR Preview" w:date="2026-01-01T00:00:00Z">
         <w:r>
           <w:t xml:space="preserve"> </w:t>
         </w:r>
       </w:ins>
       <w:hyperlink w:anchor="def-surprisal">
-        <w:ins w:id="214" w:author="PR Preview" w:date="2026-01-01T00:00:00Z">
+        <w:ins w:id="250" w:author="PR Preview" w:date="2026-01-01T00:00:00Z">
           <w:r>
             <w:rPr>
               <w:rStyle w:val="Hyperlink"/>
@@ -2619,7 +3295,7 @@
           </w:r>
         </w:ins>
       </w:hyperlink>
-      <w:ins w:id="215" w:author="PR Preview" w:date="2026-01-01T00:00:00Z">
+      <w:ins w:id="251" w:author="PR Preview" w:date="2026-01-01T00:00:00Z">
         <w:r>
           <w:t xml:space="preserve">:</w:t>
         </w:r>
@@ -2921,7 +3597,7 @@
       <w:pPr>
         <w:pStyle w:val="BodyText"/>
       </w:pPr>
-      <w:del w:id="216" w:author="PR Preview" w:date="2026-01-01T00:00:00Z">
+      <w:del w:id="252" w:author="PR Preview" w:date="2026-01-01T00:00:00Z">
         <w:r>
           <w:rPr>
             <w:i/>
@@ -2930,17 +3606,17 @@
           <w:delText xml:space="preserve">Remark 3</w:delText>
         </w:r>
       </w:del>
-      <w:del w:id="217" w:author="PR Preview" w:date="2026-01-01T00:00:00Z">
+      <w:del w:id="253" w:author="PR Preview" w:date="2026-01-01T00:00:00Z">
         <w:r>
           <w:delText xml:space="preserve"> (Surprisal and the Fisher information). </w:delText>
         </w:r>
       </w:del>
-      <w:del w:id="218" w:author="PR Preview" w:date="2026-01-01T00:00:00Z">
+      <w:del w:id="254" w:author="PR Preview" w:date="2026-01-01T00:00:00Z">
         <w:r>
           <w:delText xml:space="preserve">When the probabilities depend on a parameter</w:delText>
         </w:r>
       </w:del>
-      <w:del w:id="219" w:author="PR Preview" w:date="2026-01-01T00:00:00Z">
+      <w:del w:id="255" w:author="PR Preview" w:date="2026-01-01T00:00:00Z">
         <w:r>
           <w:delText xml:space="preserve"> </w:delText>
         </w:r>
@@ -2950,28 +3626,28 @@
           <m:t>θ</m:t>
         </m:r>
       </m:oMath>
-      <w:del w:id="220" w:author="PR Preview" w:date="2026-01-01T00:00:00Z">
+      <w:del w:id="256" w:author="PR Preview" w:date="2026-01-01T00:00:00Z">
         <w:r>
           <w:delText xml:space="preserve">,</w:delText>
         </w:r>
       </w:del>
-      <w:del w:id="221" w:author="PR Preview" w:date="2026-01-01T00:00:00Z">
-        <w:r>
-          <w:delText xml:space="preserve"> </w:delText>
-        </w:r>
-      </w:del>
-      <w:del w:id="222" w:author="PR Preview" w:date="2026-01-01T00:00:00Z">
+      <w:del w:id="257" w:author="PR Preview" w:date="2026-01-01T00:00:00Z">
+        <w:r>
+          <w:delText xml:space="preserve"> </w:delText>
+        </w:r>
+      </w:del>
+      <w:del w:id="258" w:author="PR Preview" w:date="2026-01-01T00:00:00Z">
         <w:r>
           <w:delText xml:space="preserve">the</w:delText>
         </w:r>
       </w:del>
-      <w:del w:id="223" w:author="PR Preview" w:date="2026-01-01T00:00:00Z">
+      <w:del w:id="259" w:author="PR Preview" w:date="2026-01-01T00:00:00Z">
         <w:r>
           <w:delText xml:space="preserve"> </w:delText>
         </w:r>
       </w:del>
       <w:hyperlink w:anchor="def-surprisal">
-        <w:del w:id="224" w:author="PR Preview" w:date="2026-01-01T00:00:00Z">
+        <w:del w:id="260" w:author="PR Preview" w:date="2026-01-01T00:00:00Z">
           <w:r>
             <w:rPr>
               <w:rStyle w:val="Hyperlink"/>
@@ -2980,17 +3656,17 @@
           </w:r>
         </w:del>
       </w:hyperlink>
-      <w:del w:id="225" w:author="PR Preview" w:date="2026-01-01T00:00:00Z">
-        <w:r>
-          <w:delText xml:space="preserve"> </w:delText>
-        </w:r>
-      </w:del>
-      <w:del w:id="226" w:author="PR Preview" w:date="2026-01-01T00:00:00Z">
+      <w:del w:id="261" w:author="PR Preview" w:date="2026-01-01T00:00:00Z">
+        <w:r>
+          <w:delText xml:space="preserve"> </w:delText>
+        </w:r>
+      </w:del>
+      <w:del w:id="262" w:author="PR Preview" w:date="2026-01-01T00:00:00Z">
         <w:r>
           <w:delText xml:space="preserve">of an outcome</w:delText>
         </w:r>
       </w:del>
-      <w:del w:id="227" w:author="PR Preview" w:date="2026-01-01T00:00:00Z">
+      <w:del w:id="263" w:author="PR Preview" w:date="2026-01-01T00:00:00Z">
         <w:r>
           <w:delText xml:space="preserve"> </w:delText>
         </w:r>
@@ -3000,17 +3676,17 @@
           <m:t>x</m:t>
         </m:r>
       </m:oMath>
-      <w:del w:id="228" w:author="PR Preview" w:date="2026-01-01T00:00:00Z">
-        <w:r>
-          <w:delText xml:space="preserve"> </w:delText>
-        </w:r>
-      </w:del>
-      <w:del w:id="229" w:author="PR Preview" w:date="2026-01-01T00:00:00Z">
+      <w:del w:id="264" w:author="PR Preview" w:date="2026-01-01T00:00:00Z">
+        <w:r>
+          <w:delText xml:space="preserve"> </w:delText>
+        </w:r>
+      </w:del>
+      <w:del w:id="265" w:author="PR Preview" w:date="2026-01-01T00:00:00Z">
         <w:r>
           <w:delText xml:space="preserve">is</w:delText>
         </w:r>
       </w:del>
-      <w:del w:id="230" w:author="PR Preview" w:date="2026-01-01T00:00:00Z">
+      <w:del w:id="266" w:author="PR Preview" w:date="2026-01-01T00:00:00Z">
         <w:r>
           <w:delText xml:space="preserve"> </w:delText>
         </w:r>
@@ -3059,32 +3735,32 @@
           <m:t>)</m:t>
         </m:r>
       </m:oMath>
-      <w:del w:id="231" w:author="PR Preview" w:date="2026-01-01T00:00:00Z">
+      <w:del w:id="267" w:author="PR Preview" w:date="2026-01-01T00:00:00Z">
         <w:r>
           <w:delText xml:space="preserve">,</w:delText>
         </w:r>
       </w:del>
-      <w:del w:id="232" w:author="PR Preview" w:date="2026-01-01T00:00:00Z">
-        <w:r>
-          <w:delText xml:space="preserve"> </w:delText>
-        </w:r>
-      </w:del>
-      <w:del w:id="233" w:author="PR Preview" w:date="2026-01-01T00:00:00Z">
+      <w:del w:id="268" w:author="PR Preview" w:date="2026-01-01T00:00:00Z">
+        <w:r>
+          <w:delText xml:space="preserve"> </w:delText>
+        </w:r>
+      </w:del>
+      <w:del w:id="269" w:author="PR Preview" w:date="2026-01-01T00:00:00Z">
         <w:r>
           <w:delText xml:space="preserve">which is minus the log-likelihood.</w:delText>
         </w:r>
       </w:del>
-      <w:del w:id="234" w:author="PR Preview" w:date="2026-01-01T00:00:00Z">
-        <w:r>
-          <w:delText xml:space="preserve"> </w:delText>
-        </w:r>
-      </w:del>
-      <w:del w:id="235" w:author="PR Preview" w:date="2026-01-01T00:00:00Z">
+      <w:del w:id="270" w:author="PR Preview" w:date="2026-01-01T00:00:00Z">
+        <w:r>
+          <w:delText xml:space="preserve"> </w:delText>
+        </w:r>
+      </w:del>
+      <w:del w:id="271" w:author="PR Preview" w:date="2026-01-01T00:00:00Z">
         <w:r>
           <w:delText xml:space="preserve">Its derivative with respect to</w:delText>
         </w:r>
       </w:del>
-      <w:del w:id="236" w:author="PR Preview" w:date="2026-01-01T00:00:00Z">
+      <w:del w:id="272" w:author="PR Preview" w:date="2026-01-01T00:00:00Z">
         <w:r>
           <w:delText xml:space="preserve"> </w:delText>
         </w:r>
@@ -3094,23 +3770,23 @@
           <m:t>θ</m:t>
         </m:r>
       </m:oMath>
-      <w:del w:id="237" w:author="PR Preview" w:date="2026-01-01T00:00:00Z">
-        <w:r>
-          <w:delText xml:space="preserve"> </w:delText>
-        </w:r>
-      </w:del>
-      <w:del w:id="238" w:author="PR Preview" w:date="2026-01-01T00:00:00Z">
+      <w:del w:id="273" w:author="PR Preview" w:date="2026-01-01T00:00:00Z">
+        <w:r>
+          <w:delText xml:space="preserve"> </w:delText>
+        </w:r>
+      </w:del>
+      <w:del w:id="274" w:author="PR Preview" w:date="2026-01-01T00:00:00Z">
         <w:r>
           <w:delText xml:space="preserve">is minus the</w:delText>
         </w:r>
       </w:del>
-      <w:del w:id="239" w:author="PR Preview" w:date="2026-01-01T00:00:00Z">
+      <w:del w:id="275" w:author="PR Preview" w:date="2026-01-01T00:00:00Z">
         <w:r>
           <w:delText xml:space="preserve"> </w:delText>
         </w:r>
       </w:del>
       <w:hyperlink r:id="rId21">
-        <w:del w:id="240" w:author="PR Preview" w:date="2026-01-01T00:00:00Z">
+        <w:del w:id="276" w:author="PR Preview" w:date="2026-01-01T00:00:00Z">
           <w:r>
             <w:rPr>
               <w:rStyle w:val="Hyperlink"/>
@@ -3119,28 +3795,28 @@
           </w:r>
         </w:del>
       </w:hyperlink>
-      <w:del w:id="241" w:author="PR Preview" w:date="2026-01-01T00:00:00Z">
+      <w:del w:id="277" w:author="PR Preview" w:date="2026-01-01T00:00:00Z">
         <w:r>
           <w:delText xml:space="preserve">.</w:delText>
         </w:r>
       </w:del>
-      <w:del w:id="242" w:author="PR Preview" w:date="2026-01-01T00:00:00Z">
-        <w:r>
-          <w:delText xml:space="preserve"> </w:delText>
-        </w:r>
-      </w:del>
-      <w:del w:id="243" w:author="PR Preview" w:date="2026-01-01T00:00:00Z">
+      <w:del w:id="278" w:author="PR Preview" w:date="2026-01-01T00:00:00Z">
+        <w:r>
+          <w:delText xml:space="preserve"> </w:delText>
+        </w:r>
+      </w:del>
+      <w:del w:id="279" w:author="PR Preview" w:date="2026-01-01T00:00:00Z">
         <w:r>
           <w:delText xml:space="preserve">The expected squared score is the</w:delText>
         </w:r>
       </w:del>
-      <w:del w:id="244" w:author="PR Preview" w:date="2026-01-01T00:00:00Z">
+      <w:del w:id="280" w:author="PR Preview" w:date="2026-01-01T00:00:00Z">
         <w:r>
           <w:delText xml:space="preserve"> </w:delText>
         </w:r>
       </w:del>
       <w:hyperlink r:id="rId22">
-        <w:del w:id="245" w:author="PR Preview" w:date="2026-01-01T00:00:00Z">
+        <w:del w:id="281" w:author="PR Preview" w:date="2026-01-01T00:00:00Z">
           <w:r>
             <w:rPr>
               <w:rStyle w:val="Hyperlink"/>
@@ -3149,38 +3825,38 @@
           </w:r>
         </w:del>
       </w:hyperlink>
-      <w:del w:id="246" w:author="PR Preview" w:date="2026-01-01T00:00:00Z">
+      <w:del w:id="282" w:author="PR Preview" w:date="2026-01-01T00:00:00Z">
         <w:r>
           <w:delText xml:space="preserve">,</w:delText>
         </w:r>
       </w:del>
-      <w:del w:id="247" w:author="PR Preview" w:date="2026-01-01T00:00:00Z">
-        <w:r>
-          <w:delText xml:space="preserve"> </w:delText>
-        </w:r>
-      </w:del>
-      <w:del w:id="248" w:author="PR Preview" w:date="2026-01-01T00:00:00Z">
+      <w:del w:id="283" w:author="PR Preview" w:date="2026-01-01T00:00:00Z">
+        <w:r>
+          <w:delText xml:space="preserve"> </w:delText>
+        </w:r>
+      </w:del>
+      <w:del w:id="284" w:author="PR Preview" w:date="2026-01-01T00:00:00Z">
         <w:r>
           <w:delText xml:space="preserve">which is also the second derivative, at the true parameter value,</w:delText>
         </w:r>
       </w:del>
-      <w:del w:id="249" w:author="PR Preview" w:date="2026-01-01T00:00:00Z">
-        <w:r>
-          <w:delText xml:space="preserve"> </w:delText>
-        </w:r>
-      </w:del>
-      <w:del w:id="250" w:author="PR Preview" w:date="2026-01-01T00:00:00Z">
+      <w:del w:id="285" w:author="PR Preview" w:date="2026-01-01T00:00:00Z">
+        <w:r>
+          <w:delText xml:space="preserve"> </w:delText>
+        </w:r>
+      </w:del>
+      <w:del w:id="286" w:author="PR Preview" w:date="2026-01-01T00:00:00Z">
         <w:r>
           <w:delText xml:space="preserve">of the</w:delText>
         </w:r>
       </w:del>
-      <w:del w:id="251" w:author="PR Preview" w:date="2026-01-01T00:00:00Z">
+      <w:del w:id="287" w:author="PR Preview" w:date="2026-01-01T00:00:00Z">
         <w:r>
           <w:delText xml:space="preserve"> </w:delText>
         </w:r>
       </w:del>
       <w:hyperlink r:id="rId23">
-        <w:del w:id="252" w:author="PR Preview" w:date="2026-01-01T00:00:00Z">
+        <w:del w:id="288" w:author="PR Preview" w:date="2026-01-01T00:00:00Z">
           <w:r>
             <w:rPr>
               <w:rStyle w:val="Hyperlink"/>
@@ -3189,28 +3865,28 @@
           </w:r>
         </w:del>
       </w:hyperlink>
-      <w:del w:id="253" w:author="PR Preview" w:date="2026-01-01T00:00:00Z">
-        <w:r>
-          <w:delText xml:space="preserve"> </w:delText>
-        </w:r>
-      </w:del>
-      <w:del w:id="254" w:author="PR Preview" w:date="2026-01-01T00:00:00Z">
+      <w:del w:id="289" w:author="PR Preview" w:date="2026-01-01T00:00:00Z">
+        <w:r>
+          <w:delText xml:space="preserve"> </w:delText>
+        </w:r>
+      </w:del>
+      <w:del w:id="290" w:author="PR Preview" w:date="2026-01-01T00:00:00Z">
         <w:r>
           <w:delText xml:space="preserve">between the model at that value and the model at the varying value</w:delText>
         </w:r>
       </w:del>
-      <w:del w:id="255" w:author="PR Preview" w:date="2026-01-01T00:00:00Z">
-        <w:r>
-          <w:delText xml:space="preserve"> </w:delText>
-        </w:r>
-      </w:del>
-      <w:del w:id="256" w:author="PR Preview" w:date="2026-01-01T00:00:00Z">
+      <w:del w:id="291" w:author="PR Preview" w:date="2026-01-01T00:00:00Z">
+        <w:r>
+          <w:delText xml:space="preserve"> </w:delText>
+        </w:r>
+      </w:del>
+      <w:del w:id="292" w:author="PR Preview" w:date="2026-01-01T00:00:00Z">
         <w:r>
           <w:delText xml:space="preserve">(</w:delText>
         </w:r>
       </w:del>
       <w:hyperlink r:id="rId24">
-        <w:del w:id="257" w:author="PR Preview" w:date="2026-01-01T00:00:00Z">
+        <w:del w:id="293" w:author="PR Preview" w:date="2026-01-01T00:00:00Z">
           <w:r>
             <w:rPr>
               <w:rStyle w:val="Hyperlink"/>
@@ -3219,7 +3895,7 @@
           </w:r>
         </w:del>
       </w:hyperlink>
-      <w:del w:id="258" w:author="PR Preview" w:date="2026-01-01T00:00:00Z">
+      <w:del w:id="294" w:author="PR Preview" w:date="2026-01-01T00:00:00Z">
         <w:r>
           <w:delText xml:space="preserve">).</w:delText>
         </w:r>
@@ -3229,7 +3905,7 @@
       <w:pPr>
         <w:pStyle w:val="BodyText"/>
       </w:pPr>
-      <w:ins w:id="259" w:author="PR Preview" w:date="2026-01-01T00:00:00Z">
+      <w:ins w:id="295" w:author="PR Preview" w:date="2026-01-01T00:00:00Z">
         <w:r>
           <w:rPr>
             <w:i/>
@@ -3238,17 +3914,17 @@
           <w:t xml:space="preserve">Remark 4</w:t>
         </w:r>
       </w:ins>
-      <w:ins w:id="260" w:author="PR Preview" w:date="2026-01-01T00:00:00Z">
+      <w:ins w:id="296" w:author="PR Preview" w:date="2026-01-01T00:00:00Z">
         <w:r>
           <w:t xml:space="preserve"> (Surprisal and the Fisher information). </w:t>
         </w:r>
       </w:ins>
-      <w:ins w:id="261" w:author="PR Preview" w:date="2026-01-01T00:00:00Z">
+      <w:ins w:id="297" w:author="PR Preview" w:date="2026-01-01T00:00:00Z">
         <w:r>
           <w:t xml:space="preserve">When the probabilities depend on a parameter</w:t>
         </w:r>
       </w:ins>
-      <w:ins w:id="262" w:author="PR Preview" w:date="2026-01-01T00:00:00Z">
+      <w:ins w:id="298" w:author="PR Preview" w:date="2026-01-01T00:00:00Z">
         <w:r>
           <w:t xml:space="preserve"> </w:t>
         </w:r>
@@ -3258,28 +3934,28 @@
           <m:t>θ</m:t>
         </m:r>
       </m:oMath>
-      <w:ins w:id="263" w:author="PR Preview" w:date="2026-01-01T00:00:00Z">
+      <w:ins w:id="299" w:author="PR Preview" w:date="2026-01-01T00:00:00Z">
         <w:r>
           <w:t xml:space="preserve">,</w:t>
         </w:r>
       </w:ins>
-      <w:ins w:id="264" w:author="PR Preview" w:date="2026-01-01T00:00:00Z">
-        <w:r>
-          <w:t xml:space="preserve"> </w:t>
-        </w:r>
-      </w:ins>
-      <w:ins w:id="265" w:author="PR Preview" w:date="2026-01-01T00:00:00Z">
+      <w:ins w:id="300" w:author="PR Preview" w:date="2026-01-01T00:00:00Z">
+        <w:r>
+          <w:t xml:space="preserve"> </w:t>
+        </w:r>
+      </w:ins>
+      <w:ins w:id="301" w:author="PR Preview" w:date="2026-01-01T00:00:00Z">
         <w:r>
           <w:t xml:space="preserve">the</w:t>
         </w:r>
       </w:ins>
-      <w:ins w:id="266" w:author="PR Preview" w:date="2026-01-01T00:00:00Z">
+      <w:ins w:id="302" w:author="PR Preview" w:date="2026-01-01T00:00:00Z">
         <w:r>
           <w:t xml:space="preserve"> </w:t>
         </w:r>
       </w:ins>
       <w:hyperlink w:anchor="def-surprisal">
-        <w:ins w:id="267" w:author="PR Preview" w:date="2026-01-01T00:00:00Z">
+        <w:ins w:id="303" w:author="PR Preview" w:date="2026-01-01T00:00:00Z">
           <w:r>
             <w:rPr>
               <w:rStyle w:val="Hyperlink"/>
@@ -3288,17 +3964,17 @@
           </w:r>
         </w:ins>
       </w:hyperlink>
-      <w:ins w:id="268" w:author="PR Preview" w:date="2026-01-01T00:00:00Z">
-        <w:r>
-          <w:t xml:space="preserve"> </w:t>
-        </w:r>
-      </w:ins>
-      <w:ins w:id="269" w:author="PR Preview" w:date="2026-01-01T00:00:00Z">
+      <w:ins w:id="304" w:author="PR Preview" w:date="2026-01-01T00:00:00Z">
+        <w:r>
+          <w:t xml:space="preserve"> </w:t>
+        </w:r>
+      </w:ins>
+      <w:ins w:id="305" w:author="PR Preview" w:date="2026-01-01T00:00:00Z">
         <w:r>
           <w:t xml:space="preserve">of an outcome</w:t>
         </w:r>
       </w:ins>
-      <w:ins w:id="270" w:author="PR Preview" w:date="2026-01-01T00:00:00Z">
+      <w:ins w:id="306" w:author="PR Preview" w:date="2026-01-01T00:00:00Z">
         <w:r>
           <w:t xml:space="preserve"> </w:t>
         </w:r>
@@ -3308,17 +3984,17 @@
           <m:t>x</m:t>
         </m:r>
       </m:oMath>
-      <w:ins w:id="271" w:author="PR Preview" w:date="2026-01-01T00:00:00Z">
-        <w:r>
-          <w:t xml:space="preserve"> </w:t>
-        </w:r>
-      </w:ins>
-      <w:ins w:id="272" w:author="PR Preview" w:date="2026-01-01T00:00:00Z">
+      <w:ins w:id="307" w:author="PR Preview" w:date="2026-01-01T00:00:00Z">
+        <w:r>
+          <w:t xml:space="preserve"> </w:t>
+        </w:r>
+      </w:ins>
+      <w:ins w:id="308" w:author="PR Preview" w:date="2026-01-01T00:00:00Z">
         <w:r>
           <w:t xml:space="preserve">is</w:t>
         </w:r>
       </w:ins>
-      <w:ins w:id="273" w:author="PR Preview" w:date="2026-01-01T00:00:00Z">
+      <w:ins w:id="309" w:author="PR Preview" w:date="2026-01-01T00:00:00Z">
         <w:r>
           <w:t xml:space="preserve"> </w:t>
         </w:r>
@@ -3367,32 +4043,32 @@
           <m:t>)</m:t>
         </m:r>
       </m:oMath>
-      <w:ins w:id="274" w:author="PR Preview" w:date="2026-01-01T00:00:00Z">
+      <w:ins w:id="310" w:author="PR Preview" w:date="2026-01-01T00:00:00Z">
         <w:r>
           <w:t xml:space="preserve">,</w:t>
         </w:r>
       </w:ins>
-      <w:ins w:id="275" w:author="PR Preview" w:date="2026-01-01T00:00:00Z">
-        <w:r>
-          <w:t xml:space="preserve"> </w:t>
-        </w:r>
-      </w:ins>
-      <w:ins w:id="276" w:author="PR Preview" w:date="2026-01-01T00:00:00Z">
+      <w:ins w:id="311" w:author="PR Preview" w:date="2026-01-01T00:00:00Z">
+        <w:r>
+          <w:t xml:space="preserve"> </w:t>
+        </w:r>
+      </w:ins>
+      <w:ins w:id="312" w:author="PR Preview" w:date="2026-01-01T00:00:00Z">
         <w:r>
           <w:t xml:space="preserve">which is minus the log-likelihood.</w:t>
         </w:r>
       </w:ins>
-      <w:ins w:id="277" w:author="PR Preview" w:date="2026-01-01T00:00:00Z">
-        <w:r>
-          <w:t xml:space="preserve"> </w:t>
-        </w:r>
-      </w:ins>
-      <w:ins w:id="278" w:author="PR Preview" w:date="2026-01-01T00:00:00Z">
+      <w:ins w:id="313" w:author="PR Preview" w:date="2026-01-01T00:00:00Z">
+        <w:r>
+          <w:t xml:space="preserve"> </w:t>
+        </w:r>
+      </w:ins>
+      <w:ins w:id="314" w:author="PR Preview" w:date="2026-01-01T00:00:00Z">
         <w:r>
           <w:t xml:space="preserve">Its derivative with respect to</w:t>
         </w:r>
       </w:ins>
-      <w:ins w:id="279" w:author="PR Preview" w:date="2026-01-01T00:00:00Z">
+      <w:ins w:id="315" w:author="PR Preview" w:date="2026-01-01T00:00:00Z">
         <w:r>
           <w:t xml:space="preserve"> </w:t>
         </w:r>
@@ -3402,23 +4078,23 @@
           <m:t>θ</m:t>
         </m:r>
       </m:oMath>
-      <w:ins w:id="280" w:author="PR Preview" w:date="2026-01-01T00:00:00Z">
-        <w:r>
-          <w:t xml:space="preserve"> </w:t>
-        </w:r>
-      </w:ins>
-      <w:ins w:id="281" w:author="PR Preview" w:date="2026-01-01T00:00:00Z">
+      <w:ins w:id="316" w:author="PR Preview" w:date="2026-01-01T00:00:00Z">
+        <w:r>
+          <w:t xml:space="preserve"> </w:t>
+        </w:r>
+      </w:ins>
+      <w:ins w:id="317" w:author="PR Preview" w:date="2026-01-01T00:00:00Z">
         <w:r>
           <w:t xml:space="preserve">is minus the</w:t>
         </w:r>
       </w:ins>
-      <w:ins w:id="282" w:author="PR Preview" w:date="2026-01-01T00:00:00Z">
+      <w:ins w:id="318" w:author="PR Preview" w:date="2026-01-01T00:00:00Z">
         <w:r>
           <w:t xml:space="preserve"> </w:t>
         </w:r>
       </w:ins>
       <w:hyperlink r:id="rId21">
-        <w:ins w:id="283" w:author="PR Preview" w:date="2026-01-01T00:00:00Z">
+        <w:ins w:id="319" w:author="PR Preview" w:date="2026-01-01T00:00:00Z">
           <w:r>
             <w:rPr>
               <w:rStyle w:val="Hyperlink"/>
@@ -3427,28 +4103,28 @@
           </w:r>
         </w:ins>
       </w:hyperlink>
-      <w:ins w:id="284" w:author="PR Preview" w:date="2026-01-01T00:00:00Z">
+      <w:ins w:id="320" w:author="PR Preview" w:date="2026-01-01T00:00:00Z">
         <w:r>
           <w:t xml:space="preserve">.</w:t>
         </w:r>
       </w:ins>
-      <w:ins w:id="285" w:author="PR Preview" w:date="2026-01-01T00:00:00Z">
-        <w:r>
-          <w:t xml:space="preserve"> </w:t>
-        </w:r>
-      </w:ins>
-      <w:ins w:id="286" w:author="PR Preview" w:date="2026-01-01T00:00:00Z">
+      <w:ins w:id="321" w:author="PR Preview" w:date="2026-01-01T00:00:00Z">
+        <w:r>
+          <w:t xml:space="preserve"> </w:t>
+        </w:r>
+      </w:ins>
+      <w:ins w:id="322" w:author="PR Preview" w:date="2026-01-01T00:00:00Z">
         <w:r>
           <w:t xml:space="preserve">The expected squared score is the</w:t>
         </w:r>
       </w:ins>
-      <w:ins w:id="287" w:author="PR Preview" w:date="2026-01-01T00:00:00Z">
+      <w:ins w:id="323" w:author="PR Preview" w:date="2026-01-01T00:00:00Z">
         <w:r>
           <w:t xml:space="preserve"> </w:t>
         </w:r>
       </w:ins>
       <w:hyperlink r:id="rId22">
-        <w:ins w:id="288" w:author="PR Preview" w:date="2026-01-01T00:00:00Z">
+        <w:ins w:id="324" w:author="PR Preview" w:date="2026-01-01T00:00:00Z">
           <w:r>
             <w:rPr>
               <w:rStyle w:val="Hyperlink"/>
@@ -3457,38 +4133,38 @@
           </w:r>
         </w:ins>
       </w:hyperlink>
-      <w:ins w:id="289" w:author="PR Preview" w:date="2026-01-01T00:00:00Z">
+      <w:ins w:id="325" w:author="PR Preview" w:date="2026-01-01T00:00:00Z">
         <w:r>
           <w:t xml:space="preserve">,</w:t>
         </w:r>
       </w:ins>
-      <w:ins w:id="290" w:author="PR Preview" w:date="2026-01-01T00:00:00Z">
-        <w:r>
-          <w:t xml:space="preserve"> </w:t>
-        </w:r>
-      </w:ins>
-      <w:ins w:id="291" w:author="PR Preview" w:date="2026-01-01T00:00:00Z">
+      <w:ins w:id="326" w:author="PR Preview" w:date="2026-01-01T00:00:00Z">
+        <w:r>
+          <w:t xml:space="preserve"> </w:t>
+        </w:r>
+      </w:ins>
+      <w:ins w:id="327" w:author="PR Preview" w:date="2026-01-01T00:00:00Z">
         <w:r>
           <w:t xml:space="preserve">which is also the second derivative, at the true parameter value,</w:t>
         </w:r>
       </w:ins>
-      <w:ins w:id="292" w:author="PR Preview" w:date="2026-01-01T00:00:00Z">
-        <w:r>
-          <w:t xml:space="preserve"> </w:t>
-        </w:r>
-      </w:ins>
-      <w:ins w:id="293" w:author="PR Preview" w:date="2026-01-01T00:00:00Z">
+      <w:ins w:id="328" w:author="PR Preview" w:date="2026-01-01T00:00:00Z">
+        <w:r>
+          <w:t xml:space="preserve"> </w:t>
+        </w:r>
+      </w:ins>
+      <w:ins w:id="329" w:author="PR Preview" w:date="2026-01-01T00:00:00Z">
         <w:r>
           <w:t xml:space="preserve">of the</w:t>
         </w:r>
       </w:ins>
-      <w:ins w:id="294" w:author="PR Preview" w:date="2026-01-01T00:00:00Z">
+      <w:ins w:id="330" w:author="PR Preview" w:date="2026-01-01T00:00:00Z">
         <w:r>
           <w:t xml:space="preserve"> </w:t>
         </w:r>
       </w:ins>
       <w:hyperlink r:id="rId23">
-        <w:ins w:id="295" w:author="PR Preview" w:date="2026-01-01T00:00:00Z">
+        <w:ins w:id="331" w:author="PR Preview" w:date="2026-01-01T00:00:00Z">
           <w:r>
             <w:rPr>
               <w:rStyle w:val="Hyperlink"/>
@@ -3497,28 +4173,28 @@
           </w:r>
         </w:ins>
       </w:hyperlink>
-      <w:ins w:id="296" w:author="PR Preview" w:date="2026-01-01T00:00:00Z">
-        <w:r>
-          <w:t xml:space="preserve"> </w:t>
-        </w:r>
-      </w:ins>
-      <w:ins w:id="297" w:author="PR Preview" w:date="2026-01-01T00:00:00Z">
+      <w:ins w:id="332" w:author="PR Preview" w:date="2026-01-01T00:00:00Z">
+        <w:r>
+          <w:t xml:space="preserve"> </w:t>
+        </w:r>
+      </w:ins>
+      <w:ins w:id="333" w:author="PR Preview" w:date="2026-01-01T00:00:00Z">
         <w:r>
           <w:t xml:space="preserve">between the model at that value and the model at the varying value</w:t>
         </w:r>
       </w:ins>
-      <w:ins w:id="298" w:author="PR Preview" w:date="2026-01-01T00:00:00Z">
-        <w:r>
-          <w:t xml:space="preserve"> </w:t>
-        </w:r>
-      </w:ins>
-      <w:ins w:id="299" w:author="PR Preview" w:date="2026-01-01T00:00:00Z">
+      <w:ins w:id="334" w:author="PR Preview" w:date="2026-01-01T00:00:00Z">
+        <w:r>
+          <w:t xml:space="preserve"> </w:t>
+        </w:r>
+      </w:ins>
+      <w:ins w:id="335" w:author="PR Preview" w:date="2026-01-01T00:00:00Z">
         <w:r>
           <w:t xml:space="preserve">(</w:t>
         </w:r>
       </w:ins>
       <w:hyperlink r:id="rId24">
-        <w:ins w:id="300" w:author="PR Preview" w:date="2026-01-01T00:00:00Z">
+        <w:ins w:id="336" w:author="PR Preview" w:date="2026-01-01T00:00:00Z">
           <w:r>
             <w:rPr>
               <w:rStyle w:val="Hyperlink"/>
@@ -3527,7 +4203,7 @@
           </w:r>
         </w:ins>
       </w:hyperlink>
-      <w:ins w:id="301" w:author="PR Preview" w:date="2026-01-01T00:00:00Z">
+      <w:ins w:id="337" w:author="PR Preview" w:date="2026-01-01T00:00:00Z">
         <w:r>
           <w:t xml:space="preserve">).</w:t>
         </w:r>
@@ -3549,7 +4225,7 @@
       <w:pPr>
         <w:pStyle w:val="FirstParagraph"/>
       </w:pPr>
-      <w:del w:id="302" w:author="PR Preview" w:date="2026-01-01T00:00:00Z">
+      <w:del w:id="338" w:author="PR Preview" w:date="2026-01-01T00:00:00Z">
         <w:r>
           <w:rPr>
             <w:b/>
@@ -3558,17 +4234,17 @@
           <w:delText xml:space="preserve">Definition 2 (Joint entropy)</w:delText>
         </w:r>
       </w:del>
-      <w:del w:id="303" w:author="PR Preview" w:date="2026-01-01T00:00:00Z">
-        <w:r>
-          <w:delText xml:space="preserve"> </w:delText>
-        </w:r>
-      </w:del>
-      <w:del w:id="304" w:author="PR Preview" w:date="2026-01-01T00:00:00Z">
+      <w:del w:id="339" w:author="PR Preview" w:date="2026-01-01T00:00:00Z">
+        <w:r>
+          <w:delText xml:space="preserve"> </w:delText>
+        </w:r>
+      </w:del>
+      <w:del w:id="340" w:author="PR Preview" w:date="2026-01-01T00:00:00Z">
         <w:r>
           <w:delText xml:space="preserve">Let</w:delText>
         </w:r>
       </w:del>
-      <w:del w:id="305" w:author="PR Preview" w:date="2026-01-01T00:00:00Z">
+      <w:del w:id="341" w:author="PR Preview" w:date="2026-01-01T00:00:00Z">
         <w:r>
           <w:delText xml:space="preserve"> </w:delText>
         </w:r>
@@ -3578,17 +4254,17 @@
           <m:t>X</m:t>
         </m:r>
       </m:oMath>
-      <w:del w:id="306" w:author="PR Preview" w:date="2026-01-01T00:00:00Z">
-        <w:r>
-          <w:delText xml:space="preserve"> </w:delText>
-        </w:r>
-      </w:del>
-      <w:del w:id="307" w:author="PR Preview" w:date="2026-01-01T00:00:00Z">
+      <w:del w:id="342" w:author="PR Preview" w:date="2026-01-01T00:00:00Z">
+        <w:r>
+          <w:delText xml:space="preserve"> </w:delText>
+        </w:r>
+      </w:del>
+      <w:del w:id="343" w:author="PR Preview" w:date="2026-01-01T00:00:00Z">
         <w:r>
           <w:delText xml:space="preserve">and</w:delText>
         </w:r>
       </w:del>
-      <w:del w:id="308" w:author="PR Preview" w:date="2026-01-01T00:00:00Z">
+      <w:del w:id="344" w:author="PR Preview" w:date="2026-01-01T00:00:00Z">
         <w:r>
           <w:delText xml:space="preserve"> </w:delText>
         </w:r>
@@ -3598,27 +4274,27 @@
           <m:t>Y</m:t>
         </m:r>
       </m:oMath>
-      <w:del w:id="309" w:author="PR Preview" w:date="2026-01-01T00:00:00Z">
-        <w:r>
-          <w:delText xml:space="preserve"> </w:delText>
-        </w:r>
-      </w:del>
-      <w:del w:id="310" w:author="PR Preview" w:date="2026-01-01T00:00:00Z">
+      <w:del w:id="345" w:author="PR Preview" w:date="2026-01-01T00:00:00Z">
+        <w:r>
+          <w:delText xml:space="preserve"> </w:delText>
+        </w:r>
+      </w:del>
+      <w:del w:id="346" w:author="PR Preview" w:date="2026-01-01T00:00:00Z">
         <w:r>
           <w:delText xml:space="preserve">be discrete random variables with joint</w:delText>
         </w:r>
       </w:del>
-      <w:del w:id="311" w:author="PR Preview" w:date="2026-01-01T00:00:00Z">
-        <w:r>
-          <w:delText xml:space="preserve"> </w:delText>
-        </w:r>
-      </w:del>
-      <w:del w:id="312" w:author="PR Preview" w:date="2026-01-01T00:00:00Z">
+      <w:del w:id="347" w:author="PR Preview" w:date="2026-01-01T00:00:00Z">
+        <w:r>
+          <w:delText xml:space="preserve"> </w:delText>
+        </w:r>
+      </w:del>
+      <w:del w:id="348" w:author="PR Preview" w:date="2026-01-01T00:00:00Z">
         <w:r>
           <w:delText xml:space="preserve">probability mass function</w:delText>
         </w:r>
       </w:del>
-      <w:del w:id="313" w:author="PR Preview" w:date="2026-01-01T00:00:00Z">
+      <w:del w:id="349" w:author="PR Preview" w:date="2026-01-01T00:00:00Z">
         <w:r>
           <w:delText xml:space="preserve"> </w:delText>
         </w:r>
@@ -3720,27 +4396,27 @@
           <m:t>)</m:t>
         </m:r>
       </m:oMath>
-      <w:del w:id="314" w:author="PR Preview" w:date="2026-01-01T00:00:00Z">
+      <w:del w:id="350" w:author="PR Preview" w:date="2026-01-01T00:00:00Z">
         <w:r>
           <w:delText xml:space="preserve">.</w:delText>
         </w:r>
       </w:del>
-      <w:del w:id="315" w:author="PR Preview" w:date="2026-01-01T00:00:00Z">
-        <w:r>
-          <w:delText xml:space="preserve"> </w:delText>
-        </w:r>
-      </w:del>
-      <w:del w:id="316" w:author="PR Preview" w:date="2026-01-01T00:00:00Z">
+      <w:del w:id="351" w:author="PR Preview" w:date="2026-01-01T00:00:00Z">
+        <w:r>
+          <w:delText xml:space="preserve"> </w:delText>
+        </w:r>
+      </w:del>
+      <w:del w:id="352" w:author="PR Preview" w:date="2026-01-01T00:00:00Z">
         <w:r>
           <w:delText xml:space="preserve">Their</w:delText>
         </w:r>
       </w:del>
-      <w:del w:id="317" w:author="PR Preview" w:date="2026-01-01T00:00:00Z">
-        <w:r>
-          <w:delText xml:space="preserve"> </w:delText>
-        </w:r>
-      </w:del>
-      <w:del w:id="318" w:author="PR Preview" w:date="2026-01-01T00:00:00Z">
+      <w:del w:id="353" w:author="PR Preview" w:date="2026-01-01T00:00:00Z">
+        <w:r>
+          <w:delText xml:space="preserve"> </w:delText>
+        </w:r>
+      </w:del>
+      <w:del w:id="354" w:author="PR Preview" w:date="2026-01-01T00:00:00Z">
         <w:r>
           <w:rPr>
             <w:b/>
@@ -3749,17 +4425,17 @@
           <w:delText xml:space="preserve">joint entropy</w:delText>
         </w:r>
       </w:del>
-      <w:del w:id="319" w:author="PR Preview" w:date="2026-01-01T00:00:00Z">
-        <w:r>
-          <w:delText xml:space="preserve"> </w:delText>
-        </w:r>
-      </w:del>
-      <w:del w:id="320" w:author="PR Preview" w:date="2026-01-01T00:00:00Z">
+      <w:del w:id="355" w:author="PR Preview" w:date="2026-01-01T00:00:00Z">
+        <w:r>
+          <w:delText xml:space="preserve"> </w:delText>
+        </w:r>
+      </w:del>
+      <w:del w:id="356" w:author="PR Preview" w:date="2026-01-01T00:00:00Z">
         <w:r>
           <w:delText xml:space="preserve">is the entropy of the pair</w:delText>
         </w:r>
       </w:del>
-      <w:del w:id="321" w:author="PR Preview" w:date="2026-01-01T00:00:00Z">
+      <w:del w:id="357" w:author="PR Preview" w:date="2026-01-01T00:00:00Z">
         <w:r>
           <w:delText xml:space="preserve"> </w:delText>
         </w:r>
@@ -3790,7 +4466,7 @@
           <m:t>)</m:t>
         </m:r>
       </m:oMath>
-      <w:del w:id="322" w:author="PR Preview" w:date="2026-01-01T00:00:00Z">
+      <w:del w:id="358" w:author="PR Preview" w:date="2026-01-01T00:00:00Z">
         <w:r>
           <w:delText xml:space="preserve">:</w:delText>
         </w:r>
@@ -3800,7 +4476,7 @@
       <w:pPr>
         <w:pStyle w:val="FirstParagraph"/>
       </w:pPr>
-      <w:ins w:id="323" w:author="PR Preview" w:date="2026-01-01T00:00:00Z">
+      <w:ins w:id="359" w:author="PR Preview" w:date="2026-01-01T00:00:00Z">
         <w:r>
           <w:rPr>
             <w:b/>
@@ -3809,17 +4485,17 @@
           <w:t xml:space="preserve">Definition 4 (Joint entropy)</w:t>
         </w:r>
       </w:ins>
-      <w:ins w:id="324" w:author="PR Preview" w:date="2026-01-01T00:00:00Z">
-        <w:r>
-          <w:t xml:space="preserve"> </w:t>
-        </w:r>
-      </w:ins>
-      <w:ins w:id="325" w:author="PR Preview" w:date="2026-01-01T00:00:00Z">
+      <w:ins w:id="360" w:author="PR Preview" w:date="2026-01-01T00:00:00Z">
+        <w:r>
+          <w:t xml:space="preserve"> </w:t>
+        </w:r>
+      </w:ins>
+      <w:ins w:id="361" w:author="PR Preview" w:date="2026-01-01T00:00:00Z">
         <w:r>
           <w:t xml:space="preserve">Let</w:t>
         </w:r>
       </w:ins>
-      <w:ins w:id="326" w:author="PR Preview" w:date="2026-01-01T00:00:00Z">
+      <w:ins w:id="362" w:author="PR Preview" w:date="2026-01-01T00:00:00Z">
         <w:r>
           <w:t xml:space="preserve"> </w:t>
         </w:r>
@@ -3829,17 +4505,17 @@
           <m:t>X</m:t>
         </m:r>
       </m:oMath>
-      <w:ins w:id="327" w:author="PR Preview" w:date="2026-01-01T00:00:00Z">
-        <w:r>
-          <w:t xml:space="preserve"> </w:t>
-        </w:r>
-      </w:ins>
-      <w:ins w:id="328" w:author="PR Preview" w:date="2026-01-01T00:00:00Z">
+      <w:ins w:id="363" w:author="PR Preview" w:date="2026-01-01T00:00:00Z">
+        <w:r>
+          <w:t xml:space="preserve"> </w:t>
+        </w:r>
+      </w:ins>
+      <w:ins w:id="364" w:author="PR Preview" w:date="2026-01-01T00:00:00Z">
         <w:r>
           <w:t xml:space="preserve">and</w:t>
         </w:r>
       </w:ins>
-      <w:ins w:id="329" w:author="PR Preview" w:date="2026-01-01T00:00:00Z">
+      <w:ins w:id="365" w:author="PR Preview" w:date="2026-01-01T00:00:00Z">
         <w:r>
           <w:t xml:space="preserve"> </w:t>
         </w:r>
@@ -3849,27 +4525,27 @@
           <m:t>Y</m:t>
         </m:r>
       </m:oMath>
-      <w:ins w:id="330" w:author="PR Preview" w:date="2026-01-01T00:00:00Z">
-        <w:r>
-          <w:t xml:space="preserve"> </w:t>
-        </w:r>
-      </w:ins>
-      <w:ins w:id="331" w:author="PR Preview" w:date="2026-01-01T00:00:00Z">
+      <w:ins w:id="366" w:author="PR Preview" w:date="2026-01-01T00:00:00Z">
+        <w:r>
+          <w:t xml:space="preserve"> </w:t>
+        </w:r>
+      </w:ins>
+      <w:ins w:id="367" w:author="PR Preview" w:date="2026-01-01T00:00:00Z">
         <w:r>
           <w:t xml:space="preserve">be discrete random variables with joint</w:t>
         </w:r>
       </w:ins>
-      <w:ins w:id="332" w:author="PR Preview" w:date="2026-01-01T00:00:00Z">
-        <w:r>
-          <w:t xml:space="preserve"> </w:t>
-        </w:r>
-      </w:ins>
-      <w:ins w:id="333" w:author="PR Preview" w:date="2026-01-01T00:00:00Z">
+      <w:ins w:id="368" w:author="PR Preview" w:date="2026-01-01T00:00:00Z">
+        <w:r>
+          <w:t xml:space="preserve"> </w:t>
+        </w:r>
+      </w:ins>
+      <w:ins w:id="369" w:author="PR Preview" w:date="2026-01-01T00:00:00Z">
         <w:r>
           <w:t xml:space="preserve">probability mass function</w:t>
         </w:r>
       </w:ins>
-      <w:ins w:id="334" w:author="PR Preview" w:date="2026-01-01T00:00:00Z">
+      <w:ins w:id="370" w:author="PR Preview" w:date="2026-01-01T00:00:00Z">
         <w:r>
           <w:t xml:space="preserve"> </w:t>
         </w:r>
@@ -3971,27 +4647,27 @@
           <m:t>)</m:t>
         </m:r>
       </m:oMath>
-      <w:ins w:id="335" w:author="PR Preview" w:date="2026-01-01T00:00:00Z">
+      <w:ins w:id="371" w:author="PR Preview" w:date="2026-01-01T00:00:00Z">
         <w:r>
           <w:t xml:space="preserve">.</w:t>
         </w:r>
       </w:ins>
-      <w:ins w:id="336" w:author="PR Preview" w:date="2026-01-01T00:00:00Z">
-        <w:r>
-          <w:t xml:space="preserve"> </w:t>
-        </w:r>
-      </w:ins>
-      <w:ins w:id="337" w:author="PR Preview" w:date="2026-01-01T00:00:00Z">
+      <w:ins w:id="372" w:author="PR Preview" w:date="2026-01-01T00:00:00Z">
+        <w:r>
+          <w:t xml:space="preserve"> </w:t>
+        </w:r>
+      </w:ins>
+      <w:ins w:id="373" w:author="PR Preview" w:date="2026-01-01T00:00:00Z">
         <w:r>
           <w:t xml:space="preserve">Their</w:t>
         </w:r>
       </w:ins>
-      <w:ins w:id="338" w:author="PR Preview" w:date="2026-01-01T00:00:00Z">
-        <w:r>
-          <w:t xml:space="preserve"> </w:t>
-        </w:r>
-      </w:ins>
-      <w:ins w:id="339" w:author="PR Preview" w:date="2026-01-01T00:00:00Z">
+      <w:ins w:id="374" w:author="PR Preview" w:date="2026-01-01T00:00:00Z">
+        <w:r>
+          <w:t xml:space="preserve"> </w:t>
+        </w:r>
+      </w:ins>
+      <w:ins w:id="375" w:author="PR Preview" w:date="2026-01-01T00:00:00Z">
         <w:r>
           <w:rPr>
             <w:b/>
@@ -4000,17 +4676,17 @@
           <w:t xml:space="preserve">joint entropy</w:t>
         </w:r>
       </w:ins>
-      <w:ins w:id="340" w:author="PR Preview" w:date="2026-01-01T00:00:00Z">
-        <w:r>
-          <w:t xml:space="preserve"> </w:t>
-        </w:r>
-      </w:ins>
-      <w:ins w:id="341" w:author="PR Preview" w:date="2026-01-01T00:00:00Z">
+      <w:ins w:id="376" w:author="PR Preview" w:date="2026-01-01T00:00:00Z">
+        <w:r>
+          <w:t xml:space="preserve"> </w:t>
+        </w:r>
+      </w:ins>
+      <w:ins w:id="377" w:author="PR Preview" w:date="2026-01-01T00:00:00Z">
         <w:r>
           <w:t xml:space="preserve">is the entropy of the pair</w:t>
         </w:r>
       </w:ins>
-      <w:ins w:id="342" w:author="PR Preview" w:date="2026-01-01T00:00:00Z">
+      <w:ins w:id="378" w:author="PR Preview" w:date="2026-01-01T00:00:00Z">
         <w:r>
           <w:t xml:space="preserve"> </w:t>
         </w:r>
@@ -4041,7 +4717,7 @@
           <m:t>)</m:t>
         </m:r>
       </m:oMath>
-      <w:ins w:id="343" w:author="PR Preview" w:date="2026-01-01T00:00:00Z">
+      <w:ins w:id="379" w:author="PR Preview" w:date="2026-01-01T00:00:00Z">
         <w:r>
           <w:t xml:space="preserve">:</w:t>
         </w:r>
@@ -4264,7 +4940,7 @@
       <w:pPr>
         <w:pStyle w:val="BodyText"/>
       </w:pPr>
-      <w:del w:id="344" w:author="PR Preview" w:date="2026-01-01T00:00:00Z">
+      <w:del w:id="380" w:author="PR Preview" w:date="2026-01-01T00:00:00Z">
         <w:r>
           <w:rPr>
             <w:b/>
@@ -4273,17 +4949,17 @@
           <w:delText xml:space="preserve">Definition 3 (Entropy given one value)</w:delText>
         </w:r>
       </w:del>
-      <w:del w:id="345" w:author="PR Preview" w:date="2026-01-01T00:00:00Z">
-        <w:r>
-          <w:delText xml:space="preserve"> </w:delText>
-        </w:r>
-      </w:del>
-      <w:del w:id="346" w:author="PR Preview" w:date="2026-01-01T00:00:00Z">
+      <w:del w:id="381" w:author="PR Preview" w:date="2026-01-01T00:00:00Z">
+        <w:r>
+          <w:delText xml:space="preserve"> </w:delText>
+        </w:r>
+      </w:del>
+      <w:del w:id="382" w:author="PR Preview" w:date="2026-01-01T00:00:00Z">
         <w:r>
           <w:delText xml:space="preserve">For</w:delText>
         </w:r>
       </w:del>
-      <w:del w:id="347" w:author="PR Preview" w:date="2026-01-01T00:00:00Z">
+      <w:del w:id="383" w:author="PR Preview" w:date="2026-01-01T00:00:00Z">
         <w:r>
           <w:delText xml:space="preserve"> </w:delText>
         </w:r>
@@ -4293,17 +4969,17 @@
           <m:t>X</m:t>
         </m:r>
       </m:oMath>
-      <w:del w:id="348" w:author="PR Preview" w:date="2026-01-01T00:00:00Z">
-        <w:r>
-          <w:delText xml:space="preserve"> </w:delText>
-        </w:r>
-      </w:del>
-      <w:del w:id="349" w:author="PR Preview" w:date="2026-01-01T00:00:00Z">
+      <w:del w:id="384" w:author="PR Preview" w:date="2026-01-01T00:00:00Z">
+        <w:r>
+          <w:delText xml:space="preserve"> </w:delText>
+        </w:r>
+      </w:del>
+      <w:del w:id="385" w:author="PR Preview" w:date="2026-01-01T00:00:00Z">
         <w:r>
           <w:delText xml:space="preserve">and</w:delText>
         </w:r>
       </w:del>
-      <w:del w:id="350" w:author="PR Preview" w:date="2026-01-01T00:00:00Z">
+      <w:del w:id="386" w:author="PR Preview" w:date="2026-01-01T00:00:00Z">
         <w:r>
           <w:delText xml:space="preserve"> </w:delText>
         </w:r>
@@ -4313,23 +4989,23 @@
           <m:t>Y</m:t>
         </m:r>
       </m:oMath>
-      <w:del w:id="351" w:author="PR Preview" w:date="2026-01-01T00:00:00Z">
-        <w:r>
-          <w:delText xml:space="preserve"> </w:delText>
-        </w:r>
-      </w:del>
-      <w:del w:id="352" w:author="PR Preview" w:date="2026-01-01T00:00:00Z">
+      <w:del w:id="387" w:author="PR Preview" w:date="2026-01-01T00:00:00Z">
+        <w:r>
+          <w:delText xml:space="preserve"> </w:delText>
+        </w:r>
+      </w:del>
+      <w:del w:id="388" w:author="PR Preview" w:date="2026-01-01T00:00:00Z">
         <w:r>
           <w:delText xml:space="preserve">as in</w:delText>
         </w:r>
       </w:del>
-      <w:del w:id="353" w:author="PR Preview" w:date="2026-01-01T00:00:00Z">
+      <w:del w:id="389" w:author="PR Preview" w:date="2026-01-01T00:00:00Z">
         <w:r>
           <w:delText xml:space="preserve"> </w:delText>
         </w:r>
       </w:del>
       <w:hyperlink w:anchor="def-joint-entropy">
-        <w:del w:id="354" w:author="PR Preview" w:date="2026-01-01T00:00:00Z">
+        <w:del w:id="390" w:author="PR Preview" w:date="2026-01-01T00:00:00Z">
           <w:r>
             <w:rPr>
               <w:rStyle w:val="Hyperlink"/>
@@ -4338,22 +5014,22 @@
           </w:r>
         </w:del>
       </w:hyperlink>
-      <w:del w:id="355" w:author="PR Preview" w:date="2026-01-01T00:00:00Z">
+      <w:del w:id="391" w:author="PR Preview" w:date="2026-01-01T00:00:00Z">
         <w:r>
           <w:delText xml:space="preserve">,</w:delText>
         </w:r>
       </w:del>
-      <w:del w:id="356" w:author="PR Preview" w:date="2026-01-01T00:00:00Z">
-        <w:r>
-          <w:delText xml:space="preserve"> </w:delText>
-        </w:r>
-      </w:del>
-      <w:del w:id="357" w:author="PR Preview" w:date="2026-01-01T00:00:00Z">
+      <w:del w:id="392" w:author="PR Preview" w:date="2026-01-01T00:00:00Z">
+        <w:r>
+          <w:delText xml:space="preserve"> </w:delText>
+        </w:r>
+      </w:del>
+      <w:del w:id="393" w:author="PR Preview" w:date="2026-01-01T00:00:00Z">
         <w:r>
           <w:delText xml:space="preserve">write</w:delText>
         </w:r>
       </w:del>
-      <w:del w:id="358" w:author="PR Preview" w:date="2026-01-01T00:00:00Z">
+      <w:del w:id="394" w:author="PR Preview" w:date="2026-01-01T00:00:00Z">
         <w:r>
           <w:delText xml:space="preserve"> </w:delText>
         </w:r>
@@ -4455,27 +5131,27 @@
           <m:t>)</m:t>
         </m:r>
       </m:oMath>
-      <w:del w:id="359" w:author="PR Preview" w:date="2026-01-01T00:00:00Z">
+      <w:del w:id="395" w:author="PR Preview" w:date="2026-01-01T00:00:00Z">
         <w:r>
           <w:delText xml:space="preserve">.</w:delText>
         </w:r>
       </w:del>
-      <w:del w:id="360" w:author="PR Preview" w:date="2026-01-01T00:00:00Z">
-        <w:r>
-          <w:delText xml:space="preserve"> </w:delText>
-        </w:r>
-      </w:del>
-      <w:del w:id="361" w:author="PR Preview" w:date="2026-01-01T00:00:00Z">
+      <w:del w:id="396" w:author="PR Preview" w:date="2026-01-01T00:00:00Z">
+        <w:r>
+          <w:delText xml:space="preserve"> </w:delText>
+        </w:r>
+      </w:del>
+      <w:del w:id="397" w:author="PR Preview" w:date="2026-01-01T00:00:00Z">
         <w:r>
           <w:delText xml:space="preserve">The</w:delText>
         </w:r>
       </w:del>
-      <w:del w:id="362" w:author="PR Preview" w:date="2026-01-01T00:00:00Z">
-        <w:r>
-          <w:delText xml:space="preserve"> </w:delText>
-        </w:r>
-      </w:del>
-      <w:del w:id="363" w:author="PR Preview" w:date="2026-01-01T00:00:00Z">
+      <w:del w:id="398" w:author="PR Preview" w:date="2026-01-01T00:00:00Z">
+        <w:r>
+          <w:delText xml:space="preserve"> </w:delText>
+        </w:r>
+      </w:del>
+      <w:del w:id="399" w:author="PR Preview" w:date="2026-01-01T00:00:00Z">
         <w:r>
           <w:rPr>
             <w:b/>
@@ -4484,7 +5160,7 @@
           <w:delText xml:space="preserve">entropy of</w:delText>
         </w:r>
       </w:del>
-      <w:del w:id="364" w:author="PR Preview" w:date="2026-01-01T00:00:00Z">
+      <w:del w:id="400" w:author="PR Preview" w:date="2026-01-01T00:00:00Z">
         <w:r>
           <w:rPr>
             <w:b/>
@@ -4498,7 +5174,7 @@
           <m:t>Y</m:t>
         </m:r>
       </m:oMath>
-      <w:del w:id="365" w:author="PR Preview" w:date="2026-01-01T00:00:00Z">
+      <w:del w:id="401" w:author="PR Preview" w:date="2026-01-01T00:00:00Z">
         <w:r>
           <w:rPr>
             <w:b/>
@@ -4507,7 +5183,7 @@
           <w:delText xml:space="preserve"> </w:delText>
         </w:r>
       </w:del>
-      <w:del w:id="366" w:author="PR Preview" w:date="2026-01-01T00:00:00Z">
+      <w:del w:id="402" w:author="PR Preview" w:date="2026-01-01T00:00:00Z">
         <w:r>
           <w:rPr>
             <w:b/>
@@ -4516,7 +5192,7 @@
           <w:delText xml:space="preserve">given</w:delText>
         </w:r>
       </w:del>
-      <w:del w:id="367" w:author="PR Preview" w:date="2026-01-01T00:00:00Z">
+      <w:del w:id="403" w:author="PR Preview" w:date="2026-01-01T00:00:00Z">
         <w:r>
           <w:rPr>
             <w:b/>
@@ -4539,12 +5215,12 @@
           <m:t>x</m:t>
         </m:r>
       </m:oMath>
-      <w:del w:id="368" w:author="PR Preview" w:date="2026-01-01T00:00:00Z">
+      <w:del w:id="404" w:author="PR Preview" w:date="2026-01-01T00:00:00Z">
         <w:r>
           <w:delText xml:space="preserve">, for a value</w:delText>
         </w:r>
       </w:del>
-      <w:del w:id="369" w:author="PR Preview" w:date="2026-01-01T00:00:00Z">
+      <w:del w:id="405" w:author="PR Preview" w:date="2026-01-01T00:00:00Z">
         <w:r>
           <w:delText xml:space="preserve"> </w:delText>
         </w:r>
@@ -4554,17 +5230,17 @@
           <m:t>x</m:t>
         </m:r>
       </m:oMath>
-      <w:del w:id="370" w:author="PR Preview" w:date="2026-01-01T00:00:00Z">
-        <w:r>
-          <w:delText xml:space="preserve"> </w:delText>
-        </w:r>
-      </w:del>
-      <w:del w:id="371" w:author="PR Preview" w:date="2026-01-01T00:00:00Z">
+      <w:del w:id="406" w:author="PR Preview" w:date="2026-01-01T00:00:00Z">
+        <w:r>
+          <w:delText xml:space="preserve"> </w:delText>
+        </w:r>
+      </w:del>
+      <w:del w:id="407" w:author="PR Preview" w:date="2026-01-01T00:00:00Z">
         <w:r>
           <w:delText xml:space="preserve">with</w:delText>
         </w:r>
       </w:del>
-      <w:del w:id="372" w:author="PR Preview" w:date="2026-01-01T00:00:00Z">
+      <w:del w:id="408" w:author="PR Preview" w:date="2026-01-01T00:00:00Z">
         <w:r>
           <w:delText xml:space="preserve"> </w:delText>
         </w:r>
@@ -4611,7 +5287,7 @@
           <m:t>0</m:t>
         </m:r>
       </m:oMath>
-      <w:del w:id="373" w:author="PR Preview" w:date="2026-01-01T00:00:00Z">
+      <w:del w:id="409" w:author="PR Preview" w:date="2026-01-01T00:00:00Z">
         <w:r>
           <w:delText xml:space="preserve">, is</w:delText>
         </w:r>
@@ -4621,7 +5297,7 @@
       <w:pPr>
         <w:pStyle w:val="BodyText"/>
       </w:pPr>
-      <w:ins w:id="374" w:author="PR Preview" w:date="2026-01-01T00:00:00Z">
+      <w:ins w:id="410" w:author="PR Preview" w:date="2026-01-01T00:00:00Z">
         <w:r>
           <w:rPr>
             <w:b/>
@@ -4630,17 +5306,17 @@
           <w:t xml:space="preserve">Definition 5 (Entropy given one value)</w:t>
         </w:r>
       </w:ins>
-      <w:ins w:id="375" w:author="PR Preview" w:date="2026-01-01T00:00:00Z">
-        <w:r>
-          <w:t xml:space="preserve"> </w:t>
-        </w:r>
-      </w:ins>
-      <w:ins w:id="376" w:author="PR Preview" w:date="2026-01-01T00:00:00Z">
+      <w:ins w:id="411" w:author="PR Preview" w:date="2026-01-01T00:00:00Z">
+        <w:r>
+          <w:t xml:space="preserve"> </w:t>
+        </w:r>
+      </w:ins>
+      <w:ins w:id="412" w:author="PR Preview" w:date="2026-01-01T00:00:00Z">
         <w:r>
           <w:t xml:space="preserve">For</w:t>
         </w:r>
       </w:ins>
-      <w:ins w:id="377" w:author="PR Preview" w:date="2026-01-01T00:00:00Z">
+      <w:ins w:id="413" w:author="PR Preview" w:date="2026-01-01T00:00:00Z">
         <w:r>
           <w:t xml:space="preserve"> </w:t>
         </w:r>
@@ -4650,17 +5326,17 @@
           <m:t>X</m:t>
         </m:r>
       </m:oMath>
-      <w:ins w:id="378" w:author="PR Preview" w:date="2026-01-01T00:00:00Z">
-        <w:r>
-          <w:t xml:space="preserve"> </w:t>
-        </w:r>
-      </w:ins>
-      <w:ins w:id="379" w:author="PR Preview" w:date="2026-01-01T00:00:00Z">
+      <w:ins w:id="414" w:author="PR Preview" w:date="2026-01-01T00:00:00Z">
+        <w:r>
+          <w:t xml:space="preserve"> </w:t>
+        </w:r>
+      </w:ins>
+      <w:ins w:id="415" w:author="PR Preview" w:date="2026-01-01T00:00:00Z">
         <w:r>
           <w:t xml:space="preserve">and</w:t>
         </w:r>
       </w:ins>
-      <w:ins w:id="380" w:author="PR Preview" w:date="2026-01-01T00:00:00Z">
+      <w:ins w:id="416" w:author="PR Preview" w:date="2026-01-01T00:00:00Z">
         <w:r>
           <w:t xml:space="preserve"> </w:t>
         </w:r>
@@ -4670,23 +5346,23 @@
           <m:t>Y</m:t>
         </m:r>
       </m:oMath>
-      <w:ins w:id="381" w:author="PR Preview" w:date="2026-01-01T00:00:00Z">
-        <w:r>
-          <w:t xml:space="preserve"> </w:t>
-        </w:r>
-      </w:ins>
-      <w:ins w:id="382" w:author="PR Preview" w:date="2026-01-01T00:00:00Z">
+      <w:ins w:id="417" w:author="PR Preview" w:date="2026-01-01T00:00:00Z">
+        <w:r>
+          <w:t xml:space="preserve"> </w:t>
+        </w:r>
+      </w:ins>
+      <w:ins w:id="418" w:author="PR Preview" w:date="2026-01-01T00:00:00Z">
         <w:r>
           <w:t xml:space="preserve">as in</w:t>
         </w:r>
       </w:ins>
-      <w:ins w:id="383" w:author="PR Preview" w:date="2026-01-01T00:00:00Z">
+      <w:ins w:id="419" w:author="PR Preview" w:date="2026-01-01T00:00:00Z">
         <w:r>
           <w:t xml:space="preserve"> </w:t>
         </w:r>
       </w:ins>
       <w:hyperlink w:anchor="def-joint-entropy">
-        <w:ins w:id="384" w:author="PR Preview" w:date="2026-01-01T00:00:00Z">
+        <w:ins w:id="420" w:author="PR Preview" w:date="2026-01-01T00:00:00Z">
           <w:r>
             <w:rPr>
               <w:rStyle w:val="Hyperlink"/>
@@ -4695,22 +5371,22 @@
           </w:r>
         </w:ins>
       </w:hyperlink>
-      <w:ins w:id="385" w:author="PR Preview" w:date="2026-01-01T00:00:00Z">
+      <w:ins w:id="421" w:author="PR Preview" w:date="2026-01-01T00:00:00Z">
         <w:r>
           <w:t xml:space="preserve">,</w:t>
         </w:r>
       </w:ins>
-      <w:ins w:id="386" w:author="PR Preview" w:date="2026-01-01T00:00:00Z">
-        <w:r>
-          <w:t xml:space="preserve"> </w:t>
-        </w:r>
-      </w:ins>
-      <w:ins w:id="387" w:author="PR Preview" w:date="2026-01-01T00:00:00Z">
+      <w:ins w:id="422" w:author="PR Preview" w:date="2026-01-01T00:00:00Z">
+        <w:r>
+          <w:t xml:space="preserve"> </w:t>
+        </w:r>
+      </w:ins>
+      <w:ins w:id="423" w:author="PR Preview" w:date="2026-01-01T00:00:00Z">
         <w:r>
           <w:t xml:space="preserve">write</w:t>
         </w:r>
       </w:ins>
-      <w:ins w:id="388" w:author="PR Preview" w:date="2026-01-01T00:00:00Z">
+      <w:ins w:id="424" w:author="PR Preview" w:date="2026-01-01T00:00:00Z">
         <w:r>
           <w:t xml:space="preserve"> </w:t>
         </w:r>
@@ -4812,27 +5488,27 @@
           <m:t>)</m:t>
         </m:r>
       </m:oMath>
-      <w:ins w:id="389" w:author="PR Preview" w:date="2026-01-01T00:00:00Z">
+      <w:ins w:id="425" w:author="PR Preview" w:date="2026-01-01T00:00:00Z">
         <w:r>
           <w:t xml:space="preserve">.</w:t>
         </w:r>
       </w:ins>
-      <w:ins w:id="390" w:author="PR Preview" w:date="2026-01-01T00:00:00Z">
-        <w:r>
-          <w:t xml:space="preserve"> </w:t>
-        </w:r>
-      </w:ins>
-      <w:ins w:id="391" w:author="PR Preview" w:date="2026-01-01T00:00:00Z">
+      <w:ins w:id="426" w:author="PR Preview" w:date="2026-01-01T00:00:00Z">
+        <w:r>
+          <w:t xml:space="preserve"> </w:t>
+        </w:r>
+      </w:ins>
+      <w:ins w:id="427" w:author="PR Preview" w:date="2026-01-01T00:00:00Z">
         <w:r>
           <w:t xml:space="preserve">The</w:t>
         </w:r>
       </w:ins>
-      <w:ins w:id="392" w:author="PR Preview" w:date="2026-01-01T00:00:00Z">
-        <w:r>
-          <w:t xml:space="preserve"> </w:t>
-        </w:r>
-      </w:ins>
-      <w:ins w:id="393" w:author="PR Preview" w:date="2026-01-01T00:00:00Z">
+      <w:ins w:id="428" w:author="PR Preview" w:date="2026-01-01T00:00:00Z">
+        <w:r>
+          <w:t xml:space="preserve"> </w:t>
+        </w:r>
+      </w:ins>
+      <w:ins w:id="429" w:author="PR Preview" w:date="2026-01-01T00:00:00Z">
         <w:r>
           <w:rPr>
             <w:b/>
@@ -4841,7 +5517,7 @@
           <w:t xml:space="preserve">entropy of</w:t>
         </w:r>
       </w:ins>
-      <w:ins w:id="394" w:author="PR Preview" w:date="2026-01-01T00:00:00Z">
+      <w:ins w:id="430" w:author="PR Preview" w:date="2026-01-01T00:00:00Z">
         <w:r>
           <w:rPr>
             <w:b/>
@@ -4855,7 +5531,7 @@
           <m:t>Y</m:t>
         </m:r>
       </m:oMath>
-      <w:ins w:id="395" w:author="PR Preview" w:date="2026-01-01T00:00:00Z">
+      <w:ins w:id="431" w:author="PR Preview" w:date="2026-01-01T00:00:00Z">
         <w:r>
           <w:rPr>
             <w:b/>
@@ -4864,7 +5540,7 @@
           <w:t xml:space="preserve"> </w:t>
         </w:r>
       </w:ins>
-      <w:ins w:id="396" w:author="PR Preview" w:date="2026-01-01T00:00:00Z">
+      <w:ins w:id="432" w:author="PR Preview" w:date="2026-01-01T00:00:00Z">
         <w:r>
           <w:rPr>
             <w:b/>
@@ -4873,7 +5549,7 @@
           <w:t xml:space="preserve">given</w:t>
         </w:r>
       </w:ins>
-      <w:ins w:id="397" w:author="PR Preview" w:date="2026-01-01T00:00:00Z">
+      <w:ins w:id="433" w:author="PR Preview" w:date="2026-01-01T00:00:00Z">
         <w:r>
           <w:rPr>
             <w:b/>
@@ -4896,12 +5572,12 @@
           <m:t>x</m:t>
         </m:r>
       </m:oMath>
-      <w:ins w:id="398" w:author="PR Preview" w:date="2026-01-01T00:00:00Z">
+      <w:ins w:id="434" w:author="PR Preview" w:date="2026-01-01T00:00:00Z">
         <w:r>
           <w:t xml:space="preserve">, for a value</w:t>
         </w:r>
       </w:ins>
-      <w:ins w:id="399" w:author="PR Preview" w:date="2026-01-01T00:00:00Z">
+      <w:ins w:id="435" w:author="PR Preview" w:date="2026-01-01T00:00:00Z">
         <w:r>
           <w:t xml:space="preserve"> </w:t>
         </w:r>
@@ -4911,17 +5587,17 @@
           <m:t>x</m:t>
         </m:r>
       </m:oMath>
-      <w:ins w:id="400" w:author="PR Preview" w:date="2026-01-01T00:00:00Z">
-        <w:r>
-          <w:t xml:space="preserve"> </w:t>
-        </w:r>
-      </w:ins>
-      <w:ins w:id="401" w:author="PR Preview" w:date="2026-01-01T00:00:00Z">
+      <w:ins w:id="436" w:author="PR Preview" w:date="2026-01-01T00:00:00Z">
+        <w:r>
+          <w:t xml:space="preserve"> </w:t>
+        </w:r>
+      </w:ins>
+      <w:ins w:id="437" w:author="PR Preview" w:date="2026-01-01T00:00:00Z">
         <w:r>
           <w:t xml:space="preserve">with</w:t>
         </w:r>
       </w:ins>
-      <w:ins w:id="402" w:author="PR Preview" w:date="2026-01-01T00:00:00Z">
+      <w:ins w:id="438" w:author="PR Preview" w:date="2026-01-01T00:00:00Z">
         <w:r>
           <w:t xml:space="preserve"> </w:t>
         </w:r>
@@ -4968,7 +5644,7 @@
           <m:t>0</m:t>
         </m:r>
       </m:oMath>
-      <w:ins w:id="403" w:author="PR Preview" w:date="2026-01-01T00:00:00Z">
+      <w:ins w:id="439" w:author="PR Preview" w:date="2026-01-01T00:00:00Z">
         <w:r>
           <w:t xml:space="preserve">, is</w:t>
         </w:r>
@@ -5205,7 +5881,7 @@
       <w:pPr>
         <w:pStyle w:val="BodyText"/>
       </w:pPr>
-      <w:del w:id="404" w:author="PR Preview" w:date="2026-01-01T00:00:00Z">
+      <w:del w:id="440" w:author="PR Preview" w:date="2026-01-01T00:00:00Z">
         <w:r>
           <w:rPr>
             <w:b/>
@@ -5214,17 +5890,17 @@
           <w:delText xml:space="preserve">Definition 4 (Conditional entropy)</w:delText>
         </w:r>
       </w:del>
-      <w:del w:id="405" w:author="PR Preview" w:date="2026-01-01T00:00:00Z">
-        <w:r>
-          <w:delText xml:space="preserve"> </w:delText>
-        </w:r>
-      </w:del>
-      <w:del w:id="406" w:author="PR Preview" w:date="2026-01-01T00:00:00Z">
+      <w:del w:id="441" w:author="PR Preview" w:date="2026-01-01T00:00:00Z">
+        <w:r>
+          <w:delText xml:space="preserve"> </w:delText>
+        </w:r>
+      </w:del>
+      <w:del w:id="442" w:author="PR Preview" w:date="2026-01-01T00:00:00Z">
         <w:r>
           <w:delText xml:space="preserve">For</w:delText>
         </w:r>
       </w:del>
-      <w:del w:id="407" w:author="PR Preview" w:date="2026-01-01T00:00:00Z">
+      <w:del w:id="443" w:author="PR Preview" w:date="2026-01-01T00:00:00Z">
         <w:r>
           <w:delText xml:space="preserve"> </w:delText>
         </w:r>
@@ -5234,17 +5910,17 @@
           <m:t>X</m:t>
         </m:r>
       </m:oMath>
-      <w:del w:id="408" w:author="PR Preview" w:date="2026-01-01T00:00:00Z">
-        <w:r>
-          <w:delText xml:space="preserve"> </w:delText>
-        </w:r>
-      </w:del>
-      <w:del w:id="409" w:author="PR Preview" w:date="2026-01-01T00:00:00Z">
+      <w:del w:id="444" w:author="PR Preview" w:date="2026-01-01T00:00:00Z">
+        <w:r>
+          <w:delText xml:space="preserve"> </w:delText>
+        </w:r>
+      </w:del>
+      <w:del w:id="445" w:author="PR Preview" w:date="2026-01-01T00:00:00Z">
         <w:r>
           <w:delText xml:space="preserve">and</w:delText>
         </w:r>
       </w:del>
-      <w:del w:id="410" w:author="PR Preview" w:date="2026-01-01T00:00:00Z">
+      <w:del w:id="446" w:author="PR Preview" w:date="2026-01-01T00:00:00Z">
         <w:r>
           <w:delText xml:space="preserve"> </w:delText>
         </w:r>
@@ -5254,23 +5930,23 @@
           <m:t>Y</m:t>
         </m:r>
       </m:oMath>
-      <w:del w:id="411" w:author="PR Preview" w:date="2026-01-01T00:00:00Z">
-        <w:r>
-          <w:delText xml:space="preserve"> </w:delText>
-        </w:r>
-      </w:del>
-      <w:del w:id="412" w:author="PR Preview" w:date="2026-01-01T00:00:00Z">
+      <w:del w:id="447" w:author="PR Preview" w:date="2026-01-01T00:00:00Z">
+        <w:r>
+          <w:delText xml:space="preserve"> </w:delText>
+        </w:r>
+      </w:del>
+      <w:del w:id="448" w:author="PR Preview" w:date="2026-01-01T00:00:00Z">
         <w:r>
           <w:delText xml:space="preserve">as in</w:delText>
         </w:r>
       </w:del>
-      <w:del w:id="413" w:author="PR Preview" w:date="2026-01-01T00:00:00Z">
+      <w:del w:id="449" w:author="PR Preview" w:date="2026-01-01T00:00:00Z">
         <w:r>
           <w:delText xml:space="preserve"> </w:delText>
         </w:r>
       </w:del>
       <w:hyperlink w:anchor="def-joint-entropy">
-        <w:del w:id="414" w:author="PR Preview" w:date="2026-01-01T00:00:00Z">
+        <w:del w:id="450" w:author="PR Preview" w:date="2026-01-01T00:00:00Z">
           <w:r>
             <w:rPr>
               <w:rStyle w:val="Hyperlink"/>
@@ -5279,12 +5955,12 @@
           </w:r>
         </w:del>
       </w:hyperlink>
-      <w:del w:id="415" w:author="PR Preview" w:date="2026-01-01T00:00:00Z">
+      <w:del w:id="451" w:author="PR Preview" w:date="2026-01-01T00:00:00Z">
         <w:r>
           <w:delText xml:space="preserve">, write</w:delText>
         </w:r>
       </w:del>
-      <w:del w:id="416" w:author="PR Preview" w:date="2026-01-01T00:00:00Z">
+      <w:del w:id="452" w:author="PR Preview" w:date="2026-01-01T00:00:00Z">
         <w:r>
           <w:delText xml:space="preserve"> </w:delText>
         </w:r>
@@ -5359,27 +6035,27 @@
           <m:t>)</m:t>
         </m:r>
       </m:oMath>
-      <w:del w:id="417" w:author="PR Preview" w:date="2026-01-01T00:00:00Z">
+      <w:del w:id="453" w:author="PR Preview" w:date="2026-01-01T00:00:00Z">
         <w:r>
           <w:delText xml:space="preserve">.</w:delText>
         </w:r>
       </w:del>
-      <w:del w:id="418" w:author="PR Preview" w:date="2026-01-01T00:00:00Z">
-        <w:r>
-          <w:delText xml:space="preserve"> </w:delText>
-        </w:r>
-      </w:del>
-      <w:del w:id="419" w:author="PR Preview" w:date="2026-01-01T00:00:00Z">
+      <w:del w:id="454" w:author="PR Preview" w:date="2026-01-01T00:00:00Z">
+        <w:r>
+          <w:delText xml:space="preserve"> </w:delText>
+        </w:r>
+      </w:del>
+      <w:del w:id="455" w:author="PR Preview" w:date="2026-01-01T00:00:00Z">
         <w:r>
           <w:delText xml:space="preserve">The</w:delText>
         </w:r>
       </w:del>
-      <w:del w:id="420" w:author="PR Preview" w:date="2026-01-01T00:00:00Z">
-        <w:r>
-          <w:delText xml:space="preserve"> </w:delText>
-        </w:r>
-      </w:del>
-      <w:del w:id="421" w:author="PR Preview" w:date="2026-01-01T00:00:00Z">
+      <w:del w:id="456" w:author="PR Preview" w:date="2026-01-01T00:00:00Z">
+        <w:r>
+          <w:delText xml:space="preserve"> </w:delText>
+        </w:r>
+      </w:del>
+      <w:del w:id="457" w:author="PR Preview" w:date="2026-01-01T00:00:00Z">
         <w:r>
           <w:rPr>
             <w:b/>
@@ -5388,17 +6064,17 @@
           <w:delText xml:space="preserve">conditional entropy</w:delText>
         </w:r>
       </w:del>
-      <w:del w:id="422" w:author="PR Preview" w:date="2026-01-01T00:00:00Z">
-        <w:r>
-          <w:delText xml:space="preserve"> </w:delText>
-        </w:r>
-      </w:del>
-      <w:del w:id="423" w:author="PR Preview" w:date="2026-01-01T00:00:00Z">
+      <w:del w:id="458" w:author="PR Preview" w:date="2026-01-01T00:00:00Z">
+        <w:r>
+          <w:delText xml:space="preserve"> </w:delText>
+        </w:r>
+      </w:del>
+      <w:del w:id="459" w:author="PR Preview" w:date="2026-01-01T00:00:00Z">
         <w:r>
           <w:delText xml:space="preserve">of</w:delText>
         </w:r>
       </w:del>
-      <w:del w:id="424" w:author="PR Preview" w:date="2026-01-01T00:00:00Z">
+      <w:del w:id="460" w:author="PR Preview" w:date="2026-01-01T00:00:00Z">
         <w:r>
           <w:delText xml:space="preserve"> </w:delText>
         </w:r>
@@ -5408,17 +6084,17 @@
           <m:t>Y</m:t>
         </m:r>
       </m:oMath>
-      <w:del w:id="425" w:author="PR Preview" w:date="2026-01-01T00:00:00Z">
-        <w:r>
-          <w:delText xml:space="preserve"> </w:delText>
-        </w:r>
-      </w:del>
-      <w:del w:id="426" w:author="PR Preview" w:date="2026-01-01T00:00:00Z">
+      <w:del w:id="461" w:author="PR Preview" w:date="2026-01-01T00:00:00Z">
+        <w:r>
+          <w:delText xml:space="preserve"> </w:delText>
+        </w:r>
+      </w:del>
+      <w:del w:id="462" w:author="PR Preview" w:date="2026-01-01T00:00:00Z">
         <w:r>
           <w:delText xml:space="preserve">given</w:delText>
         </w:r>
       </w:del>
-      <w:del w:id="427" w:author="PR Preview" w:date="2026-01-01T00:00:00Z">
+      <w:del w:id="463" w:author="PR Preview" w:date="2026-01-01T00:00:00Z">
         <w:r>
           <w:delText xml:space="preserve"> </w:delText>
         </w:r>
@@ -5428,23 +6104,23 @@
           <m:t>X</m:t>
         </m:r>
       </m:oMath>
-      <w:del w:id="428" w:author="PR Preview" w:date="2026-01-01T00:00:00Z">
-        <w:r>
-          <w:delText xml:space="preserve"> </w:delText>
-        </w:r>
-      </w:del>
-      <w:del w:id="429" w:author="PR Preview" w:date="2026-01-01T00:00:00Z">
+      <w:del w:id="464" w:author="PR Preview" w:date="2026-01-01T00:00:00Z">
+        <w:r>
+          <w:delText xml:space="preserve"> </w:delText>
+        </w:r>
+      </w:del>
+      <w:del w:id="465" w:author="PR Preview" w:date="2026-01-01T00:00:00Z">
         <w:r>
           <w:delText xml:space="preserve">averages the</w:delText>
         </w:r>
       </w:del>
-      <w:del w:id="430" w:author="PR Preview" w:date="2026-01-01T00:00:00Z">
+      <w:del w:id="466" w:author="PR Preview" w:date="2026-01-01T00:00:00Z">
         <w:r>
           <w:delText xml:space="preserve"> </w:delText>
         </w:r>
       </w:del>
       <w:hyperlink w:anchor="def-entropy-given-value">
-        <w:del w:id="431" w:author="PR Preview" w:date="2026-01-01T00:00:00Z">
+        <w:del w:id="467" w:author="PR Preview" w:date="2026-01-01T00:00:00Z">
           <w:r>
             <w:rPr>
               <w:rStyle w:val="Hyperlink"/>
@@ -5452,7 +6128,7 @@
             <w:delText xml:space="preserve">entropy of</w:delText>
           </w:r>
         </w:del>
-        <w:del w:id="432" w:author="PR Preview" w:date="2026-01-01T00:00:00Z">
+        <w:del w:id="468" w:author="PR Preview" w:date="2026-01-01T00:00:00Z">
           <w:r>
             <w:rPr>
               <w:rStyle w:val="Hyperlink"/>
@@ -5465,7 +6141,7 @@
             <m:t>Y</m:t>
           </m:r>
         </m:oMath>
-        <w:del w:id="433" w:author="PR Preview" w:date="2026-01-01T00:00:00Z">
+        <w:del w:id="469" w:author="PR Preview" w:date="2026-01-01T00:00:00Z">
           <w:r>
             <w:rPr>
               <w:rStyle w:val="Hyperlink"/>
@@ -5473,7 +6149,7 @@
             <w:delText xml:space="preserve"> </w:delText>
           </w:r>
         </w:del>
-        <w:del w:id="434" w:author="PR Preview" w:date="2026-01-01T00:00:00Z">
+        <w:del w:id="470" w:author="PR Preview" w:date="2026-01-01T00:00:00Z">
           <w:r>
             <w:rPr>
               <w:rStyle w:val="Hyperlink"/>
@@ -5481,7 +6157,7 @@
             <w:delText xml:space="preserve">given each value of</w:delText>
           </w:r>
         </w:del>
-        <w:del w:id="435" w:author="PR Preview" w:date="2026-01-01T00:00:00Z">
+        <w:del w:id="471" w:author="PR Preview" w:date="2026-01-01T00:00:00Z">
           <w:r>
             <w:rPr>
               <w:rStyle w:val="Hyperlink"/>
@@ -5495,17 +6171,17 @@
           </m:r>
         </m:oMath>
       </w:hyperlink>
-      <w:del w:id="436" w:author="PR Preview" w:date="2026-01-01T00:00:00Z">
-        <w:r>
-          <w:delText xml:space="preserve"> </w:delText>
-        </w:r>
-      </w:del>
-      <w:del w:id="437" w:author="PR Preview" w:date="2026-01-01T00:00:00Z">
+      <w:del w:id="472" w:author="PR Preview" w:date="2026-01-01T00:00:00Z">
+        <w:r>
+          <w:delText xml:space="preserve"> </w:delText>
+        </w:r>
+      </w:del>
+      <w:del w:id="473" w:author="PR Preview" w:date="2026-01-01T00:00:00Z">
         <w:r>
           <w:delText xml:space="preserve">over the distribution of</w:delText>
         </w:r>
       </w:del>
-      <w:del w:id="438" w:author="PR Preview" w:date="2026-01-01T00:00:00Z">
+      <w:del w:id="474" w:author="PR Preview" w:date="2026-01-01T00:00:00Z">
         <w:r>
           <w:delText xml:space="preserve"> </w:delText>
         </w:r>
@@ -5515,7 +6191,7 @@
           <m:t>X</m:t>
         </m:r>
       </m:oMath>
-      <w:del w:id="439" w:author="PR Preview" w:date="2026-01-01T00:00:00Z">
+      <w:del w:id="475" w:author="PR Preview" w:date="2026-01-01T00:00:00Z">
         <w:r>
           <w:delText xml:space="preserve">:</w:delText>
         </w:r>
@@ -5525,7 +6201,7 @@
       <w:pPr>
         <w:pStyle w:val="BodyText"/>
       </w:pPr>
-      <w:ins w:id="440" w:author="PR Preview" w:date="2026-01-01T00:00:00Z">
+      <w:ins w:id="476" w:author="PR Preview" w:date="2026-01-01T00:00:00Z">
         <w:r>
           <w:rPr>
             <w:b/>
@@ -5534,17 +6210,17 @@
           <w:t xml:space="preserve">Definition 6 (Conditional entropy)</w:t>
         </w:r>
       </w:ins>
-      <w:ins w:id="441" w:author="PR Preview" w:date="2026-01-01T00:00:00Z">
-        <w:r>
-          <w:t xml:space="preserve"> </w:t>
-        </w:r>
-      </w:ins>
-      <w:ins w:id="442" w:author="PR Preview" w:date="2026-01-01T00:00:00Z">
+      <w:ins w:id="477" w:author="PR Preview" w:date="2026-01-01T00:00:00Z">
+        <w:r>
+          <w:t xml:space="preserve"> </w:t>
+        </w:r>
+      </w:ins>
+      <w:ins w:id="478" w:author="PR Preview" w:date="2026-01-01T00:00:00Z">
         <w:r>
           <w:t xml:space="preserve">For</w:t>
         </w:r>
       </w:ins>
-      <w:ins w:id="443" w:author="PR Preview" w:date="2026-01-01T00:00:00Z">
+      <w:ins w:id="479" w:author="PR Preview" w:date="2026-01-01T00:00:00Z">
         <w:r>
           <w:t xml:space="preserve"> </w:t>
         </w:r>
@@ -5554,17 +6230,17 @@
           <m:t>X</m:t>
         </m:r>
       </m:oMath>
-      <w:ins w:id="444" w:author="PR Preview" w:date="2026-01-01T00:00:00Z">
-        <w:r>
-          <w:t xml:space="preserve"> </w:t>
-        </w:r>
-      </w:ins>
-      <w:ins w:id="445" w:author="PR Preview" w:date="2026-01-01T00:00:00Z">
+      <w:ins w:id="480" w:author="PR Preview" w:date="2026-01-01T00:00:00Z">
+        <w:r>
+          <w:t xml:space="preserve"> </w:t>
+        </w:r>
+      </w:ins>
+      <w:ins w:id="481" w:author="PR Preview" w:date="2026-01-01T00:00:00Z">
         <w:r>
           <w:t xml:space="preserve">and</w:t>
         </w:r>
       </w:ins>
-      <w:ins w:id="446" w:author="PR Preview" w:date="2026-01-01T00:00:00Z">
+      <w:ins w:id="482" w:author="PR Preview" w:date="2026-01-01T00:00:00Z">
         <w:r>
           <w:t xml:space="preserve"> </w:t>
         </w:r>
@@ -5574,23 +6250,23 @@
           <m:t>Y</m:t>
         </m:r>
       </m:oMath>
-      <w:ins w:id="447" w:author="PR Preview" w:date="2026-01-01T00:00:00Z">
-        <w:r>
-          <w:t xml:space="preserve"> </w:t>
-        </w:r>
-      </w:ins>
-      <w:ins w:id="448" w:author="PR Preview" w:date="2026-01-01T00:00:00Z">
+      <w:ins w:id="483" w:author="PR Preview" w:date="2026-01-01T00:00:00Z">
+        <w:r>
+          <w:t xml:space="preserve"> </w:t>
+        </w:r>
+      </w:ins>
+      <w:ins w:id="484" w:author="PR Preview" w:date="2026-01-01T00:00:00Z">
         <w:r>
           <w:t xml:space="preserve">as in</w:t>
         </w:r>
       </w:ins>
-      <w:ins w:id="449" w:author="PR Preview" w:date="2026-01-01T00:00:00Z">
+      <w:ins w:id="485" w:author="PR Preview" w:date="2026-01-01T00:00:00Z">
         <w:r>
           <w:t xml:space="preserve"> </w:t>
         </w:r>
       </w:ins>
       <w:hyperlink w:anchor="def-joint-entropy">
-        <w:ins w:id="450" w:author="PR Preview" w:date="2026-01-01T00:00:00Z">
+        <w:ins w:id="486" w:author="PR Preview" w:date="2026-01-01T00:00:00Z">
           <w:r>
             <w:rPr>
               <w:rStyle w:val="Hyperlink"/>
@@ -5599,12 +6275,12 @@
           </w:r>
         </w:ins>
       </w:hyperlink>
-      <w:ins w:id="451" w:author="PR Preview" w:date="2026-01-01T00:00:00Z">
+      <w:ins w:id="487" w:author="PR Preview" w:date="2026-01-01T00:00:00Z">
         <w:r>
           <w:t xml:space="preserve">, write</w:t>
         </w:r>
       </w:ins>
-      <w:ins w:id="452" w:author="PR Preview" w:date="2026-01-01T00:00:00Z">
+      <w:ins w:id="488" w:author="PR Preview" w:date="2026-01-01T00:00:00Z">
         <w:r>
           <w:t xml:space="preserve"> </w:t>
         </w:r>
@@ -5679,27 +6355,27 @@
           <m:t>)</m:t>
         </m:r>
       </m:oMath>
-      <w:ins w:id="453" w:author="PR Preview" w:date="2026-01-01T00:00:00Z">
+      <w:ins w:id="489" w:author="PR Preview" w:date="2026-01-01T00:00:00Z">
         <w:r>
           <w:t xml:space="preserve">.</w:t>
         </w:r>
       </w:ins>
-      <w:ins w:id="454" w:author="PR Preview" w:date="2026-01-01T00:00:00Z">
-        <w:r>
-          <w:t xml:space="preserve"> </w:t>
-        </w:r>
-      </w:ins>
-      <w:ins w:id="455" w:author="PR Preview" w:date="2026-01-01T00:00:00Z">
+      <w:ins w:id="490" w:author="PR Preview" w:date="2026-01-01T00:00:00Z">
+        <w:r>
+          <w:t xml:space="preserve"> </w:t>
+        </w:r>
+      </w:ins>
+      <w:ins w:id="491" w:author="PR Preview" w:date="2026-01-01T00:00:00Z">
         <w:r>
           <w:t xml:space="preserve">The</w:t>
         </w:r>
       </w:ins>
-      <w:ins w:id="456" w:author="PR Preview" w:date="2026-01-01T00:00:00Z">
-        <w:r>
-          <w:t xml:space="preserve"> </w:t>
-        </w:r>
-      </w:ins>
-      <w:ins w:id="457" w:author="PR Preview" w:date="2026-01-01T00:00:00Z">
+      <w:ins w:id="492" w:author="PR Preview" w:date="2026-01-01T00:00:00Z">
+        <w:r>
+          <w:t xml:space="preserve"> </w:t>
+        </w:r>
+      </w:ins>
+      <w:ins w:id="493" w:author="PR Preview" w:date="2026-01-01T00:00:00Z">
         <w:r>
           <w:rPr>
             <w:b/>
@@ -5708,17 +6384,17 @@
           <w:t xml:space="preserve">conditional entropy</w:t>
         </w:r>
       </w:ins>
-      <w:ins w:id="458" w:author="PR Preview" w:date="2026-01-01T00:00:00Z">
-        <w:r>
-          <w:t xml:space="preserve"> </w:t>
-        </w:r>
-      </w:ins>
-      <w:ins w:id="459" w:author="PR Preview" w:date="2026-01-01T00:00:00Z">
+      <w:ins w:id="494" w:author="PR Preview" w:date="2026-01-01T00:00:00Z">
+        <w:r>
+          <w:t xml:space="preserve"> </w:t>
+        </w:r>
+      </w:ins>
+      <w:ins w:id="495" w:author="PR Preview" w:date="2026-01-01T00:00:00Z">
         <w:r>
           <w:t xml:space="preserve">of</w:t>
         </w:r>
       </w:ins>
-      <w:ins w:id="460" w:author="PR Preview" w:date="2026-01-01T00:00:00Z">
+      <w:ins w:id="496" w:author="PR Preview" w:date="2026-01-01T00:00:00Z">
         <w:r>
           <w:t xml:space="preserve"> </w:t>
         </w:r>
@@ -5728,17 +6404,17 @@
           <m:t>Y</m:t>
         </m:r>
       </m:oMath>
-      <w:ins w:id="461" w:author="PR Preview" w:date="2026-01-01T00:00:00Z">
-        <w:r>
-          <w:t xml:space="preserve"> </w:t>
-        </w:r>
-      </w:ins>
-      <w:ins w:id="462" w:author="PR Preview" w:date="2026-01-01T00:00:00Z">
+      <w:ins w:id="497" w:author="PR Preview" w:date="2026-01-01T00:00:00Z">
+        <w:r>
+          <w:t xml:space="preserve"> </w:t>
+        </w:r>
+      </w:ins>
+      <w:ins w:id="498" w:author="PR Preview" w:date="2026-01-01T00:00:00Z">
         <w:r>
           <w:t xml:space="preserve">given</w:t>
         </w:r>
       </w:ins>
-      <w:ins w:id="463" w:author="PR Preview" w:date="2026-01-01T00:00:00Z">
+      <w:ins w:id="499" w:author="PR Preview" w:date="2026-01-01T00:00:00Z">
         <w:r>
           <w:t xml:space="preserve"> </w:t>
         </w:r>
@@ -5748,23 +6424,23 @@
           <m:t>X</m:t>
         </m:r>
       </m:oMath>
-      <w:ins w:id="464" w:author="PR Preview" w:date="2026-01-01T00:00:00Z">
-        <w:r>
-          <w:t xml:space="preserve"> </w:t>
-        </w:r>
-      </w:ins>
-      <w:ins w:id="465" w:author="PR Preview" w:date="2026-01-01T00:00:00Z">
+      <w:ins w:id="500" w:author="PR Preview" w:date="2026-01-01T00:00:00Z">
+        <w:r>
+          <w:t xml:space="preserve"> </w:t>
+        </w:r>
+      </w:ins>
+      <w:ins w:id="501" w:author="PR Preview" w:date="2026-01-01T00:00:00Z">
         <w:r>
           <w:t xml:space="preserve">averages the</w:t>
         </w:r>
       </w:ins>
-      <w:ins w:id="466" w:author="PR Preview" w:date="2026-01-01T00:00:00Z">
+      <w:ins w:id="502" w:author="PR Preview" w:date="2026-01-01T00:00:00Z">
         <w:r>
           <w:t xml:space="preserve"> </w:t>
         </w:r>
       </w:ins>
       <w:hyperlink w:anchor="def-entropy-given-value">
-        <w:ins w:id="467" w:author="PR Preview" w:date="2026-01-01T00:00:00Z">
+        <w:ins w:id="503" w:author="PR Preview" w:date="2026-01-01T00:00:00Z">
           <w:r>
             <w:rPr>
               <w:rStyle w:val="Hyperlink"/>
@@ -5772,7 +6448,7 @@
             <w:t xml:space="preserve">entropy of</w:t>
           </w:r>
         </w:ins>
-        <w:ins w:id="468" w:author="PR Preview" w:date="2026-01-01T00:00:00Z">
+        <w:ins w:id="504" w:author="PR Preview" w:date="2026-01-01T00:00:00Z">
           <w:r>
             <w:rPr>
               <w:rStyle w:val="Hyperlink"/>
@@ -5785,7 +6461,7 @@
             <m:t>Y</m:t>
           </m:r>
         </m:oMath>
-        <w:ins w:id="469" w:author="PR Preview" w:date="2026-01-01T00:00:00Z">
+        <w:ins w:id="505" w:author="PR Preview" w:date="2026-01-01T00:00:00Z">
           <w:r>
             <w:rPr>
               <w:rStyle w:val="Hyperlink"/>
@@ -5793,7 +6469,7 @@
             <w:t xml:space="preserve"> </w:t>
           </w:r>
         </w:ins>
-        <w:ins w:id="470" w:author="PR Preview" w:date="2026-01-01T00:00:00Z">
+        <w:ins w:id="506" w:author="PR Preview" w:date="2026-01-01T00:00:00Z">
           <w:r>
             <w:rPr>
               <w:rStyle w:val="Hyperlink"/>
@@ -5801,7 +6477,7 @@
             <w:t xml:space="preserve">given each value of</w:t>
           </w:r>
         </w:ins>
-        <w:ins w:id="471" w:author="PR Preview" w:date="2026-01-01T00:00:00Z">
+        <w:ins w:id="507" w:author="PR Preview" w:date="2026-01-01T00:00:00Z">
           <w:r>
             <w:rPr>
               <w:rStyle w:val="Hyperlink"/>
@@ -5815,17 +6491,17 @@
           </m:r>
         </m:oMath>
       </w:hyperlink>
-      <w:ins w:id="472" w:author="PR Preview" w:date="2026-01-01T00:00:00Z">
-        <w:r>
-          <w:t xml:space="preserve"> </w:t>
-        </w:r>
-      </w:ins>
-      <w:ins w:id="473" w:author="PR Preview" w:date="2026-01-01T00:00:00Z">
+      <w:ins w:id="508" w:author="PR Preview" w:date="2026-01-01T00:00:00Z">
+        <w:r>
+          <w:t xml:space="preserve"> </w:t>
+        </w:r>
+      </w:ins>
+      <w:ins w:id="509" w:author="PR Preview" w:date="2026-01-01T00:00:00Z">
         <w:r>
           <w:t xml:space="preserve">over the distribution of</w:t>
         </w:r>
       </w:ins>
-      <w:ins w:id="474" w:author="PR Preview" w:date="2026-01-01T00:00:00Z">
+      <w:ins w:id="510" w:author="PR Preview" w:date="2026-01-01T00:00:00Z">
         <w:r>
           <w:t xml:space="preserve"> </w:t>
         </w:r>
@@ -5835,7 +6511,7 @@
           <m:t>X</m:t>
         </m:r>
       </m:oMath>
-      <w:ins w:id="475" w:author="PR Preview" w:date="2026-01-01T00:00:00Z">
+      <w:ins w:id="511" w:author="PR Preview" w:date="2026-01-01T00:00:00Z">
         <w:r>
           <w:t xml:space="preserve">:</w:t>
         </w:r>
@@ -6191,7 +6867,7 @@
       <w:pPr>
         <w:pStyle w:val="FirstParagraph"/>
       </w:pPr>
-      <w:del w:id="476" w:author="PR Preview" w:date="2026-01-01T00:00:00Z">
+      <w:del w:id="512" w:author="PR Preview" w:date="2026-01-01T00:00:00Z">
         <w:r>
           <w:rPr>
             <w:i/>
@@ -6200,23 +6876,23 @@
           <w:delText xml:space="preserve">Proof</w:delText>
         </w:r>
       </w:del>
-      <w:del w:id="477" w:author="PR Preview" w:date="2026-01-01T00:00:00Z">
+      <w:del w:id="513" w:author="PR Preview" w:date="2026-01-01T00:00:00Z">
         <w:r>
           <w:delText xml:space="preserve">. </w:delText>
         </w:r>
       </w:del>
-      <w:del w:id="478" w:author="PR Preview" w:date="2026-01-01T00:00:00Z">
+      <w:del w:id="514" w:author="PR Preview" w:date="2026-01-01T00:00:00Z">
         <w:r>
           <w:delText xml:space="preserve">Use the notation of</w:delText>
         </w:r>
       </w:del>
-      <w:del w:id="479" w:author="PR Preview" w:date="2026-01-01T00:00:00Z">
+      <w:del w:id="515" w:author="PR Preview" w:date="2026-01-01T00:00:00Z">
         <w:r>
           <w:delText xml:space="preserve"> </w:delText>
         </w:r>
       </w:del>
       <w:hyperlink w:anchor="def-entropy-given-value">
-        <w:del w:id="480" w:author="PR Preview" w:date="2026-01-01T00:00:00Z">
+        <w:del w:id="516" w:author="PR Preview" w:date="2026-01-01T00:00:00Z">
           <w:r>
             <w:rPr>
               <w:rStyle w:val="Hyperlink"/>
@@ -6225,23 +6901,23 @@
           </w:r>
         </w:del>
       </w:hyperlink>
-      <w:del w:id="481" w:author="PR Preview" w:date="2026-01-01T00:00:00Z">
-        <w:r>
-          <w:delText xml:space="preserve"> </w:delText>
-        </w:r>
-      </w:del>
-      <w:del w:id="482" w:author="PR Preview" w:date="2026-01-01T00:00:00Z">
+      <w:del w:id="517" w:author="PR Preview" w:date="2026-01-01T00:00:00Z">
+        <w:r>
+          <w:delText xml:space="preserve"> </w:delText>
+        </w:r>
+      </w:del>
+      <w:del w:id="518" w:author="PR Preview" w:date="2026-01-01T00:00:00Z">
         <w:r>
           <w:delText xml:space="preserve">and</w:delText>
         </w:r>
       </w:del>
-      <w:del w:id="483" w:author="PR Preview" w:date="2026-01-01T00:00:00Z">
+      <w:del w:id="519" w:author="PR Preview" w:date="2026-01-01T00:00:00Z">
         <w:r>
           <w:delText xml:space="preserve"> </w:delText>
         </w:r>
       </w:del>
       <w:hyperlink w:anchor="def-conditional-entropy">
-        <w:del w:id="484" w:author="PR Preview" w:date="2026-01-01T00:00:00Z">
+        <w:del w:id="520" w:author="PR Preview" w:date="2026-01-01T00:00:00Z">
           <w:r>
             <w:rPr>
               <w:rStyle w:val="Hyperlink"/>
@@ -6250,22 +6926,22 @@
           </w:r>
         </w:del>
       </w:hyperlink>
-      <w:del w:id="485" w:author="PR Preview" w:date="2026-01-01T00:00:00Z">
+      <w:del w:id="521" w:author="PR Preview" w:date="2026-01-01T00:00:00Z">
         <w:r>
           <w:delText xml:space="preserve">,</w:delText>
         </w:r>
       </w:del>
-      <w:del w:id="486" w:author="PR Preview" w:date="2026-01-01T00:00:00Z">
-        <w:r>
-          <w:delText xml:space="preserve"> </w:delText>
-        </w:r>
-      </w:del>
-      <w:del w:id="487" w:author="PR Preview" w:date="2026-01-01T00:00:00Z">
+      <w:del w:id="522" w:author="PR Preview" w:date="2026-01-01T00:00:00Z">
+        <w:r>
+          <w:delText xml:space="preserve"> </w:delText>
+        </w:r>
+      </w:del>
+      <w:del w:id="523" w:author="PR Preview" w:date="2026-01-01T00:00:00Z">
         <w:r>
           <w:delText xml:space="preserve">with every sum over the pairs with</w:delText>
         </w:r>
       </w:del>
-      <w:del w:id="488" w:author="PR Preview" w:date="2026-01-01T00:00:00Z">
+      <w:del w:id="524" w:author="PR Preview" w:date="2026-01-01T00:00:00Z">
         <w:r>
           <w:delText xml:space="preserve"> </w:delText>
         </w:r>
@@ -6308,22 +6984,22 @@
           <m:t>0</m:t>
         </m:r>
       </m:oMath>
-      <w:del w:id="489" w:author="PR Preview" w:date="2026-01-01T00:00:00Z">
+      <w:del w:id="525" w:author="PR Preview" w:date="2026-01-01T00:00:00Z">
         <w:r>
           <w:delText xml:space="preserve">.</w:delText>
         </w:r>
       </w:del>
-      <w:del w:id="490" w:author="PR Preview" w:date="2026-01-01T00:00:00Z">
-        <w:r>
-          <w:delText xml:space="preserve"> </w:delText>
-        </w:r>
-      </w:del>
-      <w:del w:id="491" w:author="PR Preview" w:date="2026-01-01T00:00:00Z">
+      <w:del w:id="526" w:author="PR Preview" w:date="2026-01-01T00:00:00Z">
+        <w:r>
+          <w:delText xml:space="preserve"> </w:delText>
+        </w:r>
+      </w:del>
+      <w:del w:id="527" w:author="PR Preview" w:date="2026-01-01T00:00:00Z">
         <w:r>
           <w:delText xml:space="preserve">Since</w:delText>
         </w:r>
       </w:del>
-      <w:del w:id="492" w:author="PR Preview" w:date="2026-01-01T00:00:00Z">
+      <w:del w:id="528" w:author="PR Preview" w:date="2026-01-01T00:00:00Z">
         <w:r>
           <w:delText xml:space="preserve"> </w:delText>
         </w:r>
@@ -6411,7 +7087,7 @@
           <m:t>)</m:t>
         </m:r>
       </m:oMath>
-      <w:del w:id="493" w:author="PR Preview" w:date="2026-01-01T00:00:00Z">
+      <w:del w:id="529" w:author="PR Preview" w:date="2026-01-01T00:00:00Z">
         <w:r>
           <w:delText xml:space="preserve">,</w:delText>
         </w:r>
@@ -6421,7 +7097,7 @@
       <w:pPr>
         <w:pStyle w:val="FirstParagraph"/>
       </w:pPr>
-      <w:ins w:id="494" w:author="PR Preview" w:date="2026-01-01T00:00:00Z">
+      <w:ins w:id="530" w:author="PR Preview" w:date="2026-01-01T00:00:00Z">
         <w:r>
           <w:rPr>
             <w:i/>
@@ -6430,23 +7106,23 @@
           <w:t xml:space="preserve">Proof</w:t>
         </w:r>
       </w:ins>
-      <w:ins w:id="495" w:author="PR Preview" w:date="2026-01-01T00:00:00Z">
+      <w:ins w:id="531" w:author="PR Preview" w:date="2026-01-01T00:00:00Z">
         <w:r>
           <w:t xml:space="preserve">. </w:t>
         </w:r>
       </w:ins>
-      <w:ins w:id="496" w:author="PR Preview" w:date="2026-01-01T00:00:00Z">
+      <w:ins w:id="532" w:author="PR Preview" w:date="2026-01-01T00:00:00Z">
         <w:r>
           <w:t xml:space="preserve">Use the notation of</w:t>
         </w:r>
       </w:ins>
-      <w:ins w:id="497" w:author="PR Preview" w:date="2026-01-01T00:00:00Z">
+      <w:ins w:id="533" w:author="PR Preview" w:date="2026-01-01T00:00:00Z">
         <w:r>
           <w:t xml:space="preserve"> </w:t>
         </w:r>
       </w:ins>
       <w:hyperlink w:anchor="def-entropy-given-value">
-        <w:ins w:id="498" w:author="PR Preview" w:date="2026-01-01T00:00:00Z">
+        <w:ins w:id="534" w:author="PR Preview" w:date="2026-01-01T00:00:00Z">
           <w:r>
             <w:rPr>
               <w:rStyle w:val="Hyperlink"/>
@@ -6455,23 +7131,23 @@
           </w:r>
         </w:ins>
       </w:hyperlink>
-      <w:ins w:id="499" w:author="PR Preview" w:date="2026-01-01T00:00:00Z">
-        <w:r>
-          <w:t xml:space="preserve"> </w:t>
-        </w:r>
-      </w:ins>
-      <w:ins w:id="500" w:author="PR Preview" w:date="2026-01-01T00:00:00Z">
+      <w:ins w:id="535" w:author="PR Preview" w:date="2026-01-01T00:00:00Z">
+        <w:r>
+          <w:t xml:space="preserve"> </w:t>
+        </w:r>
+      </w:ins>
+      <w:ins w:id="536" w:author="PR Preview" w:date="2026-01-01T00:00:00Z">
         <w:r>
           <w:t xml:space="preserve">and</w:t>
         </w:r>
       </w:ins>
-      <w:ins w:id="501" w:author="PR Preview" w:date="2026-01-01T00:00:00Z">
+      <w:ins w:id="537" w:author="PR Preview" w:date="2026-01-01T00:00:00Z">
         <w:r>
           <w:t xml:space="preserve"> </w:t>
         </w:r>
       </w:ins>
       <w:hyperlink w:anchor="def-conditional-entropy">
-        <w:ins w:id="502" w:author="PR Preview" w:date="2026-01-01T00:00:00Z">
+        <w:ins w:id="538" w:author="PR Preview" w:date="2026-01-01T00:00:00Z">
           <w:r>
             <w:rPr>
               <w:rStyle w:val="Hyperlink"/>
@@ -6480,22 +7156,22 @@
           </w:r>
         </w:ins>
       </w:hyperlink>
-      <w:ins w:id="503" w:author="PR Preview" w:date="2026-01-01T00:00:00Z">
+      <w:ins w:id="539" w:author="PR Preview" w:date="2026-01-01T00:00:00Z">
         <w:r>
           <w:t xml:space="preserve">,</w:t>
         </w:r>
       </w:ins>
-      <w:ins w:id="504" w:author="PR Preview" w:date="2026-01-01T00:00:00Z">
-        <w:r>
-          <w:t xml:space="preserve"> </w:t>
-        </w:r>
-      </w:ins>
-      <w:ins w:id="505" w:author="PR Preview" w:date="2026-01-01T00:00:00Z">
+      <w:ins w:id="540" w:author="PR Preview" w:date="2026-01-01T00:00:00Z">
+        <w:r>
+          <w:t xml:space="preserve"> </w:t>
+        </w:r>
+      </w:ins>
+      <w:ins w:id="541" w:author="PR Preview" w:date="2026-01-01T00:00:00Z">
         <w:r>
           <w:t xml:space="preserve">with every sum over the pairs with</w:t>
         </w:r>
       </w:ins>
-      <w:ins w:id="506" w:author="PR Preview" w:date="2026-01-01T00:00:00Z">
+      <w:ins w:id="542" w:author="PR Preview" w:date="2026-01-01T00:00:00Z">
         <w:r>
           <w:t xml:space="preserve"> </w:t>
         </w:r>
@@ -6538,22 +7214,22 @@
           <m:t>0</m:t>
         </m:r>
       </m:oMath>
-      <w:ins w:id="507" w:author="PR Preview" w:date="2026-01-01T00:00:00Z">
+      <w:ins w:id="543" w:author="PR Preview" w:date="2026-01-01T00:00:00Z">
         <w:r>
           <w:t xml:space="preserve">.</w:t>
         </w:r>
       </w:ins>
-      <w:ins w:id="508" w:author="PR Preview" w:date="2026-01-01T00:00:00Z">
-        <w:r>
-          <w:t xml:space="preserve"> </w:t>
-        </w:r>
-      </w:ins>
-      <w:ins w:id="509" w:author="PR Preview" w:date="2026-01-01T00:00:00Z">
+      <w:ins w:id="544" w:author="PR Preview" w:date="2026-01-01T00:00:00Z">
+        <w:r>
+          <w:t xml:space="preserve"> </w:t>
+        </w:r>
+      </w:ins>
+      <w:ins w:id="545" w:author="PR Preview" w:date="2026-01-01T00:00:00Z">
         <w:r>
           <w:t xml:space="preserve">Since</w:t>
         </w:r>
       </w:ins>
-      <w:ins w:id="510" w:author="PR Preview" w:date="2026-01-01T00:00:00Z">
+      <w:ins w:id="546" w:author="PR Preview" w:date="2026-01-01T00:00:00Z">
         <w:r>
           <w:t xml:space="preserve"> </w:t>
         </w:r>
@@ -6641,7 +7317,7 @@
           <m:t>)</m:t>
         </m:r>
       </m:oMath>
-      <w:ins w:id="511" w:author="PR Preview" w:date="2026-01-01T00:00:00Z">
+      <w:ins w:id="547" w:author="PR Preview" w:date="2026-01-01T00:00:00Z">
         <w:r>
           <w:t xml:space="preserve">,</w:t>
         </w:r>
@@ -7852,7 +8528,7 @@
       <w:pPr>
         <w:pStyle w:val="FirstParagraph"/>
       </w:pPr>
-      <w:del w:id="512" w:author="PR Preview" w:date="2026-01-01T00:00:00Z">
+      <w:del w:id="548" w:author="PR Preview" w:date="2026-01-01T00:00:00Z">
         <w:r>
           <w:rPr>
             <w:b/>
@@ -7861,22 +8537,22 @@
           <w:delText xml:space="preserve">Definition 5 (Mutual information)</w:delText>
         </w:r>
       </w:del>
-      <w:del w:id="513" w:author="PR Preview" w:date="2026-01-01T00:00:00Z">
-        <w:r>
-          <w:delText xml:space="preserve"> </w:delText>
-        </w:r>
-      </w:del>
-      <w:del w:id="514" w:author="PR Preview" w:date="2026-01-01T00:00:00Z">
+      <w:del w:id="549" w:author="PR Preview" w:date="2026-01-01T00:00:00Z">
+        <w:r>
+          <w:delText xml:space="preserve"> </w:delText>
+        </w:r>
+      </w:del>
+      <w:del w:id="550" w:author="PR Preview" w:date="2026-01-01T00:00:00Z">
         <w:r>
           <w:delText xml:space="preserve">The</w:delText>
         </w:r>
       </w:del>
-      <w:del w:id="515" w:author="PR Preview" w:date="2026-01-01T00:00:00Z">
-        <w:r>
-          <w:delText xml:space="preserve"> </w:delText>
-        </w:r>
-      </w:del>
-      <w:del w:id="516" w:author="PR Preview" w:date="2026-01-01T00:00:00Z">
+      <w:del w:id="551" w:author="PR Preview" w:date="2026-01-01T00:00:00Z">
+        <w:r>
+          <w:delText xml:space="preserve"> </w:delText>
+        </w:r>
+      </w:del>
+      <w:del w:id="552" w:author="PR Preview" w:date="2026-01-01T00:00:00Z">
         <w:r>
           <w:rPr>
             <w:b/>
@@ -7885,17 +8561,17 @@
           <w:delText xml:space="preserve">mutual information</w:delText>
         </w:r>
       </w:del>
-      <w:del w:id="517" w:author="PR Preview" w:date="2026-01-01T00:00:00Z">
-        <w:r>
-          <w:delText xml:space="preserve"> </w:delText>
-        </w:r>
-      </w:del>
-      <w:del w:id="518" w:author="PR Preview" w:date="2026-01-01T00:00:00Z">
+      <w:del w:id="553" w:author="PR Preview" w:date="2026-01-01T00:00:00Z">
+        <w:r>
+          <w:delText xml:space="preserve"> </w:delText>
+        </w:r>
+      </w:del>
+      <w:del w:id="554" w:author="PR Preview" w:date="2026-01-01T00:00:00Z">
         <w:r>
           <w:delText xml:space="preserve">between discrete random variables</w:delText>
         </w:r>
       </w:del>
-      <w:del w:id="519" w:author="PR Preview" w:date="2026-01-01T00:00:00Z">
+      <w:del w:id="555" w:author="PR Preview" w:date="2026-01-01T00:00:00Z">
         <w:r>
           <w:delText xml:space="preserve"> </w:delText>
         </w:r>
@@ -7905,17 +8581,17 @@
           <m:t>X</m:t>
         </m:r>
       </m:oMath>
-      <w:del w:id="520" w:author="PR Preview" w:date="2026-01-01T00:00:00Z">
-        <w:r>
-          <w:delText xml:space="preserve"> </w:delText>
-        </w:r>
-      </w:del>
-      <w:del w:id="521" w:author="PR Preview" w:date="2026-01-01T00:00:00Z">
+      <w:del w:id="556" w:author="PR Preview" w:date="2026-01-01T00:00:00Z">
+        <w:r>
+          <w:delText xml:space="preserve"> </w:delText>
+        </w:r>
+      </w:del>
+      <w:del w:id="557" w:author="PR Preview" w:date="2026-01-01T00:00:00Z">
         <w:r>
           <w:delText xml:space="preserve">and</w:delText>
         </w:r>
       </w:del>
-      <w:del w:id="522" w:author="PR Preview" w:date="2026-01-01T00:00:00Z">
+      <w:del w:id="558" w:author="PR Preview" w:date="2026-01-01T00:00:00Z">
         <w:r>
           <w:delText xml:space="preserve"> </w:delText>
         </w:r>
@@ -7925,33 +8601,33 @@
           <m:t>Y</m:t>
         </m:r>
       </m:oMath>
-      <w:del w:id="523" w:author="PR Preview" w:date="2026-01-01T00:00:00Z">
-        <w:r>
-          <w:delText xml:space="preserve"> </w:delText>
-        </w:r>
-      </w:del>
-      <w:del w:id="524" w:author="PR Preview" w:date="2026-01-01T00:00:00Z">
+      <w:del w:id="559" w:author="PR Preview" w:date="2026-01-01T00:00:00Z">
+        <w:r>
+          <w:delText xml:space="preserve"> </w:delText>
+        </w:r>
+      </w:del>
+      <w:del w:id="560" w:author="PR Preview" w:date="2026-01-01T00:00:00Z">
         <w:r>
           <w:delText xml:space="preserve">with finite entropies</w:delText>
         </w:r>
       </w:del>
-      <w:del w:id="525" w:author="PR Preview" w:date="2026-01-01T00:00:00Z">
-        <w:r>
-          <w:delText xml:space="preserve"> </w:delText>
-        </w:r>
-      </w:del>
-      <w:del w:id="526" w:author="PR Preview" w:date="2026-01-01T00:00:00Z">
+      <w:del w:id="561" w:author="PR Preview" w:date="2026-01-01T00:00:00Z">
+        <w:r>
+          <w:delText xml:space="preserve"> </w:delText>
+        </w:r>
+      </w:del>
+      <w:del w:id="562" w:author="PR Preview" w:date="2026-01-01T00:00:00Z">
         <w:r>
           <w:delText xml:space="preserve">is the reduction in the</w:delText>
         </w:r>
       </w:del>
-      <w:del w:id="527" w:author="PR Preview" w:date="2026-01-01T00:00:00Z">
+      <w:del w:id="563" w:author="PR Preview" w:date="2026-01-01T00:00:00Z">
         <w:r>
           <w:delText xml:space="preserve"> </w:delText>
         </w:r>
       </w:del>
       <w:hyperlink r:id="rId17">
-        <w:del w:id="528" w:author="PR Preview" w:date="2026-01-01T00:00:00Z">
+        <w:del w:id="564" w:author="PR Preview" w:date="2026-01-01T00:00:00Z">
           <w:r>
             <w:rPr>
               <w:rStyle w:val="Hyperlink"/>
@@ -7960,17 +8636,17 @@
           </w:r>
         </w:del>
       </w:hyperlink>
-      <w:del w:id="529" w:author="PR Preview" w:date="2026-01-01T00:00:00Z">
-        <w:r>
-          <w:delText xml:space="preserve"> </w:delText>
-        </w:r>
-      </w:del>
-      <w:del w:id="530" w:author="PR Preview" w:date="2026-01-01T00:00:00Z">
+      <w:del w:id="565" w:author="PR Preview" w:date="2026-01-01T00:00:00Z">
+        <w:r>
+          <w:delText xml:space="preserve"> </w:delText>
+        </w:r>
+      </w:del>
+      <w:del w:id="566" w:author="PR Preview" w:date="2026-01-01T00:00:00Z">
         <w:r>
           <w:delText xml:space="preserve">of</w:delText>
         </w:r>
       </w:del>
-      <w:del w:id="531" w:author="PR Preview" w:date="2026-01-01T00:00:00Z">
+      <w:del w:id="567" w:author="PR Preview" w:date="2026-01-01T00:00:00Z">
         <w:r>
           <w:delText xml:space="preserve"> </w:delText>
         </w:r>
@@ -7980,17 +8656,17 @@
           <m:t>Y</m:t>
         </m:r>
       </m:oMath>
-      <w:del w:id="532" w:author="PR Preview" w:date="2026-01-01T00:00:00Z">
-        <w:r>
-          <w:delText xml:space="preserve"> </w:delText>
-        </w:r>
-      </w:del>
-      <w:del w:id="533" w:author="PR Preview" w:date="2026-01-01T00:00:00Z">
+      <w:del w:id="568" w:author="PR Preview" w:date="2026-01-01T00:00:00Z">
+        <w:r>
+          <w:delText xml:space="preserve"> </w:delText>
+        </w:r>
+      </w:del>
+      <w:del w:id="569" w:author="PR Preview" w:date="2026-01-01T00:00:00Z">
         <w:r>
           <w:delText xml:space="preserve">from learning</w:delText>
         </w:r>
       </w:del>
-      <w:del w:id="534" w:author="PR Preview" w:date="2026-01-01T00:00:00Z">
+      <w:del w:id="570" w:author="PR Preview" w:date="2026-01-01T00:00:00Z">
         <w:r>
           <w:delText xml:space="preserve"> </w:delText>
         </w:r>
@@ -8000,7 +8676,7 @@
           <m:t>X</m:t>
         </m:r>
       </m:oMath>
-      <w:del w:id="535" w:author="PR Preview" w:date="2026-01-01T00:00:00Z">
+      <w:del w:id="571" w:author="PR Preview" w:date="2026-01-01T00:00:00Z">
         <w:r>
           <w:delText xml:space="preserve">:</w:delText>
         </w:r>
@@ -8010,7 +8686,7 @@
       <w:pPr>
         <w:pStyle w:val="FirstParagraph"/>
       </w:pPr>
-      <w:ins w:id="536" w:author="PR Preview" w:date="2026-01-01T00:00:00Z">
+      <w:ins w:id="572" w:author="PR Preview" w:date="2026-01-01T00:00:00Z">
         <w:r>
           <w:rPr>
             <w:b/>
@@ -8019,22 +8695,22 @@
           <w:t xml:space="preserve">Definition 7 (Mutual information)</w:t>
         </w:r>
       </w:ins>
-      <w:ins w:id="537" w:author="PR Preview" w:date="2026-01-01T00:00:00Z">
-        <w:r>
-          <w:t xml:space="preserve"> </w:t>
-        </w:r>
-      </w:ins>
-      <w:ins w:id="538" w:author="PR Preview" w:date="2026-01-01T00:00:00Z">
+      <w:ins w:id="573" w:author="PR Preview" w:date="2026-01-01T00:00:00Z">
+        <w:r>
+          <w:t xml:space="preserve"> </w:t>
+        </w:r>
+      </w:ins>
+      <w:ins w:id="574" w:author="PR Preview" w:date="2026-01-01T00:00:00Z">
         <w:r>
           <w:t xml:space="preserve">The</w:t>
         </w:r>
       </w:ins>
-      <w:ins w:id="539" w:author="PR Preview" w:date="2026-01-01T00:00:00Z">
-        <w:r>
-          <w:t xml:space="preserve"> </w:t>
-        </w:r>
-      </w:ins>
-      <w:ins w:id="540" w:author="PR Preview" w:date="2026-01-01T00:00:00Z">
+      <w:ins w:id="575" w:author="PR Preview" w:date="2026-01-01T00:00:00Z">
+        <w:r>
+          <w:t xml:space="preserve"> </w:t>
+        </w:r>
+      </w:ins>
+      <w:ins w:id="576" w:author="PR Preview" w:date="2026-01-01T00:00:00Z">
         <w:r>
           <w:rPr>
             <w:b/>
@@ -8043,17 +8719,17 @@
           <w:t xml:space="preserve">mutual information</w:t>
         </w:r>
       </w:ins>
-      <w:ins w:id="541" w:author="PR Preview" w:date="2026-01-01T00:00:00Z">
-        <w:r>
-          <w:t xml:space="preserve"> </w:t>
-        </w:r>
-      </w:ins>
-      <w:ins w:id="542" w:author="PR Preview" w:date="2026-01-01T00:00:00Z">
+      <w:ins w:id="577" w:author="PR Preview" w:date="2026-01-01T00:00:00Z">
+        <w:r>
+          <w:t xml:space="preserve"> </w:t>
+        </w:r>
+      </w:ins>
+      <w:ins w:id="578" w:author="PR Preview" w:date="2026-01-01T00:00:00Z">
         <w:r>
           <w:t xml:space="preserve">between discrete random variables</w:t>
         </w:r>
       </w:ins>
-      <w:ins w:id="543" w:author="PR Preview" w:date="2026-01-01T00:00:00Z">
+      <w:ins w:id="579" w:author="PR Preview" w:date="2026-01-01T00:00:00Z">
         <w:r>
           <w:t xml:space="preserve"> </w:t>
         </w:r>
@@ -8063,17 +8739,17 @@
           <m:t>X</m:t>
         </m:r>
       </m:oMath>
-      <w:ins w:id="544" w:author="PR Preview" w:date="2026-01-01T00:00:00Z">
-        <w:r>
-          <w:t xml:space="preserve"> </w:t>
-        </w:r>
-      </w:ins>
-      <w:ins w:id="545" w:author="PR Preview" w:date="2026-01-01T00:00:00Z">
+      <w:ins w:id="580" w:author="PR Preview" w:date="2026-01-01T00:00:00Z">
+        <w:r>
+          <w:t xml:space="preserve"> </w:t>
+        </w:r>
+      </w:ins>
+      <w:ins w:id="581" w:author="PR Preview" w:date="2026-01-01T00:00:00Z">
         <w:r>
           <w:t xml:space="preserve">and</w:t>
         </w:r>
       </w:ins>
-      <w:ins w:id="546" w:author="PR Preview" w:date="2026-01-01T00:00:00Z">
+      <w:ins w:id="582" w:author="PR Preview" w:date="2026-01-01T00:00:00Z">
         <w:r>
           <w:t xml:space="preserve"> </w:t>
         </w:r>
@@ -8083,33 +8759,33 @@
           <m:t>Y</m:t>
         </m:r>
       </m:oMath>
-      <w:ins w:id="547" w:author="PR Preview" w:date="2026-01-01T00:00:00Z">
-        <w:r>
-          <w:t xml:space="preserve"> </w:t>
-        </w:r>
-      </w:ins>
-      <w:ins w:id="548" w:author="PR Preview" w:date="2026-01-01T00:00:00Z">
+      <w:ins w:id="583" w:author="PR Preview" w:date="2026-01-01T00:00:00Z">
+        <w:r>
+          <w:t xml:space="preserve"> </w:t>
+        </w:r>
+      </w:ins>
+      <w:ins w:id="584" w:author="PR Preview" w:date="2026-01-01T00:00:00Z">
         <w:r>
           <w:t xml:space="preserve">with finite entropies</w:t>
         </w:r>
       </w:ins>
-      <w:ins w:id="549" w:author="PR Preview" w:date="2026-01-01T00:00:00Z">
-        <w:r>
-          <w:t xml:space="preserve"> </w:t>
-        </w:r>
-      </w:ins>
-      <w:ins w:id="550" w:author="PR Preview" w:date="2026-01-01T00:00:00Z">
+      <w:ins w:id="585" w:author="PR Preview" w:date="2026-01-01T00:00:00Z">
+        <w:r>
+          <w:t xml:space="preserve"> </w:t>
+        </w:r>
+      </w:ins>
+      <w:ins w:id="586" w:author="PR Preview" w:date="2026-01-01T00:00:00Z">
         <w:r>
           <w:t xml:space="preserve">is the reduction in the</w:t>
         </w:r>
       </w:ins>
-      <w:ins w:id="551" w:author="PR Preview" w:date="2026-01-01T00:00:00Z">
+      <w:ins w:id="587" w:author="PR Preview" w:date="2026-01-01T00:00:00Z">
         <w:r>
           <w:t xml:space="preserve"> </w:t>
         </w:r>
       </w:ins>
       <w:hyperlink r:id="rId17">
-        <w:ins w:id="552" w:author="PR Preview" w:date="2026-01-01T00:00:00Z">
+        <w:ins w:id="588" w:author="PR Preview" w:date="2026-01-01T00:00:00Z">
           <w:r>
             <w:rPr>
               <w:rStyle w:val="Hyperlink"/>
@@ -8118,17 +8794,17 @@
           </w:r>
         </w:ins>
       </w:hyperlink>
-      <w:ins w:id="553" w:author="PR Preview" w:date="2026-01-01T00:00:00Z">
-        <w:r>
-          <w:t xml:space="preserve"> </w:t>
-        </w:r>
-      </w:ins>
-      <w:ins w:id="554" w:author="PR Preview" w:date="2026-01-01T00:00:00Z">
+      <w:ins w:id="589" w:author="PR Preview" w:date="2026-01-01T00:00:00Z">
+        <w:r>
+          <w:t xml:space="preserve"> </w:t>
+        </w:r>
+      </w:ins>
+      <w:ins w:id="590" w:author="PR Preview" w:date="2026-01-01T00:00:00Z">
         <w:r>
           <w:t xml:space="preserve">of</w:t>
         </w:r>
       </w:ins>
-      <w:ins w:id="555" w:author="PR Preview" w:date="2026-01-01T00:00:00Z">
+      <w:ins w:id="591" w:author="PR Preview" w:date="2026-01-01T00:00:00Z">
         <w:r>
           <w:t xml:space="preserve"> </w:t>
         </w:r>
@@ -8138,17 +8814,17 @@
           <m:t>Y</m:t>
         </m:r>
       </m:oMath>
-      <w:ins w:id="556" w:author="PR Preview" w:date="2026-01-01T00:00:00Z">
-        <w:r>
-          <w:t xml:space="preserve"> </w:t>
-        </w:r>
-      </w:ins>
-      <w:ins w:id="557" w:author="PR Preview" w:date="2026-01-01T00:00:00Z">
+      <w:ins w:id="592" w:author="PR Preview" w:date="2026-01-01T00:00:00Z">
+        <w:r>
+          <w:t xml:space="preserve"> </w:t>
+        </w:r>
+      </w:ins>
+      <w:ins w:id="593" w:author="PR Preview" w:date="2026-01-01T00:00:00Z">
         <w:r>
           <w:t xml:space="preserve">from learning</w:t>
         </w:r>
       </w:ins>
-      <w:ins w:id="558" w:author="PR Preview" w:date="2026-01-01T00:00:00Z">
+      <w:ins w:id="594" w:author="PR Preview" w:date="2026-01-01T00:00:00Z">
         <w:r>
           <w:t xml:space="preserve"> </w:t>
         </w:r>
@@ -8158,7 +8834,7 @@
           <m:t>X</m:t>
         </m:r>
       </m:oMath>
-      <w:ins w:id="559" w:author="PR Preview" w:date="2026-01-01T00:00:00Z">
+      <w:ins w:id="595" w:author="PR Preview" w:date="2026-01-01T00:00:00Z">
         <w:r>
           <w:t xml:space="preserve">:</w:t>
         </w:r>
@@ -8964,12 +9640,12 @@
       <w:pPr>
         <w:pStyle w:val="FirstParagraph"/>
       </w:pPr>
-      <w:del w:id="560" w:author="PR Preview" w:date="2026-01-01T00:00:00Z">
+      <w:del w:id="596" w:author="PR Preview" w:date="2026-01-01T00:00:00Z">
         <w:r>
           <w:delText xml:space="preserve">The right side is</w:delText>
         </w:r>
       </w:del>
-      <w:del w:id="561" w:author="PR Preview" w:date="2026-01-01T00:00:00Z">
+      <w:del w:id="597" w:author="PR Preview" w:date="2026-01-01T00:00:00Z">
         <w:r>
           <w:delText xml:space="preserve"> </w:delText>
         </w:r>
@@ -9003,23 +9679,23 @@
           <m:t>)</m:t>
         </m:r>
       </m:oMath>
-      <w:del w:id="562" w:author="PR Preview" w:date="2026-01-01T00:00:00Z">
-        <w:r>
-          <w:delText xml:space="preserve"> </w:delText>
-        </w:r>
-      </w:del>
-      <w:del w:id="563" w:author="PR Preview" w:date="2026-01-01T00:00:00Z">
+      <w:del w:id="598" w:author="PR Preview" w:date="2026-01-01T00:00:00Z">
+        <w:r>
+          <w:delText xml:space="preserve"> </w:delText>
+        </w:r>
+      </w:del>
+      <w:del w:id="599" w:author="PR Preview" w:date="2026-01-01T00:00:00Z">
         <w:r>
           <w:delText xml:space="preserve">by</w:delText>
         </w:r>
       </w:del>
-      <w:del w:id="564" w:author="PR Preview" w:date="2026-01-01T00:00:00Z">
+      <w:del w:id="600" w:author="PR Preview" w:date="2026-01-01T00:00:00Z">
         <w:r>
           <w:delText xml:space="preserve"> </w:delText>
         </w:r>
       </w:del>
       <w:hyperlink w:anchor="def-mutual-information">
-        <w:del w:id="565" w:author="PR Preview" w:date="2026-01-01T00:00:00Z">
+        <w:del w:id="601" w:author="PR Preview" w:date="2026-01-01T00:00:00Z">
           <w:r>
             <w:rPr>
               <w:rStyle w:val="Hyperlink"/>
@@ -9028,22 +9704,22 @@
           </w:r>
         </w:del>
       </w:hyperlink>
-      <w:del w:id="566" w:author="PR Preview" w:date="2026-01-01T00:00:00Z">
+      <w:del w:id="602" w:author="PR Preview" w:date="2026-01-01T00:00:00Z">
         <w:r>
           <w:delText xml:space="preserve">,</w:delText>
         </w:r>
       </w:del>
-      <w:del w:id="567" w:author="PR Preview" w:date="2026-01-01T00:00:00Z">
-        <w:r>
-          <w:delText xml:space="preserve"> </w:delText>
-        </w:r>
-      </w:del>
-      <w:del w:id="568" w:author="PR Preview" w:date="2026-01-01T00:00:00Z">
+      <w:del w:id="603" w:author="PR Preview" w:date="2026-01-01T00:00:00Z">
+        <w:r>
+          <w:delText xml:space="preserve"> </w:delText>
+        </w:r>
+      </w:del>
+      <w:del w:id="604" w:author="PR Preview" w:date="2026-01-01T00:00:00Z">
         <w:r>
           <w:delText xml:space="preserve">and the left side is</w:delText>
         </w:r>
       </w:del>
-      <w:del w:id="569" w:author="PR Preview" w:date="2026-01-01T00:00:00Z">
+      <w:del w:id="605" w:author="PR Preview" w:date="2026-01-01T00:00:00Z">
         <w:r>
           <w:delText xml:space="preserve"> </w:delText>
         </w:r>
@@ -9077,12 +9753,12 @@
           <m:t>)</m:t>
         </m:r>
       </m:oMath>
-      <w:del w:id="570" w:author="PR Preview" w:date="2026-01-01T00:00:00Z">
-        <w:r>
-          <w:delText xml:space="preserve"> </w:delText>
-        </w:r>
-      </w:del>
-      <w:del w:id="571" w:author="PR Preview" w:date="2026-01-01T00:00:00Z">
+      <w:del w:id="606" w:author="PR Preview" w:date="2026-01-01T00:00:00Z">
+        <w:r>
+          <w:delText xml:space="preserve"> </w:delText>
+        </w:r>
+      </w:del>
+      <w:del w:id="607" w:author="PR Preview" w:date="2026-01-01T00:00:00Z">
         <w:r>
           <w:delText xml:space="preserve">by the same definition.</w:delText>
         </w:r>
@@ -9092,7 +9768,7 @@
       <w:pPr>
         <w:pStyle w:val="BodyText"/>
       </w:pPr>
-      <w:del w:id="572" w:author="PR Preview" w:date="2026-01-01T00:00:00Z">
+      <w:del w:id="608" w:author="PR Preview" w:date="2026-01-01T00:00:00Z">
         <w:r>
           <w:rPr>
             <w:i/>
@@ -9101,43 +9777,43 @@
           <w:delText xml:space="preserve">Remark 4</w:delText>
         </w:r>
       </w:del>
-      <w:del w:id="573" w:author="PR Preview" w:date="2026-01-01T00:00:00Z">
+      <w:del w:id="609" w:author="PR Preview" w:date="2026-01-01T00:00:00Z">
         <w:r>
           <w:delText xml:space="preserve"> (Mutual information as a divergence). </w:delText>
         </w:r>
       </w:del>
-      <w:del w:id="574" w:author="PR Preview" w:date="2026-01-01T00:00:00Z">
+      <w:del w:id="610" w:author="PR Preview" w:date="2026-01-01T00:00:00Z">
         <w:r>
           <w:delText xml:space="preserve">Cover and Thomas (2006, sec. 2.3)</w:delText>
         </w:r>
       </w:del>
-      <w:del w:id="575" w:author="PR Preview" w:date="2026-01-01T00:00:00Z">
-        <w:r>
-          <w:delText xml:space="preserve"> </w:delText>
-        </w:r>
-      </w:del>
-      <w:del w:id="576" w:author="PR Preview" w:date="2026-01-01T00:00:00Z">
+      <w:del w:id="611" w:author="PR Preview" w:date="2026-01-01T00:00:00Z">
+        <w:r>
+          <w:delText xml:space="preserve"> </w:delText>
+        </w:r>
+      </w:del>
+      <w:del w:id="612" w:author="PR Preview" w:date="2026-01-01T00:00:00Z">
         <w:r>
           <w:delText xml:space="preserve">define mutual information</w:delText>
         </w:r>
       </w:del>
-      <w:del w:id="577" w:author="PR Preview" w:date="2026-01-01T00:00:00Z">
-        <w:r>
-          <w:delText xml:space="preserve"> </w:delText>
-        </w:r>
-      </w:del>
-      <w:del w:id="578" w:author="PR Preview" w:date="2026-01-01T00:00:00Z">
+      <w:del w:id="613" w:author="PR Preview" w:date="2026-01-01T00:00:00Z">
+        <w:r>
+          <w:delText xml:space="preserve"> </w:delText>
+        </w:r>
+      </w:del>
+      <w:del w:id="614" w:author="PR Preview" w:date="2026-01-01T00:00:00Z">
         <w:r>
           <w:delText xml:space="preserve">as the</w:delText>
         </w:r>
       </w:del>
-      <w:del w:id="579" w:author="PR Preview" w:date="2026-01-01T00:00:00Z">
+      <w:del w:id="615" w:author="PR Preview" w:date="2026-01-01T00:00:00Z">
         <w:r>
           <w:delText xml:space="preserve"> </w:delText>
         </w:r>
       </w:del>
       <w:hyperlink r:id="rId23">
-        <w:del w:id="580" w:author="PR Preview" w:date="2026-01-01T00:00:00Z">
+        <w:del w:id="616" w:author="PR Preview" w:date="2026-01-01T00:00:00Z">
           <w:r>
             <w:rPr>
               <w:rStyle w:val="Hyperlink"/>
@@ -9146,17 +9822,17 @@
           </w:r>
         </w:del>
       </w:hyperlink>
-      <w:del w:id="581" w:author="PR Preview" w:date="2026-01-01T00:00:00Z">
-        <w:r>
-          <w:delText xml:space="preserve"> </w:delText>
-        </w:r>
-      </w:del>
-      <w:del w:id="582" w:author="PR Preview" w:date="2026-01-01T00:00:00Z">
+      <w:del w:id="617" w:author="PR Preview" w:date="2026-01-01T00:00:00Z">
+        <w:r>
+          <w:delText xml:space="preserve"> </w:delText>
+        </w:r>
+      </w:del>
+      <w:del w:id="618" w:author="PR Preview" w:date="2026-01-01T00:00:00Z">
         <w:r>
           <w:delText xml:space="preserve">of the joint distribution of</w:delText>
         </w:r>
       </w:del>
-      <w:del w:id="583" w:author="PR Preview" w:date="2026-01-01T00:00:00Z">
+      <w:del w:id="619" w:author="PR Preview" w:date="2026-01-01T00:00:00Z">
         <w:r>
           <w:delText xml:space="preserve"> </w:delText>
         </w:r>
@@ -9187,27 +9863,27 @@
           <m:t>)</m:t>
         </m:r>
       </m:oMath>
-      <w:del w:id="584" w:author="PR Preview" w:date="2026-01-01T00:00:00Z">
-        <w:r>
-          <w:delText xml:space="preserve"> </w:delText>
-        </w:r>
-      </w:del>
-      <w:del w:id="585" w:author="PR Preview" w:date="2026-01-01T00:00:00Z">
+      <w:del w:id="620" w:author="PR Preview" w:date="2026-01-01T00:00:00Z">
+        <w:r>
+          <w:delText xml:space="preserve"> </w:delText>
+        </w:r>
+      </w:del>
+      <w:del w:id="621" w:author="PR Preview" w:date="2026-01-01T00:00:00Z">
         <w:r>
           <w:delText xml:space="preserve">from the product of its marginals,</w:delText>
         </w:r>
       </w:del>
-      <w:del w:id="586" w:author="PR Preview" w:date="2026-01-01T00:00:00Z">
-        <w:r>
-          <w:delText xml:space="preserve"> </w:delText>
-        </w:r>
-      </w:del>
-      <w:del w:id="587" w:author="PR Preview" w:date="2026-01-01T00:00:00Z">
+      <w:del w:id="622" w:author="PR Preview" w:date="2026-01-01T00:00:00Z">
+        <w:r>
+          <w:delText xml:space="preserve"> </w:delText>
+        </w:r>
+      </w:del>
+      <w:del w:id="623" w:author="PR Preview" w:date="2026-01-01T00:00:00Z">
         <w:r>
           <w:delText xml:space="preserve">and show that this equals</w:delText>
         </w:r>
       </w:del>
-      <w:del w:id="588" w:author="PR Preview" w:date="2026-01-01T00:00:00Z">
+      <w:del w:id="624" w:author="PR Preview" w:date="2026-01-01T00:00:00Z">
         <w:r>
           <w:delText xml:space="preserve"> </w:delText>
         </w:r>
@@ -9265,42 +9941,42 @@
           <m:t>)</m:t>
         </m:r>
       </m:oMath>
-      <w:del w:id="589" w:author="PR Preview" w:date="2026-01-01T00:00:00Z">
-        <w:r>
-          <w:delText xml:space="preserve"> </w:delText>
-        </w:r>
-      </w:del>
-      <w:del w:id="590" w:author="PR Preview" w:date="2026-01-01T00:00:00Z">
+      <w:del w:id="625" w:author="PR Preview" w:date="2026-01-01T00:00:00Z">
+        <w:r>
+          <w:delText xml:space="preserve"> </w:delText>
+        </w:r>
+      </w:del>
+      <w:del w:id="626" w:author="PR Preview" w:date="2026-01-01T00:00:00Z">
         <w:r>
           <w:delText xml:space="preserve">(Cover and Thomas 2006, sec. 2.4)</w:delText>
         </w:r>
       </w:del>
-      <w:del w:id="591" w:author="PR Preview" w:date="2026-01-01T00:00:00Z">
+      <w:del w:id="627" w:author="PR Preview" w:date="2026-01-01T00:00:00Z">
         <w:r>
           <w:delText xml:space="preserve">.</w:delText>
         </w:r>
       </w:del>
-      <w:del w:id="592" w:author="PR Preview" w:date="2026-01-01T00:00:00Z">
-        <w:r>
-          <w:delText xml:space="preserve"> </w:delText>
-        </w:r>
-      </w:del>
-      <w:del w:id="593" w:author="PR Preview" w:date="2026-01-01T00:00:00Z">
+      <w:del w:id="628" w:author="PR Preview" w:date="2026-01-01T00:00:00Z">
+        <w:r>
+          <w:delText xml:space="preserve"> </w:delText>
+        </w:r>
+      </w:del>
+      <w:del w:id="629" w:author="PR Preview" w:date="2026-01-01T00:00:00Z">
         <w:r>
           <w:delText xml:space="preserve">Since a Kullback–Leibler divergence is never negative,</w:delText>
         </w:r>
       </w:del>
-      <w:del w:id="594" w:author="PR Preview" w:date="2026-01-01T00:00:00Z">
-        <w:r>
-          <w:delText xml:space="preserve"> </w:delText>
-        </w:r>
-      </w:del>
-      <w:del w:id="595" w:author="PR Preview" w:date="2026-01-01T00:00:00Z">
+      <w:del w:id="630" w:author="PR Preview" w:date="2026-01-01T00:00:00Z">
+        <w:r>
+          <w:delText xml:space="preserve"> </w:delText>
+        </w:r>
+      </w:del>
+      <w:del w:id="631" w:author="PR Preview" w:date="2026-01-01T00:00:00Z">
         <w:r>
           <w:delText xml:space="preserve">and is</w:delText>
         </w:r>
       </w:del>
-      <w:del w:id="596" w:author="PR Preview" w:date="2026-01-01T00:00:00Z">
+      <w:del w:id="632" w:author="PR Preview" w:date="2026-01-01T00:00:00Z">
         <w:r>
           <w:delText xml:space="preserve"> </w:delText>
         </w:r>
@@ -9310,32 +9986,32 @@
           <m:t>0</m:t>
         </m:r>
       </m:oMath>
-      <w:del w:id="597" w:author="PR Preview" w:date="2026-01-01T00:00:00Z">
-        <w:r>
-          <w:delText xml:space="preserve"> </w:delText>
-        </w:r>
-      </w:del>
-      <w:del w:id="598" w:author="PR Preview" w:date="2026-01-01T00:00:00Z">
+      <w:del w:id="633" w:author="PR Preview" w:date="2026-01-01T00:00:00Z">
+        <w:r>
+          <w:delText xml:space="preserve"> </w:delText>
+        </w:r>
+      </w:del>
+      <w:del w:id="634" w:author="PR Preview" w:date="2026-01-01T00:00:00Z">
         <w:r>
           <w:delText xml:space="preserve">only when the two distributions are equal</w:delText>
         </w:r>
       </w:del>
-      <w:del w:id="599" w:author="PR Preview" w:date="2026-01-01T00:00:00Z">
-        <w:r>
-          <w:delText xml:space="preserve"> </w:delText>
-        </w:r>
-      </w:del>
-      <w:del w:id="600" w:author="PR Preview" w:date="2026-01-01T00:00:00Z">
+      <w:del w:id="635" w:author="PR Preview" w:date="2026-01-01T00:00:00Z">
+        <w:r>
+          <w:delText xml:space="preserve"> </w:delText>
+        </w:r>
+      </w:del>
+      <w:del w:id="636" w:author="PR Preview" w:date="2026-01-01T00:00:00Z">
         <w:r>
           <w:delText xml:space="preserve">(Cover and Thomas 2006, sec. 2.6)</w:delText>
         </w:r>
       </w:del>
-      <w:del w:id="601" w:author="PR Preview" w:date="2026-01-01T00:00:00Z">
+      <w:del w:id="637" w:author="PR Preview" w:date="2026-01-01T00:00:00Z">
         <w:r>
           <w:delText xml:space="preserve">,</w:delText>
         </w:r>
       </w:del>
-      <w:del w:id="602" w:author="PR Preview" w:date="2026-01-01T00:00:00Z">
+      <w:del w:id="638" w:author="PR Preview" w:date="2026-01-01T00:00:00Z">
         <w:r>
           <w:delText xml:space="preserve"> </w:delText>
         </w:r>
@@ -9378,12 +10054,12 @@
           <m:t>0</m:t>
         </m:r>
       </m:oMath>
-      <w:del w:id="603" w:author="PR Preview" w:date="2026-01-01T00:00:00Z">
+      <w:del w:id="639" w:author="PR Preview" w:date="2026-01-01T00:00:00Z">
         <w:r>
           <w:delText xml:space="preserve">, with equality exactly when</w:delText>
         </w:r>
       </w:del>
-      <w:del w:id="604" w:author="PR Preview" w:date="2026-01-01T00:00:00Z">
+      <w:del w:id="640" w:author="PR Preview" w:date="2026-01-01T00:00:00Z">
         <w:r>
           <w:delText xml:space="preserve"> </w:delText>
         </w:r>
@@ -9393,17 +10069,17 @@
           <m:t>X</m:t>
         </m:r>
       </m:oMath>
-      <w:del w:id="605" w:author="PR Preview" w:date="2026-01-01T00:00:00Z">
-        <w:r>
-          <w:delText xml:space="preserve"> </w:delText>
-        </w:r>
-      </w:del>
-      <w:del w:id="606" w:author="PR Preview" w:date="2026-01-01T00:00:00Z">
+      <w:del w:id="641" w:author="PR Preview" w:date="2026-01-01T00:00:00Z">
+        <w:r>
+          <w:delText xml:space="preserve"> </w:delText>
+        </w:r>
+      </w:del>
+      <w:del w:id="642" w:author="PR Preview" w:date="2026-01-01T00:00:00Z">
         <w:r>
           <w:delText xml:space="preserve">and</w:delText>
         </w:r>
       </w:del>
-      <w:del w:id="607" w:author="PR Preview" w:date="2026-01-01T00:00:00Z">
+      <w:del w:id="643" w:author="PR Preview" w:date="2026-01-01T00:00:00Z">
         <w:r>
           <w:delText xml:space="preserve"> </w:delText>
         </w:r>
@@ -9413,27 +10089,27 @@
           <m:t>Y</m:t>
         </m:r>
       </m:oMath>
-      <w:del w:id="608" w:author="PR Preview" w:date="2026-01-01T00:00:00Z">
-        <w:r>
-          <w:delText xml:space="preserve"> </w:delText>
-        </w:r>
-      </w:del>
-      <w:del w:id="609" w:author="PR Preview" w:date="2026-01-01T00:00:00Z">
+      <w:del w:id="644" w:author="PR Preview" w:date="2026-01-01T00:00:00Z">
+        <w:r>
+          <w:delText xml:space="preserve"> </w:delText>
+        </w:r>
+      </w:del>
+      <w:del w:id="645" w:author="PR Preview" w:date="2026-01-01T00:00:00Z">
         <w:r>
           <w:delText xml:space="preserve">are independent.</w:delText>
         </w:r>
       </w:del>
-      <w:del w:id="610" w:author="PR Preview" w:date="2026-01-01T00:00:00Z">
-        <w:r>
-          <w:delText xml:space="preserve"> </w:delText>
-        </w:r>
-      </w:del>
-      <w:del w:id="611" w:author="PR Preview" w:date="2026-01-01T00:00:00Z">
+      <w:del w:id="646" w:author="PR Preview" w:date="2026-01-01T00:00:00Z">
+        <w:r>
+          <w:delText xml:space="preserve"> </w:delText>
+        </w:r>
+      </w:del>
+      <w:del w:id="647" w:author="PR Preview" w:date="2026-01-01T00:00:00Z">
         <w:r>
           <w:delText xml:space="preserve">Learning</w:delText>
         </w:r>
       </w:del>
-      <w:del w:id="612" w:author="PR Preview" w:date="2026-01-01T00:00:00Z">
+      <w:del w:id="648" w:author="PR Preview" w:date="2026-01-01T00:00:00Z">
         <w:r>
           <w:delText xml:space="preserve"> </w:delText>
         </w:r>
@@ -9443,17 +10119,17 @@
           <m:t>X</m:t>
         </m:r>
       </m:oMath>
-      <w:del w:id="613" w:author="PR Preview" w:date="2026-01-01T00:00:00Z">
-        <w:r>
-          <w:delText xml:space="preserve"> </w:delText>
-        </w:r>
-      </w:del>
-      <w:del w:id="614" w:author="PR Preview" w:date="2026-01-01T00:00:00Z">
+      <w:del w:id="649" w:author="PR Preview" w:date="2026-01-01T00:00:00Z">
+        <w:r>
+          <w:delText xml:space="preserve"> </w:delText>
+        </w:r>
+      </w:del>
+      <w:del w:id="650" w:author="PR Preview" w:date="2026-01-01T00:00:00Z">
         <w:r>
           <w:delText xml:space="preserve">never raises the entropy of</w:delText>
         </w:r>
       </w:del>
-      <w:del w:id="615" w:author="PR Preview" w:date="2026-01-01T00:00:00Z">
+      <w:del w:id="651" w:author="PR Preview" w:date="2026-01-01T00:00:00Z">
         <w:r>
           <w:delText xml:space="preserve"> </w:delText>
         </w:r>
@@ -9463,12 +10139,12 @@
           <m:t>Y</m:t>
         </m:r>
       </m:oMath>
-      <w:del w:id="616" w:author="PR Preview" w:date="2026-01-01T00:00:00Z">
-        <w:r>
-          <w:delText xml:space="preserve"> </w:delText>
-        </w:r>
-      </w:del>
-      <w:del w:id="617" w:author="PR Preview" w:date="2026-01-01T00:00:00Z">
+      <w:del w:id="652" w:author="PR Preview" w:date="2026-01-01T00:00:00Z">
+        <w:r>
+          <w:delText xml:space="preserve"> </w:delText>
+        </w:r>
+      </w:del>
+      <w:del w:id="653" w:author="PR Preview" w:date="2026-01-01T00:00:00Z">
         <w:r>
           <w:delText xml:space="preserve">on average.</w:delText>
         </w:r>
@@ -9478,7 +10154,7 @@
       <w:pPr>
         <w:pStyle w:val="BodyText"/>
       </w:pPr>
-      <w:del w:id="618" w:author="PR Preview" w:date="2026-01-01T00:00:00Z">
+      <w:del w:id="654" w:author="PR Preview" w:date="2026-01-01T00:00:00Z">
         <w:r>
           <w:rPr>
             <w:b/>
@@ -9487,32 +10163,32 @@
           <w:delText xml:space="preserve">Definition 6 (Information gain)</w:delText>
         </w:r>
       </w:del>
-      <w:del w:id="619" w:author="PR Preview" w:date="2026-01-01T00:00:00Z">
-        <w:r>
-          <w:delText xml:space="preserve"> </w:delText>
-        </w:r>
-      </w:del>
-      <w:del w:id="620" w:author="PR Preview" w:date="2026-01-01T00:00:00Z">
+      <w:del w:id="655" w:author="PR Preview" w:date="2026-01-01T00:00:00Z">
+        <w:r>
+          <w:delText xml:space="preserve"> </w:delText>
+        </w:r>
+      </w:del>
+      <w:del w:id="656" w:author="PR Preview" w:date="2026-01-01T00:00:00Z">
         <w:r>
           <w:delText xml:space="preserve">A decision tree splits the points at a node into branches.</w:delText>
         </w:r>
       </w:del>
-      <w:del w:id="621" w:author="PR Preview" w:date="2026-01-01T00:00:00Z">
-        <w:r>
-          <w:delText xml:space="preserve"> </w:delText>
-        </w:r>
-      </w:del>
-      <w:del w:id="622" w:author="PR Preview" w:date="2026-01-01T00:00:00Z">
+      <w:del w:id="657" w:author="PR Preview" w:date="2026-01-01T00:00:00Z">
+        <w:r>
+          <w:delText xml:space="preserve"> </w:delText>
+        </w:r>
+      </w:del>
+      <w:del w:id="658" w:author="PR Preview" w:date="2026-01-01T00:00:00Z">
         <w:r>
           <w:delText xml:space="preserve">The</w:delText>
         </w:r>
       </w:del>
-      <w:del w:id="623" w:author="PR Preview" w:date="2026-01-01T00:00:00Z">
-        <w:r>
-          <w:delText xml:space="preserve"> </w:delText>
-        </w:r>
-      </w:del>
-      <w:del w:id="624" w:author="PR Preview" w:date="2026-01-01T00:00:00Z">
+      <w:del w:id="659" w:author="PR Preview" w:date="2026-01-01T00:00:00Z">
+        <w:r>
+          <w:delText xml:space="preserve"> </w:delText>
+        </w:r>
+      </w:del>
+      <w:del w:id="660" w:author="PR Preview" w:date="2026-01-01T00:00:00Z">
         <w:r>
           <w:rPr>
             <w:b/>
@@ -9521,57 +10197,57 @@
           <w:delText xml:space="preserve">information gain</w:delText>
         </w:r>
       </w:del>
-      <w:del w:id="625" w:author="PR Preview" w:date="2026-01-01T00:00:00Z">
-        <w:r>
-          <w:delText xml:space="preserve"> </w:delText>
-        </w:r>
-      </w:del>
-      <w:del w:id="626" w:author="PR Preview" w:date="2026-01-01T00:00:00Z">
+      <w:del w:id="661" w:author="PR Preview" w:date="2026-01-01T00:00:00Z">
+        <w:r>
+          <w:delText xml:space="preserve"> </w:delText>
+        </w:r>
+      </w:del>
+      <w:del w:id="662" w:author="PR Preview" w:date="2026-01-01T00:00:00Z">
         <w:r>
           <w:delText xml:space="preserve">of the split is</w:delText>
         </w:r>
       </w:del>
-      <w:del w:id="627" w:author="PR Preview" w:date="2026-01-01T00:00:00Z">
-        <w:r>
-          <w:delText xml:space="preserve"> </w:delText>
-        </w:r>
-      </w:del>
-      <w:del w:id="628" w:author="PR Preview" w:date="2026-01-01T00:00:00Z">
+      <w:del w:id="663" w:author="PR Preview" w:date="2026-01-01T00:00:00Z">
+        <w:r>
+          <w:delText xml:space="preserve"> </w:delText>
+        </w:r>
+      </w:del>
+      <w:del w:id="664" w:author="PR Preview" w:date="2026-01-01T00:00:00Z">
         <w:r>
           <w:delText xml:space="preserve">the entropy of the class labels at the node,</w:delText>
         </w:r>
       </w:del>
-      <w:del w:id="629" w:author="PR Preview" w:date="2026-01-01T00:00:00Z">
-        <w:r>
-          <w:delText xml:space="preserve"> </w:delText>
-        </w:r>
-      </w:del>
-      <w:del w:id="630" w:author="PR Preview" w:date="2026-01-01T00:00:00Z">
+      <w:del w:id="665" w:author="PR Preview" w:date="2026-01-01T00:00:00Z">
+        <w:r>
+          <w:delText xml:space="preserve"> </w:delText>
+        </w:r>
+      </w:del>
+      <w:del w:id="666" w:author="PR Preview" w:date="2026-01-01T00:00:00Z">
         <w:r>
           <w:delText xml:space="preserve">minus the entropy of the labels in each branch,</w:delText>
         </w:r>
       </w:del>
-      <w:del w:id="631" w:author="PR Preview" w:date="2026-01-01T00:00:00Z">
-        <w:r>
-          <w:delText xml:space="preserve"> </w:delText>
-        </w:r>
-      </w:del>
-      <w:del w:id="632" w:author="PR Preview" w:date="2026-01-01T00:00:00Z">
+      <w:del w:id="667" w:author="PR Preview" w:date="2026-01-01T00:00:00Z">
+        <w:r>
+          <w:delText xml:space="preserve"> </w:delText>
+        </w:r>
+      </w:del>
+      <w:del w:id="668" w:author="PR Preview" w:date="2026-01-01T00:00:00Z">
         <w:r>
           <w:delText xml:space="preserve">weighted by the share of the node’s points that branch holds</w:delText>
         </w:r>
       </w:del>
-      <w:del w:id="633" w:author="PR Preview" w:date="2026-01-01T00:00:00Z">
-        <w:r>
-          <w:delText xml:space="preserve"> </w:delText>
-        </w:r>
-      </w:del>
-      <w:del w:id="634" w:author="PR Preview" w:date="2026-01-01T00:00:00Z">
+      <w:del w:id="669" w:author="PR Preview" w:date="2026-01-01T00:00:00Z">
+        <w:r>
+          <w:delText xml:space="preserve"> </w:delText>
+        </w:r>
+      </w:del>
+      <w:del w:id="670" w:author="PR Preview" w:date="2026-01-01T00:00:00Z">
         <w:r>
           <w:delText xml:space="preserve">(Quinlan 1986)</w:delText>
         </w:r>
       </w:del>
-      <w:del w:id="635" w:author="PR Preview" w:date="2026-01-01T00:00:00Z">
+      <w:del w:id="671" w:author="PR Preview" w:date="2026-01-01T00:00:00Z">
         <w:r>
           <w:delText xml:space="preserve">.</w:delText>
         </w:r>
@@ -9581,7 +10257,7 @@
       <w:pPr>
         <w:pStyle w:val="BodyText"/>
       </w:pPr>
-      <w:del w:id="636" w:author="PR Preview" w:date="2026-01-01T00:00:00Z">
+      <w:del w:id="672" w:author="PR Preview" w:date="2026-01-01T00:00:00Z">
         <w:r>
           <w:rPr>
             <w:i/>
@@ -9590,23 +10266,23 @@
           <w:delText xml:space="preserve">Remark 5</w:delText>
         </w:r>
       </w:del>
-      <w:del w:id="637" w:author="PR Preview" w:date="2026-01-01T00:00:00Z">
+      <w:del w:id="673" w:author="PR Preview" w:date="2026-01-01T00:00:00Z">
         <w:r>
           <w:delText xml:space="preserve"> (Information gain is mutual information). </w:delText>
         </w:r>
       </w:del>
-      <w:del w:id="638" w:author="PR Preview" w:date="2026-01-01T00:00:00Z">
+      <w:del w:id="674" w:author="PR Preview" w:date="2026-01-01T00:00:00Z">
         <w:r>
           <w:delText xml:space="preserve">Draw one point uniformly at random from the node of</w:delText>
         </w:r>
       </w:del>
-      <w:del w:id="639" w:author="PR Preview" w:date="2026-01-01T00:00:00Z">
+      <w:del w:id="675" w:author="PR Preview" w:date="2026-01-01T00:00:00Z">
         <w:r>
           <w:delText xml:space="preserve"> </w:delText>
         </w:r>
       </w:del>
       <w:hyperlink w:anchor="def-information-gain">
-        <w:del w:id="640" w:author="PR Preview" w:date="2026-01-01T00:00:00Z">
+        <w:del w:id="676" w:author="PR Preview" w:date="2026-01-01T00:00:00Z">
           <w:r>
             <w:rPr>
               <w:rStyle w:val="Hyperlink"/>
@@ -9615,22 +10291,22 @@
           </w:r>
         </w:del>
       </w:hyperlink>
-      <w:del w:id="641" w:author="PR Preview" w:date="2026-01-01T00:00:00Z">
+      <w:del w:id="677" w:author="PR Preview" w:date="2026-01-01T00:00:00Z">
         <w:r>
           <w:delText xml:space="preserve">,</w:delText>
         </w:r>
       </w:del>
-      <w:del w:id="642" w:author="PR Preview" w:date="2026-01-01T00:00:00Z">
-        <w:r>
-          <w:delText xml:space="preserve"> </w:delText>
-        </w:r>
-      </w:del>
-      <w:del w:id="643" w:author="PR Preview" w:date="2026-01-01T00:00:00Z">
+      <w:del w:id="678" w:author="PR Preview" w:date="2026-01-01T00:00:00Z">
+        <w:r>
+          <w:delText xml:space="preserve"> </w:delText>
+        </w:r>
+      </w:del>
+      <w:del w:id="679" w:author="PR Preview" w:date="2026-01-01T00:00:00Z">
         <w:r>
           <w:delText xml:space="preserve">and let</w:delText>
         </w:r>
       </w:del>
-      <w:del w:id="644" w:author="PR Preview" w:date="2026-01-01T00:00:00Z">
+      <w:del w:id="680" w:author="PR Preview" w:date="2026-01-01T00:00:00Z">
         <w:r>
           <w:delText xml:space="preserve"> </w:delText>
         </w:r>
@@ -9640,17 +10316,17 @@
           <m:t>Y</m:t>
         </m:r>
       </m:oMath>
-      <w:del w:id="645" w:author="PR Preview" w:date="2026-01-01T00:00:00Z">
-        <w:r>
-          <w:delText xml:space="preserve"> </w:delText>
-        </w:r>
-      </w:del>
-      <w:del w:id="646" w:author="PR Preview" w:date="2026-01-01T00:00:00Z">
+      <w:del w:id="681" w:author="PR Preview" w:date="2026-01-01T00:00:00Z">
+        <w:r>
+          <w:delText xml:space="preserve"> </w:delText>
+        </w:r>
+      </w:del>
+      <w:del w:id="682" w:author="PR Preview" w:date="2026-01-01T00:00:00Z">
         <w:r>
           <w:delText xml:space="preserve">be its class and</w:delText>
         </w:r>
       </w:del>
-      <w:del w:id="647" w:author="PR Preview" w:date="2026-01-01T00:00:00Z">
+      <w:del w:id="683" w:author="PR Preview" w:date="2026-01-01T00:00:00Z">
         <w:r>
           <w:delText xml:space="preserve"> </w:delText>
         </w:r>
@@ -9660,27 +10336,27 @@
           <m:t>X</m:t>
         </m:r>
       </m:oMath>
-      <w:del w:id="648" w:author="PR Preview" w:date="2026-01-01T00:00:00Z">
-        <w:r>
-          <w:delText xml:space="preserve"> </w:delText>
-        </w:r>
-      </w:del>
-      <w:del w:id="649" w:author="PR Preview" w:date="2026-01-01T00:00:00Z">
+      <w:del w:id="684" w:author="PR Preview" w:date="2026-01-01T00:00:00Z">
+        <w:r>
+          <w:delText xml:space="preserve"> </w:delText>
+        </w:r>
+      </w:del>
+      <w:del w:id="685" w:author="PR Preview" w:date="2026-01-01T00:00:00Z">
         <w:r>
           <w:delText xml:space="preserve">the branch it falls into.</w:delText>
         </w:r>
       </w:del>
-      <w:del w:id="650" w:author="PR Preview" w:date="2026-01-01T00:00:00Z">
-        <w:r>
-          <w:delText xml:space="preserve"> </w:delText>
-        </w:r>
-      </w:del>
-      <w:del w:id="651" w:author="PR Preview" w:date="2026-01-01T00:00:00Z">
+      <w:del w:id="686" w:author="PR Preview" w:date="2026-01-01T00:00:00Z">
+        <w:r>
+          <w:delText xml:space="preserve"> </w:delText>
+        </w:r>
+      </w:del>
+      <w:del w:id="687" w:author="PR Preview" w:date="2026-01-01T00:00:00Z">
         <w:r>
           <w:delText xml:space="preserve">Then the entropy at the node is</w:delText>
         </w:r>
       </w:del>
-      <w:del w:id="652" w:author="PR Preview" w:date="2026-01-01T00:00:00Z">
+      <w:del w:id="688" w:author="PR Preview" w:date="2026-01-01T00:00:00Z">
         <w:r>
           <w:delText xml:space="preserve"> </w:delText>
         </w:r>
@@ -9705,22 +10381,22 @@
           <m:t>)</m:t>
         </m:r>
       </m:oMath>
-      <w:del w:id="653" w:author="PR Preview" w:date="2026-01-01T00:00:00Z">
+      <w:del w:id="689" w:author="PR Preview" w:date="2026-01-01T00:00:00Z">
         <w:r>
           <w:delText xml:space="preserve">,</w:delText>
         </w:r>
       </w:del>
-      <w:del w:id="654" w:author="PR Preview" w:date="2026-01-01T00:00:00Z">
-        <w:r>
-          <w:delText xml:space="preserve"> </w:delText>
-        </w:r>
-      </w:del>
-      <w:del w:id="655" w:author="PR Preview" w:date="2026-01-01T00:00:00Z">
+      <w:del w:id="690" w:author="PR Preview" w:date="2026-01-01T00:00:00Z">
+        <w:r>
+          <w:delText xml:space="preserve"> </w:delText>
+        </w:r>
+      </w:del>
+      <w:del w:id="691" w:author="PR Preview" w:date="2026-01-01T00:00:00Z">
         <w:r>
           <w:delText xml:space="preserve">the weighted entropy left in the branches is</w:delText>
         </w:r>
       </w:del>
-      <w:del w:id="656" w:author="PR Preview" w:date="2026-01-01T00:00:00Z">
+      <w:del w:id="692" w:author="PR Preview" w:date="2026-01-01T00:00:00Z">
         <w:r>
           <w:delText xml:space="preserve"> </w:delText>
         </w:r>
@@ -9754,28 +10430,28 @@
           <m:t>)</m:t>
         </m:r>
       </m:oMath>
-      <w:del w:id="657" w:author="PR Preview" w:date="2026-01-01T00:00:00Z">
+      <w:del w:id="693" w:author="PR Preview" w:date="2026-01-01T00:00:00Z">
         <w:r>
           <w:delText xml:space="preserve">,</w:delText>
         </w:r>
       </w:del>
-      <w:del w:id="658" w:author="PR Preview" w:date="2026-01-01T00:00:00Z">
-        <w:r>
-          <w:delText xml:space="preserve"> </w:delText>
-        </w:r>
-      </w:del>
-      <w:del w:id="659" w:author="PR Preview" w:date="2026-01-01T00:00:00Z">
+      <w:del w:id="694" w:author="PR Preview" w:date="2026-01-01T00:00:00Z">
+        <w:r>
+          <w:delText xml:space="preserve"> </w:delText>
+        </w:r>
+      </w:del>
+      <w:del w:id="695" w:author="PR Preview" w:date="2026-01-01T00:00:00Z">
         <w:r>
           <w:delText xml:space="preserve">and the information gain is the</w:delText>
         </w:r>
       </w:del>
-      <w:del w:id="660" w:author="PR Preview" w:date="2026-01-01T00:00:00Z">
+      <w:del w:id="696" w:author="PR Preview" w:date="2026-01-01T00:00:00Z">
         <w:r>
           <w:delText xml:space="preserve"> </w:delText>
         </w:r>
       </w:del>
       <w:hyperlink w:anchor="def-mutual-information">
-        <w:del w:id="661" w:author="PR Preview" w:date="2026-01-01T00:00:00Z">
+        <w:del w:id="697" w:author="PR Preview" w:date="2026-01-01T00:00:00Z">
           <w:r>
             <w:rPr>
               <w:rStyle w:val="Hyperlink"/>
@@ -9784,7 +10460,7 @@
           </w:r>
         </w:del>
       </w:hyperlink>
-      <w:del w:id="662" w:author="PR Preview" w:date="2026-01-01T00:00:00Z">
+      <w:del w:id="698" w:author="PR Preview" w:date="2026-01-01T00:00:00Z">
         <w:r>
           <w:delText xml:space="preserve"> </w:delText>
         </w:r>
@@ -9818,7 +10494,7 @@
           <m:t>)</m:t>
         </m:r>
       </m:oMath>
-      <w:del w:id="663" w:author="PR Preview" w:date="2026-01-01T00:00:00Z">
+      <w:del w:id="699" w:author="PR Preview" w:date="2026-01-01T00:00:00Z">
         <w:r>
           <w:delText xml:space="preserve">.</w:delText>
         </w:r>
@@ -9828,12 +10504,12 @@
       <w:pPr>
         <w:pStyle w:val="FirstParagraph"/>
       </w:pPr>
-      <w:ins w:id="664" w:author="PR Preview" w:date="2026-01-01T00:00:00Z">
+      <w:ins w:id="700" w:author="PR Preview" w:date="2026-01-01T00:00:00Z">
         <w:r>
           <w:t xml:space="preserve">The right side is</w:t>
         </w:r>
       </w:ins>
-      <w:ins w:id="665" w:author="PR Preview" w:date="2026-01-01T00:00:00Z">
+      <w:ins w:id="701" w:author="PR Preview" w:date="2026-01-01T00:00:00Z">
         <w:r>
           <w:t xml:space="preserve"> </w:t>
         </w:r>
@@ -9867,23 +10543,23 @@
           <m:t>)</m:t>
         </m:r>
       </m:oMath>
-      <w:ins w:id="666" w:author="PR Preview" w:date="2026-01-01T00:00:00Z">
-        <w:r>
-          <w:t xml:space="preserve"> </w:t>
-        </w:r>
-      </w:ins>
-      <w:ins w:id="667" w:author="PR Preview" w:date="2026-01-01T00:00:00Z">
+      <w:ins w:id="702" w:author="PR Preview" w:date="2026-01-01T00:00:00Z">
+        <w:r>
+          <w:t xml:space="preserve"> </w:t>
+        </w:r>
+      </w:ins>
+      <w:ins w:id="703" w:author="PR Preview" w:date="2026-01-01T00:00:00Z">
         <w:r>
           <w:t xml:space="preserve">by</w:t>
         </w:r>
       </w:ins>
-      <w:ins w:id="668" w:author="PR Preview" w:date="2026-01-01T00:00:00Z">
+      <w:ins w:id="704" w:author="PR Preview" w:date="2026-01-01T00:00:00Z">
         <w:r>
           <w:t xml:space="preserve"> </w:t>
         </w:r>
       </w:ins>
       <w:hyperlink w:anchor="def-mutual-information">
-        <w:ins w:id="669" w:author="PR Preview" w:date="2026-01-01T00:00:00Z">
+        <w:ins w:id="705" w:author="PR Preview" w:date="2026-01-01T00:00:00Z">
           <w:r>
             <w:rPr>
               <w:rStyle w:val="Hyperlink"/>
@@ -9892,22 +10568,22 @@
           </w:r>
         </w:ins>
       </w:hyperlink>
-      <w:ins w:id="670" w:author="PR Preview" w:date="2026-01-01T00:00:00Z">
+      <w:ins w:id="706" w:author="PR Preview" w:date="2026-01-01T00:00:00Z">
         <w:r>
           <w:t xml:space="preserve">,</w:t>
         </w:r>
       </w:ins>
-      <w:ins w:id="671" w:author="PR Preview" w:date="2026-01-01T00:00:00Z">
-        <w:r>
-          <w:t xml:space="preserve"> </w:t>
-        </w:r>
-      </w:ins>
-      <w:ins w:id="672" w:author="PR Preview" w:date="2026-01-01T00:00:00Z">
+      <w:ins w:id="707" w:author="PR Preview" w:date="2026-01-01T00:00:00Z">
+        <w:r>
+          <w:t xml:space="preserve"> </w:t>
+        </w:r>
+      </w:ins>
+      <w:ins w:id="708" w:author="PR Preview" w:date="2026-01-01T00:00:00Z">
         <w:r>
           <w:t xml:space="preserve">and the left side is</w:t>
         </w:r>
       </w:ins>
-      <w:ins w:id="673" w:author="PR Preview" w:date="2026-01-01T00:00:00Z">
+      <w:ins w:id="709" w:author="PR Preview" w:date="2026-01-01T00:00:00Z">
         <w:r>
           <w:t xml:space="preserve"> </w:t>
         </w:r>
@@ -9941,12 +10617,12 @@
           <m:t>)</m:t>
         </m:r>
       </m:oMath>
-      <w:ins w:id="674" w:author="PR Preview" w:date="2026-01-01T00:00:00Z">
-        <w:r>
-          <w:t xml:space="preserve"> </w:t>
-        </w:r>
-      </w:ins>
-      <w:ins w:id="675" w:author="PR Preview" w:date="2026-01-01T00:00:00Z">
+      <w:ins w:id="710" w:author="PR Preview" w:date="2026-01-01T00:00:00Z">
+        <w:r>
+          <w:t xml:space="preserve"> </w:t>
+        </w:r>
+      </w:ins>
+      <w:ins w:id="711" w:author="PR Preview" w:date="2026-01-01T00:00:00Z">
         <w:r>
           <w:t xml:space="preserve">by the same definition.</w:t>
         </w:r>
@@ -9957,7 +10633,7 @@
       <w:pPr>
         <w:pStyle w:val="BodyText"/>
       </w:pPr>
-      <w:ins w:id="676" w:author="PR Preview" w:date="2026-01-01T00:00:00Z">
+      <w:ins w:id="712" w:author="PR Preview" w:date="2026-01-01T00:00:00Z">
         <w:r>
           <w:rPr>
             <w:i/>
@@ -9966,43 +10642,43 @@
           <w:t xml:space="preserve">Remark 5</w:t>
         </w:r>
       </w:ins>
-      <w:ins w:id="677" w:author="PR Preview" w:date="2026-01-01T00:00:00Z">
+      <w:ins w:id="713" w:author="PR Preview" w:date="2026-01-01T00:00:00Z">
         <w:r>
           <w:t xml:space="preserve"> (Mutual information as a divergence). </w:t>
         </w:r>
       </w:ins>
-      <w:ins w:id="678" w:author="PR Preview" w:date="2026-01-01T00:00:00Z">
+      <w:ins w:id="714" w:author="PR Preview" w:date="2026-01-01T00:00:00Z">
         <w:r>
           <w:t xml:space="preserve">Cover and Thomas (2006, sec. 2.3)</w:t>
         </w:r>
       </w:ins>
-      <w:ins w:id="679" w:author="PR Preview" w:date="2026-01-01T00:00:00Z">
-        <w:r>
-          <w:t xml:space="preserve"> </w:t>
-        </w:r>
-      </w:ins>
-      <w:ins w:id="680" w:author="PR Preview" w:date="2026-01-01T00:00:00Z">
+      <w:ins w:id="715" w:author="PR Preview" w:date="2026-01-01T00:00:00Z">
+        <w:r>
+          <w:t xml:space="preserve"> </w:t>
+        </w:r>
+      </w:ins>
+      <w:ins w:id="716" w:author="PR Preview" w:date="2026-01-01T00:00:00Z">
         <w:r>
           <w:t xml:space="preserve">define mutual information</w:t>
         </w:r>
       </w:ins>
-      <w:ins w:id="681" w:author="PR Preview" w:date="2026-01-01T00:00:00Z">
-        <w:r>
-          <w:t xml:space="preserve"> </w:t>
-        </w:r>
-      </w:ins>
-      <w:ins w:id="682" w:author="PR Preview" w:date="2026-01-01T00:00:00Z">
+      <w:ins w:id="717" w:author="PR Preview" w:date="2026-01-01T00:00:00Z">
+        <w:r>
+          <w:t xml:space="preserve"> </w:t>
+        </w:r>
+      </w:ins>
+      <w:ins w:id="718" w:author="PR Preview" w:date="2026-01-01T00:00:00Z">
         <w:r>
           <w:t xml:space="preserve">as the</w:t>
         </w:r>
       </w:ins>
-      <w:ins w:id="683" w:author="PR Preview" w:date="2026-01-01T00:00:00Z">
+      <w:ins w:id="719" w:author="PR Preview" w:date="2026-01-01T00:00:00Z">
         <w:r>
           <w:t xml:space="preserve"> </w:t>
         </w:r>
       </w:ins>
       <w:hyperlink r:id="rId23">
-        <w:ins w:id="684" w:author="PR Preview" w:date="2026-01-01T00:00:00Z">
+        <w:ins w:id="720" w:author="PR Preview" w:date="2026-01-01T00:00:00Z">
           <w:r>
             <w:rPr>
               <w:rStyle w:val="Hyperlink"/>
@@ -10011,17 +10687,17 @@
           </w:r>
         </w:ins>
       </w:hyperlink>
-      <w:ins w:id="685" w:author="PR Preview" w:date="2026-01-01T00:00:00Z">
-        <w:r>
-          <w:t xml:space="preserve"> </w:t>
-        </w:r>
-      </w:ins>
-      <w:ins w:id="686" w:author="PR Preview" w:date="2026-01-01T00:00:00Z">
+      <w:ins w:id="721" w:author="PR Preview" w:date="2026-01-01T00:00:00Z">
+        <w:r>
+          <w:t xml:space="preserve"> </w:t>
+        </w:r>
+      </w:ins>
+      <w:ins w:id="722" w:author="PR Preview" w:date="2026-01-01T00:00:00Z">
         <w:r>
           <w:t xml:space="preserve">of the joint distribution of</w:t>
         </w:r>
       </w:ins>
-      <w:ins w:id="687" w:author="PR Preview" w:date="2026-01-01T00:00:00Z">
+      <w:ins w:id="723" w:author="PR Preview" w:date="2026-01-01T00:00:00Z">
         <w:r>
           <w:t xml:space="preserve"> </w:t>
         </w:r>
@@ -10052,27 +10728,27 @@
           <m:t>)</m:t>
         </m:r>
       </m:oMath>
-      <w:ins w:id="688" w:author="PR Preview" w:date="2026-01-01T00:00:00Z">
-        <w:r>
-          <w:t xml:space="preserve"> </w:t>
-        </w:r>
-      </w:ins>
-      <w:ins w:id="689" w:author="PR Preview" w:date="2026-01-01T00:00:00Z">
+      <w:ins w:id="724" w:author="PR Preview" w:date="2026-01-01T00:00:00Z">
+        <w:r>
+          <w:t xml:space="preserve"> </w:t>
+        </w:r>
+      </w:ins>
+      <w:ins w:id="725" w:author="PR Preview" w:date="2026-01-01T00:00:00Z">
         <w:r>
           <w:t xml:space="preserve">from the product of its marginals,</w:t>
         </w:r>
       </w:ins>
-      <w:ins w:id="690" w:author="PR Preview" w:date="2026-01-01T00:00:00Z">
-        <w:r>
-          <w:t xml:space="preserve"> </w:t>
-        </w:r>
-      </w:ins>
-      <w:ins w:id="691" w:author="PR Preview" w:date="2026-01-01T00:00:00Z">
+      <w:ins w:id="726" w:author="PR Preview" w:date="2026-01-01T00:00:00Z">
+        <w:r>
+          <w:t xml:space="preserve"> </w:t>
+        </w:r>
+      </w:ins>
+      <w:ins w:id="727" w:author="PR Preview" w:date="2026-01-01T00:00:00Z">
         <w:r>
           <w:t xml:space="preserve">and show that this equals</w:t>
         </w:r>
       </w:ins>
-      <w:ins w:id="692" w:author="PR Preview" w:date="2026-01-01T00:00:00Z">
+      <w:ins w:id="728" w:author="PR Preview" w:date="2026-01-01T00:00:00Z">
         <w:r>
           <w:t xml:space="preserve"> </w:t>
         </w:r>
@@ -10130,42 +10806,42 @@
           <m:t>)</m:t>
         </m:r>
       </m:oMath>
-      <w:ins w:id="693" w:author="PR Preview" w:date="2026-01-01T00:00:00Z">
-        <w:r>
-          <w:t xml:space="preserve"> </w:t>
-        </w:r>
-      </w:ins>
-      <w:ins w:id="694" w:author="PR Preview" w:date="2026-01-01T00:00:00Z">
+      <w:ins w:id="729" w:author="PR Preview" w:date="2026-01-01T00:00:00Z">
+        <w:r>
+          <w:t xml:space="preserve"> </w:t>
+        </w:r>
+      </w:ins>
+      <w:ins w:id="730" w:author="PR Preview" w:date="2026-01-01T00:00:00Z">
         <w:r>
           <w:t xml:space="preserve">(Cover and Thomas 2006, sec. 2.4)</w:t>
         </w:r>
       </w:ins>
-      <w:ins w:id="695" w:author="PR Preview" w:date="2026-01-01T00:00:00Z">
+      <w:ins w:id="731" w:author="PR Preview" w:date="2026-01-01T00:00:00Z">
         <w:r>
           <w:t xml:space="preserve">.</w:t>
         </w:r>
       </w:ins>
-      <w:ins w:id="696" w:author="PR Preview" w:date="2026-01-01T00:00:00Z">
-        <w:r>
-          <w:t xml:space="preserve"> </w:t>
-        </w:r>
-      </w:ins>
-      <w:ins w:id="697" w:author="PR Preview" w:date="2026-01-01T00:00:00Z">
+      <w:ins w:id="732" w:author="PR Preview" w:date="2026-01-01T00:00:00Z">
+        <w:r>
+          <w:t xml:space="preserve"> </w:t>
+        </w:r>
+      </w:ins>
+      <w:ins w:id="733" w:author="PR Preview" w:date="2026-01-01T00:00:00Z">
         <w:r>
           <w:t xml:space="preserve">Since a Kullback–Leibler divergence is never negative,</w:t>
         </w:r>
       </w:ins>
-      <w:ins w:id="698" w:author="PR Preview" w:date="2026-01-01T00:00:00Z">
-        <w:r>
-          <w:t xml:space="preserve"> </w:t>
-        </w:r>
-      </w:ins>
-      <w:ins w:id="699" w:author="PR Preview" w:date="2026-01-01T00:00:00Z">
+      <w:ins w:id="734" w:author="PR Preview" w:date="2026-01-01T00:00:00Z">
+        <w:r>
+          <w:t xml:space="preserve"> </w:t>
+        </w:r>
+      </w:ins>
+      <w:ins w:id="735" w:author="PR Preview" w:date="2026-01-01T00:00:00Z">
         <w:r>
           <w:t xml:space="preserve">and is</w:t>
         </w:r>
       </w:ins>
-      <w:ins w:id="700" w:author="PR Preview" w:date="2026-01-01T00:00:00Z">
+      <w:ins w:id="736" w:author="PR Preview" w:date="2026-01-01T00:00:00Z">
         <w:r>
           <w:t xml:space="preserve"> </w:t>
         </w:r>
@@ -10175,32 +10851,32 @@
           <m:t>0</m:t>
         </m:r>
       </m:oMath>
-      <w:ins w:id="701" w:author="PR Preview" w:date="2026-01-01T00:00:00Z">
-        <w:r>
-          <w:t xml:space="preserve"> </w:t>
-        </w:r>
-      </w:ins>
-      <w:ins w:id="702" w:author="PR Preview" w:date="2026-01-01T00:00:00Z">
+      <w:ins w:id="737" w:author="PR Preview" w:date="2026-01-01T00:00:00Z">
+        <w:r>
+          <w:t xml:space="preserve"> </w:t>
+        </w:r>
+      </w:ins>
+      <w:ins w:id="738" w:author="PR Preview" w:date="2026-01-01T00:00:00Z">
         <w:r>
           <w:t xml:space="preserve">only when the two distributions are equal</w:t>
         </w:r>
       </w:ins>
-      <w:ins w:id="703" w:author="PR Preview" w:date="2026-01-01T00:00:00Z">
-        <w:r>
-          <w:t xml:space="preserve"> </w:t>
-        </w:r>
-      </w:ins>
-      <w:ins w:id="704" w:author="PR Preview" w:date="2026-01-01T00:00:00Z">
+      <w:ins w:id="739" w:author="PR Preview" w:date="2026-01-01T00:00:00Z">
+        <w:r>
+          <w:t xml:space="preserve"> </w:t>
+        </w:r>
+      </w:ins>
+      <w:ins w:id="740" w:author="PR Preview" w:date="2026-01-01T00:00:00Z">
         <w:r>
           <w:t xml:space="preserve">(Cover and Thomas 2006, sec. 2.6)</w:t>
         </w:r>
       </w:ins>
-      <w:ins w:id="705" w:author="PR Preview" w:date="2026-01-01T00:00:00Z">
+      <w:ins w:id="741" w:author="PR Preview" w:date="2026-01-01T00:00:00Z">
         <w:r>
           <w:t xml:space="preserve">,</w:t>
         </w:r>
       </w:ins>
-      <w:ins w:id="706" w:author="PR Preview" w:date="2026-01-01T00:00:00Z">
+      <w:ins w:id="742" w:author="PR Preview" w:date="2026-01-01T00:00:00Z">
         <w:r>
           <w:t xml:space="preserve"> </w:t>
         </w:r>
@@ -10243,12 +10919,12 @@
           <m:t>0</m:t>
         </m:r>
       </m:oMath>
-      <w:ins w:id="707" w:author="PR Preview" w:date="2026-01-01T00:00:00Z">
+      <w:ins w:id="743" w:author="PR Preview" w:date="2026-01-01T00:00:00Z">
         <w:r>
           <w:t xml:space="preserve">, with equality exactly when</w:t>
         </w:r>
       </w:ins>
-      <w:ins w:id="708" w:author="PR Preview" w:date="2026-01-01T00:00:00Z">
+      <w:ins w:id="744" w:author="PR Preview" w:date="2026-01-01T00:00:00Z">
         <w:r>
           <w:t xml:space="preserve"> </w:t>
         </w:r>
@@ -10258,17 +10934,17 @@
           <m:t>X</m:t>
         </m:r>
       </m:oMath>
-      <w:ins w:id="709" w:author="PR Preview" w:date="2026-01-01T00:00:00Z">
-        <w:r>
-          <w:t xml:space="preserve"> </w:t>
-        </w:r>
-      </w:ins>
-      <w:ins w:id="710" w:author="PR Preview" w:date="2026-01-01T00:00:00Z">
+      <w:ins w:id="745" w:author="PR Preview" w:date="2026-01-01T00:00:00Z">
+        <w:r>
+          <w:t xml:space="preserve"> </w:t>
+        </w:r>
+      </w:ins>
+      <w:ins w:id="746" w:author="PR Preview" w:date="2026-01-01T00:00:00Z">
         <w:r>
           <w:t xml:space="preserve">and</w:t>
         </w:r>
       </w:ins>
-      <w:ins w:id="711" w:author="PR Preview" w:date="2026-01-01T00:00:00Z">
+      <w:ins w:id="747" w:author="PR Preview" w:date="2026-01-01T00:00:00Z">
         <w:r>
           <w:t xml:space="preserve"> </w:t>
         </w:r>
@@ -10278,27 +10954,27 @@
           <m:t>Y</m:t>
         </m:r>
       </m:oMath>
-      <w:ins w:id="712" w:author="PR Preview" w:date="2026-01-01T00:00:00Z">
-        <w:r>
-          <w:t xml:space="preserve"> </w:t>
-        </w:r>
-      </w:ins>
-      <w:ins w:id="713" w:author="PR Preview" w:date="2026-01-01T00:00:00Z">
+      <w:ins w:id="748" w:author="PR Preview" w:date="2026-01-01T00:00:00Z">
+        <w:r>
+          <w:t xml:space="preserve"> </w:t>
+        </w:r>
+      </w:ins>
+      <w:ins w:id="749" w:author="PR Preview" w:date="2026-01-01T00:00:00Z">
         <w:r>
           <w:t xml:space="preserve">are independent.</w:t>
         </w:r>
       </w:ins>
-      <w:ins w:id="714" w:author="PR Preview" w:date="2026-01-01T00:00:00Z">
-        <w:r>
-          <w:t xml:space="preserve"> </w:t>
-        </w:r>
-      </w:ins>
-      <w:ins w:id="715" w:author="PR Preview" w:date="2026-01-01T00:00:00Z">
+      <w:ins w:id="750" w:author="PR Preview" w:date="2026-01-01T00:00:00Z">
+        <w:r>
+          <w:t xml:space="preserve"> </w:t>
+        </w:r>
+      </w:ins>
+      <w:ins w:id="751" w:author="PR Preview" w:date="2026-01-01T00:00:00Z">
         <w:r>
           <w:t xml:space="preserve">Learning</w:t>
         </w:r>
       </w:ins>
-      <w:ins w:id="716" w:author="PR Preview" w:date="2026-01-01T00:00:00Z">
+      <w:ins w:id="752" w:author="PR Preview" w:date="2026-01-01T00:00:00Z">
         <w:r>
           <w:t xml:space="preserve"> </w:t>
         </w:r>
@@ -10308,17 +10984,17 @@
           <m:t>X</m:t>
         </m:r>
       </m:oMath>
-      <w:ins w:id="717" w:author="PR Preview" w:date="2026-01-01T00:00:00Z">
-        <w:r>
-          <w:t xml:space="preserve"> </w:t>
-        </w:r>
-      </w:ins>
-      <w:ins w:id="718" w:author="PR Preview" w:date="2026-01-01T00:00:00Z">
+      <w:ins w:id="753" w:author="PR Preview" w:date="2026-01-01T00:00:00Z">
+        <w:r>
+          <w:t xml:space="preserve"> </w:t>
+        </w:r>
+      </w:ins>
+      <w:ins w:id="754" w:author="PR Preview" w:date="2026-01-01T00:00:00Z">
         <w:r>
           <w:t xml:space="preserve">never raises the entropy of</w:t>
         </w:r>
       </w:ins>
-      <w:ins w:id="719" w:author="PR Preview" w:date="2026-01-01T00:00:00Z">
+      <w:ins w:id="755" w:author="PR Preview" w:date="2026-01-01T00:00:00Z">
         <w:r>
           <w:t xml:space="preserve"> </w:t>
         </w:r>
@@ -10328,12 +11004,12 @@
           <m:t>Y</m:t>
         </m:r>
       </m:oMath>
-      <w:ins w:id="720" w:author="PR Preview" w:date="2026-01-01T00:00:00Z">
-        <w:r>
-          <w:t xml:space="preserve"> </w:t>
-        </w:r>
-      </w:ins>
-      <w:ins w:id="721" w:author="PR Preview" w:date="2026-01-01T00:00:00Z">
+      <w:ins w:id="756" w:author="PR Preview" w:date="2026-01-01T00:00:00Z">
+        <w:r>
+          <w:t xml:space="preserve"> </w:t>
+        </w:r>
+      </w:ins>
+      <w:ins w:id="757" w:author="PR Preview" w:date="2026-01-01T00:00:00Z">
         <w:r>
           <w:t xml:space="preserve">on average.</w:t>
         </w:r>
@@ -10345,7 +11021,7 @@
       <w:pPr>
         <w:pStyle w:val="BodyText"/>
       </w:pPr>
-      <w:ins w:id="722" w:author="PR Preview" w:date="2026-01-01T00:00:00Z">
+      <w:ins w:id="758" w:author="PR Preview" w:date="2026-01-01T00:00:00Z">
         <w:r>
           <w:rPr>
             <w:b/>
@@ -10354,32 +11030,32 @@
           <w:t xml:space="preserve">Definition 8 (Information gain)</w:t>
         </w:r>
       </w:ins>
-      <w:ins w:id="723" w:author="PR Preview" w:date="2026-01-01T00:00:00Z">
-        <w:r>
-          <w:t xml:space="preserve"> </w:t>
-        </w:r>
-      </w:ins>
-      <w:ins w:id="724" w:author="PR Preview" w:date="2026-01-01T00:00:00Z">
+      <w:ins w:id="759" w:author="PR Preview" w:date="2026-01-01T00:00:00Z">
+        <w:r>
+          <w:t xml:space="preserve"> </w:t>
+        </w:r>
+      </w:ins>
+      <w:ins w:id="760" w:author="PR Preview" w:date="2026-01-01T00:00:00Z">
         <w:r>
           <w:t xml:space="preserve">A decision tree splits the points at a node into branches.</w:t>
         </w:r>
       </w:ins>
-      <w:ins w:id="725" w:author="PR Preview" w:date="2026-01-01T00:00:00Z">
-        <w:r>
-          <w:t xml:space="preserve"> </w:t>
-        </w:r>
-      </w:ins>
-      <w:ins w:id="726" w:author="PR Preview" w:date="2026-01-01T00:00:00Z">
+      <w:ins w:id="761" w:author="PR Preview" w:date="2026-01-01T00:00:00Z">
+        <w:r>
+          <w:t xml:space="preserve"> </w:t>
+        </w:r>
+      </w:ins>
+      <w:ins w:id="762" w:author="PR Preview" w:date="2026-01-01T00:00:00Z">
         <w:r>
           <w:t xml:space="preserve">The</w:t>
         </w:r>
       </w:ins>
-      <w:ins w:id="727" w:author="PR Preview" w:date="2026-01-01T00:00:00Z">
-        <w:r>
-          <w:t xml:space="preserve"> </w:t>
-        </w:r>
-      </w:ins>
-      <w:ins w:id="728" w:author="PR Preview" w:date="2026-01-01T00:00:00Z">
+      <w:ins w:id="763" w:author="PR Preview" w:date="2026-01-01T00:00:00Z">
+        <w:r>
+          <w:t xml:space="preserve"> </w:t>
+        </w:r>
+      </w:ins>
+      <w:ins w:id="764" w:author="PR Preview" w:date="2026-01-01T00:00:00Z">
         <w:r>
           <w:rPr>
             <w:b/>
@@ -10388,57 +11064,57 @@
           <w:t xml:space="preserve">information gain</w:t>
         </w:r>
       </w:ins>
-      <w:ins w:id="729" w:author="PR Preview" w:date="2026-01-01T00:00:00Z">
-        <w:r>
-          <w:t xml:space="preserve"> </w:t>
-        </w:r>
-      </w:ins>
-      <w:ins w:id="730" w:author="PR Preview" w:date="2026-01-01T00:00:00Z">
+      <w:ins w:id="765" w:author="PR Preview" w:date="2026-01-01T00:00:00Z">
+        <w:r>
+          <w:t xml:space="preserve"> </w:t>
+        </w:r>
+      </w:ins>
+      <w:ins w:id="766" w:author="PR Preview" w:date="2026-01-01T00:00:00Z">
         <w:r>
           <w:t xml:space="preserve">of the split is</w:t>
         </w:r>
       </w:ins>
-      <w:ins w:id="731" w:author="PR Preview" w:date="2026-01-01T00:00:00Z">
-        <w:r>
-          <w:t xml:space="preserve"> </w:t>
-        </w:r>
-      </w:ins>
-      <w:ins w:id="732" w:author="PR Preview" w:date="2026-01-01T00:00:00Z">
+      <w:ins w:id="767" w:author="PR Preview" w:date="2026-01-01T00:00:00Z">
+        <w:r>
+          <w:t xml:space="preserve"> </w:t>
+        </w:r>
+      </w:ins>
+      <w:ins w:id="768" w:author="PR Preview" w:date="2026-01-01T00:00:00Z">
         <w:r>
           <w:t xml:space="preserve">the entropy of the class labels at the node,</w:t>
         </w:r>
       </w:ins>
-      <w:ins w:id="733" w:author="PR Preview" w:date="2026-01-01T00:00:00Z">
-        <w:r>
-          <w:t xml:space="preserve"> </w:t>
-        </w:r>
-      </w:ins>
-      <w:ins w:id="734" w:author="PR Preview" w:date="2026-01-01T00:00:00Z">
+      <w:ins w:id="769" w:author="PR Preview" w:date="2026-01-01T00:00:00Z">
+        <w:r>
+          <w:t xml:space="preserve"> </w:t>
+        </w:r>
+      </w:ins>
+      <w:ins w:id="770" w:author="PR Preview" w:date="2026-01-01T00:00:00Z">
         <w:r>
           <w:t xml:space="preserve">minus the entropy of the labels in each branch,</w:t>
         </w:r>
       </w:ins>
-      <w:ins w:id="735" w:author="PR Preview" w:date="2026-01-01T00:00:00Z">
-        <w:r>
-          <w:t xml:space="preserve"> </w:t>
-        </w:r>
-      </w:ins>
-      <w:ins w:id="736" w:author="PR Preview" w:date="2026-01-01T00:00:00Z">
+      <w:ins w:id="771" w:author="PR Preview" w:date="2026-01-01T00:00:00Z">
+        <w:r>
+          <w:t xml:space="preserve"> </w:t>
+        </w:r>
+      </w:ins>
+      <w:ins w:id="772" w:author="PR Preview" w:date="2026-01-01T00:00:00Z">
         <w:r>
           <w:t xml:space="preserve">weighted by the share of the node’s points that branch holds</w:t>
         </w:r>
       </w:ins>
-      <w:ins w:id="737" w:author="PR Preview" w:date="2026-01-01T00:00:00Z">
-        <w:r>
-          <w:t xml:space="preserve"> </w:t>
-        </w:r>
-      </w:ins>
-      <w:ins w:id="738" w:author="PR Preview" w:date="2026-01-01T00:00:00Z">
+      <w:ins w:id="773" w:author="PR Preview" w:date="2026-01-01T00:00:00Z">
+        <w:r>
+          <w:t xml:space="preserve"> </w:t>
+        </w:r>
+      </w:ins>
+      <w:ins w:id="774" w:author="PR Preview" w:date="2026-01-01T00:00:00Z">
         <w:r>
           <w:t xml:space="preserve">(Quinlan 1986)</w:t>
         </w:r>
       </w:ins>
-      <w:ins w:id="739" w:author="PR Preview" w:date="2026-01-01T00:00:00Z">
+      <w:ins w:id="775" w:author="PR Preview" w:date="2026-01-01T00:00:00Z">
         <w:r>
           <w:t xml:space="preserve">.</w:t>
         </w:r>
@@ -10450,7 +11126,7 @@
       <w:pPr>
         <w:pStyle w:val="BodyText"/>
       </w:pPr>
-      <w:ins w:id="740" w:author="PR Preview" w:date="2026-01-01T00:00:00Z">
+      <w:ins w:id="776" w:author="PR Preview" w:date="2026-01-01T00:00:00Z">
         <w:r>
           <w:rPr>
             <w:i/>
@@ -10459,23 +11135,23 @@
           <w:t xml:space="preserve">Remark 6</w:t>
         </w:r>
       </w:ins>
-      <w:ins w:id="741" w:author="PR Preview" w:date="2026-01-01T00:00:00Z">
+      <w:ins w:id="777" w:author="PR Preview" w:date="2026-01-01T00:00:00Z">
         <w:r>
           <w:t xml:space="preserve"> (Information gain is mutual information). </w:t>
         </w:r>
       </w:ins>
-      <w:ins w:id="742" w:author="PR Preview" w:date="2026-01-01T00:00:00Z">
+      <w:ins w:id="778" w:author="PR Preview" w:date="2026-01-01T00:00:00Z">
         <w:r>
           <w:t xml:space="preserve">Draw one point uniformly at random from the node of</w:t>
         </w:r>
       </w:ins>
-      <w:ins w:id="743" w:author="PR Preview" w:date="2026-01-01T00:00:00Z">
+      <w:ins w:id="779" w:author="PR Preview" w:date="2026-01-01T00:00:00Z">
         <w:r>
           <w:t xml:space="preserve"> </w:t>
         </w:r>
       </w:ins>
       <w:hyperlink w:anchor="def-information-gain">
-        <w:ins w:id="744" w:author="PR Preview" w:date="2026-01-01T00:00:00Z">
+        <w:ins w:id="780" w:author="PR Preview" w:date="2026-01-01T00:00:00Z">
           <w:r>
             <w:rPr>
               <w:rStyle w:val="Hyperlink"/>
@@ -10484,22 +11160,22 @@
           </w:r>
         </w:ins>
       </w:hyperlink>
-      <w:ins w:id="745" w:author="PR Preview" w:date="2026-01-01T00:00:00Z">
+      <w:ins w:id="781" w:author="PR Preview" w:date="2026-01-01T00:00:00Z">
         <w:r>
           <w:t xml:space="preserve">,</w:t>
         </w:r>
       </w:ins>
-      <w:ins w:id="746" w:author="PR Preview" w:date="2026-01-01T00:00:00Z">
-        <w:r>
-          <w:t xml:space="preserve"> </w:t>
-        </w:r>
-      </w:ins>
-      <w:ins w:id="747" w:author="PR Preview" w:date="2026-01-01T00:00:00Z">
+      <w:ins w:id="782" w:author="PR Preview" w:date="2026-01-01T00:00:00Z">
+        <w:r>
+          <w:t xml:space="preserve"> </w:t>
+        </w:r>
+      </w:ins>
+      <w:ins w:id="783" w:author="PR Preview" w:date="2026-01-01T00:00:00Z">
         <w:r>
           <w:t xml:space="preserve">and let</w:t>
         </w:r>
       </w:ins>
-      <w:ins w:id="748" w:author="PR Preview" w:date="2026-01-01T00:00:00Z">
+      <w:ins w:id="784" w:author="PR Preview" w:date="2026-01-01T00:00:00Z">
         <w:r>
           <w:t xml:space="preserve"> </w:t>
         </w:r>
@@ -10509,17 +11185,17 @@
           <m:t>Y</m:t>
         </m:r>
       </m:oMath>
-      <w:ins w:id="749" w:author="PR Preview" w:date="2026-01-01T00:00:00Z">
-        <w:r>
-          <w:t xml:space="preserve"> </w:t>
-        </w:r>
-      </w:ins>
-      <w:ins w:id="750" w:author="PR Preview" w:date="2026-01-01T00:00:00Z">
+      <w:ins w:id="785" w:author="PR Preview" w:date="2026-01-01T00:00:00Z">
+        <w:r>
+          <w:t xml:space="preserve"> </w:t>
+        </w:r>
+      </w:ins>
+      <w:ins w:id="786" w:author="PR Preview" w:date="2026-01-01T00:00:00Z">
         <w:r>
           <w:t xml:space="preserve">be its class and</w:t>
         </w:r>
       </w:ins>
-      <w:ins w:id="751" w:author="PR Preview" w:date="2026-01-01T00:00:00Z">
+      <w:ins w:id="787" w:author="PR Preview" w:date="2026-01-01T00:00:00Z">
         <w:r>
           <w:t xml:space="preserve"> </w:t>
         </w:r>
@@ -10529,27 +11205,27 @@
           <m:t>X</m:t>
         </m:r>
       </m:oMath>
-      <w:ins w:id="752" w:author="PR Preview" w:date="2026-01-01T00:00:00Z">
-        <w:r>
-          <w:t xml:space="preserve"> </w:t>
-        </w:r>
-      </w:ins>
-      <w:ins w:id="753" w:author="PR Preview" w:date="2026-01-01T00:00:00Z">
+      <w:ins w:id="788" w:author="PR Preview" w:date="2026-01-01T00:00:00Z">
+        <w:r>
+          <w:t xml:space="preserve"> </w:t>
+        </w:r>
+      </w:ins>
+      <w:ins w:id="789" w:author="PR Preview" w:date="2026-01-01T00:00:00Z">
         <w:r>
           <w:t xml:space="preserve">the branch it falls into.</w:t>
         </w:r>
       </w:ins>
-      <w:ins w:id="754" w:author="PR Preview" w:date="2026-01-01T00:00:00Z">
-        <w:r>
-          <w:t xml:space="preserve"> </w:t>
-        </w:r>
-      </w:ins>
-      <w:ins w:id="755" w:author="PR Preview" w:date="2026-01-01T00:00:00Z">
+      <w:ins w:id="790" w:author="PR Preview" w:date="2026-01-01T00:00:00Z">
+        <w:r>
+          <w:t xml:space="preserve"> </w:t>
+        </w:r>
+      </w:ins>
+      <w:ins w:id="791" w:author="PR Preview" w:date="2026-01-01T00:00:00Z">
         <w:r>
           <w:t xml:space="preserve">Then the entropy at the node is</w:t>
         </w:r>
       </w:ins>
-      <w:ins w:id="756" w:author="PR Preview" w:date="2026-01-01T00:00:00Z">
+      <w:ins w:id="792" w:author="PR Preview" w:date="2026-01-01T00:00:00Z">
         <w:r>
           <w:t xml:space="preserve"> </w:t>
         </w:r>
@@ -10574,22 +11250,22 @@
           <m:t>)</m:t>
         </m:r>
       </m:oMath>
-      <w:ins w:id="757" w:author="PR Preview" w:date="2026-01-01T00:00:00Z">
+      <w:ins w:id="793" w:author="PR Preview" w:date="2026-01-01T00:00:00Z">
         <w:r>
           <w:t xml:space="preserve">,</w:t>
         </w:r>
       </w:ins>
-      <w:ins w:id="758" w:author="PR Preview" w:date="2026-01-01T00:00:00Z">
-        <w:r>
-          <w:t xml:space="preserve"> </w:t>
-        </w:r>
-      </w:ins>
-      <w:ins w:id="759" w:author="PR Preview" w:date="2026-01-01T00:00:00Z">
+      <w:ins w:id="794" w:author="PR Preview" w:date="2026-01-01T00:00:00Z">
+        <w:r>
+          <w:t xml:space="preserve"> </w:t>
+        </w:r>
+      </w:ins>
+      <w:ins w:id="795" w:author="PR Preview" w:date="2026-01-01T00:00:00Z">
         <w:r>
           <w:t xml:space="preserve">the weighted entropy left in the branches is</w:t>
         </w:r>
       </w:ins>
-      <w:ins w:id="760" w:author="PR Preview" w:date="2026-01-01T00:00:00Z">
+      <w:ins w:id="796" w:author="PR Preview" w:date="2026-01-01T00:00:00Z">
         <w:r>
           <w:t xml:space="preserve"> </w:t>
         </w:r>
@@ -10623,28 +11299,28 @@
           <m:t>)</m:t>
         </m:r>
       </m:oMath>
-      <w:ins w:id="761" w:author="PR Preview" w:date="2026-01-01T00:00:00Z">
+      <w:ins w:id="797" w:author="PR Preview" w:date="2026-01-01T00:00:00Z">
         <w:r>
           <w:t xml:space="preserve">,</w:t>
         </w:r>
       </w:ins>
-      <w:ins w:id="762" w:author="PR Preview" w:date="2026-01-01T00:00:00Z">
-        <w:r>
-          <w:t xml:space="preserve"> </w:t>
-        </w:r>
-      </w:ins>
-      <w:ins w:id="763" w:author="PR Preview" w:date="2026-01-01T00:00:00Z">
+      <w:ins w:id="798" w:author="PR Preview" w:date="2026-01-01T00:00:00Z">
+        <w:r>
+          <w:t xml:space="preserve"> </w:t>
+        </w:r>
+      </w:ins>
+      <w:ins w:id="799" w:author="PR Preview" w:date="2026-01-01T00:00:00Z">
         <w:r>
           <w:t xml:space="preserve">and the information gain is the</w:t>
         </w:r>
       </w:ins>
-      <w:ins w:id="764" w:author="PR Preview" w:date="2026-01-01T00:00:00Z">
+      <w:ins w:id="800" w:author="PR Preview" w:date="2026-01-01T00:00:00Z">
         <w:r>
           <w:t xml:space="preserve"> </w:t>
         </w:r>
       </w:ins>
       <w:hyperlink w:anchor="def-mutual-information">
-        <w:ins w:id="765" w:author="PR Preview" w:date="2026-01-01T00:00:00Z">
+        <w:ins w:id="801" w:author="PR Preview" w:date="2026-01-01T00:00:00Z">
           <w:r>
             <w:rPr>
               <w:rStyle w:val="Hyperlink"/>
@@ -10653,7 +11329,7 @@
           </w:r>
         </w:ins>
       </w:hyperlink>
-      <w:ins w:id="766" w:author="PR Preview" w:date="2026-01-01T00:00:00Z">
+      <w:ins w:id="802" w:author="PR Preview" w:date="2026-01-01T00:00:00Z">
         <w:r>
           <w:t xml:space="preserve"> </w:t>
         </w:r>
@@ -10687,7 +11363,7 @@
           <m:t>)</m:t>
         </m:r>
       </m:oMath>
-      <w:ins w:id="767" w:author="PR Preview" w:date="2026-01-01T00:00:00Z">
+      <w:ins w:id="803" w:author="PR Preview" w:date="2026-01-01T00:00:00Z">
         <w:r>
           <w:t xml:space="preserve">.</w:t>
         </w:r>
@@ -11045,22 +11721,22 @@
       <w:pPr>
         <w:pStyle w:val="BodyText"/>
       </w:pPr>
-      <w:del w:id="768" w:author="PR Preview" w:date="2026-01-01T00:00:00Z">
+      <w:del w:id="804" w:author="PR Preview" w:date="2026-01-01T00:00:00Z">
         <w:r>
           <w:delText xml:space="preserve">Draw one point uniformly at random from the node,</w:delText>
         </w:r>
       </w:del>
-      <w:del w:id="769" w:author="PR Preview" w:date="2026-01-01T00:00:00Z">
-        <w:r>
-          <w:delText xml:space="preserve"> </w:delText>
-        </w:r>
-      </w:del>
-      <w:del w:id="770" w:author="PR Preview" w:date="2026-01-01T00:00:00Z">
+      <w:del w:id="805" w:author="PR Preview" w:date="2026-01-01T00:00:00Z">
+        <w:r>
+          <w:delText xml:space="preserve"> </w:delText>
+        </w:r>
+      </w:del>
+      <w:del w:id="806" w:author="PR Preview" w:date="2026-01-01T00:00:00Z">
         <w:r>
           <w:delText xml:space="preserve">let</w:delText>
         </w:r>
       </w:del>
-      <w:del w:id="771" w:author="PR Preview" w:date="2026-01-01T00:00:00Z">
+      <w:del w:id="807" w:author="PR Preview" w:date="2026-01-01T00:00:00Z">
         <w:r>
           <w:delText xml:space="preserve"> </w:delText>
         </w:r>
@@ -11070,17 +11746,17 @@
           <m:t>Y</m:t>
         </m:r>
       </m:oMath>
-      <w:del w:id="772" w:author="PR Preview" w:date="2026-01-01T00:00:00Z">
-        <w:r>
-          <w:delText xml:space="preserve"> </w:delText>
-        </w:r>
-      </w:del>
-      <w:del w:id="773" w:author="PR Preview" w:date="2026-01-01T00:00:00Z">
+      <w:del w:id="808" w:author="PR Preview" w:date="2026-01-01T00:00:00Z">
+        <w:r>
+          <w:delText xml:space="preserve"> </w:delText>
+        </w:r>
+      </w:del>
+      <w:del w:id="809" w:author="PR Preview" w:date="2026-01-01T00:00:00Z">
         <w:r>
           <w:delText xml:space="preserve">be its color, and let</w:delText>
         </w:r>
       </w:del>
-      <w:del w:id="774" w:author="PR Preview" w:date="2026-01-01T00:00:00Z">
+      <w:del w:id="810" w:author="PR Preview" w:date="2026-01-01T00:00:00Z">
         <w:r>
           <w:delText xml:space="preserve"> </w:delText>
         </w:r>
@@ -11090,28 +11766,28 @@
           <m:t>X</m:t>
         </m:r>
       </m:oMath>
-      <w:del w:id="775" w:author="PR Preview" w:date="2026-01-01T00:00:00Z">
-        <w:r>
-          <w:delText xml:space="preserve"> </w:delText>
-        </w:r>
-      </w:del>
-      <w:del w:id="776" w:author="PR Preview" w:date="2026-01-01T00:00:00Z">
+      <w:del w:id="811" w:author="PR Preview" w:date="2026-01-01T00:00:00Z">
+        <w:r>
+          <w:delText xml:space="preserve"> </w:delText>
+        </w:r>
+      </w:del>
+      <w:del w:id="812" w:author="PR Preview" w:date="2026-01-01T00:00:00Z">
         <w:r>
           <w:delText xml:space="preserve">be the branch it falls into</w:delText>
         </w:r>
       </w:del>
-      <w:del w:id="777" w:author="PR Preview" w:date="2026-01-01T00:00:00Z">
-        <w:r>
-          <w:delText xml:space="preserve"> </w:delText>
-        </w:r>
-      </w:del>
-      <w:del w:id="778" w:author="PR Preview" w:date="2026-01-01T00:00:00Z">
+      <w:del w:id="813" w:author="PR Preview" w:date="2026-01-01T00:00:00Z">
+        <w:r>
+          <w:delText xml:space="preserve"> </w:delText>
+        </w:r>
+      </w:del>
+      <w:del w:id="814" w:author="PR Preview" w:date="2026-01-01T00:00:00Z">
         <w:r>
           <w:delText xml:space="preserve">(</w:delText>
         </w:r>
       </w:del>
       <w:hyperlink w:anchor="rem-information-gain">
-        <w:del w:id="779" w:author="PR Preview" w:date="2026-01-01T00:00:00Z">
+        <w:del w:id="815" w:author="PR Preview" w:date="2026-01-01T00:00:00Z">
           <w:r>
             <w:rPr>
               <w:rStyle w:val="Hyperlink"/>
@@ -11120,23 +11796,23 @@
           </w:r>
         </w:del>
       </w:hyperlink>
-      <w:del w:id="780" w:author="PR Preview" w:date="2026-01-01T00:00:00Z">
+      <w:del w:id="816" w:author="PR Preview" w:date="2026-01-01T00:00:00Z">
         <w:r>
           <w:delText xml:space="preserve">).</w:delText>
         </w:r>
       </w:del>
-      <w:del w:id="781" w:author="PR Preview" w:date="2026-01-01T00:00:00Z">
-        <w:r>
-          <w:delText xml:space="preserve"> </w:delText>
-        </w:r>
-      </w:del>
-      <w:del w:id="782" w:author="PR Preview" w:date="2026-01-01T00:00:00Z">
+      <w:del w:id="817" w:author="PR Preview" w:date="2026-01-01T00:00:00Z">
+        <w:r>
+          <w:delText xml:space="preserve"> </w:delText>
+        </w:r>
+      </w:del>
+      <w:del w:id="818" w:author="PR Preview" w:date="2026-01-01T00:00:00Z">
         <w:r>
           <w:delText xml:space="preserve">The information gain of each split (</w:delText>
         </w:r>
       </w:del>
       <w:hyperlink w:anchor="def-information-gain">
-        <w:del w:id="783" w:author="PR Preview" w:date="2026-01-01T00:00:00Z">
+        <w:del w:id="819" w:author="PR Preview" w:date="2026-01-01T00:00:00Z">
           <w:r>
             <w:rPr>
               <w:rStyle w:val="Hyperlink"/>
@@ -11145,12 +11821,12 @@
           </w:r>
         </w:del>
       </w:hyperlink>
-      <w:del w:id="784" w:author="PR Preview" w:date="2026-01-01T00:00:00Z">
+      <w:del w:id="820" w:author="PR Preview" w:date="2026-01-01T00:00:00Z">
         <w:r>
           <w:delText xml:space="preserve">) is then</w:delText>
         </w:r>
       </w:del>
-      <w:del w:id="785" w:author="PR Preview" w:date="2026-01-01T00:00:00Z">
+      <w:del w:id="821" w:author="PR Preview" w:date="2026-01-01T00:00:00Z">
         <w:r>
           <w:delText xml:space="preserve"> </w:delText>
         </w:r>
@@ -11184,17 +11860,17 @@
           <m:t>)</m:t>
         </m:r>
       </m:oMath>
-      <w:del w:id="786" w:author="PR Preview" w:date="2026-01-01T00:00:00Z">
+      <w:del w:id="822" w:author="PR Preview" w:date="2026-01-01T00:00:00Z">
         <w:r>
           <w:delText xml:space="preserve">.</w:delText>
         </w:r>
       </w:del>
-      <w:del w:id="787" w:author="PR Preview" w:date="2026-01-01T00:00:00Z">
-        <w:r>
-          <w:delText xml:space="preserve"> </w:delText>
-        </w:r>
-      </w:del>
-      <w:del w:id="788" w:author="PR Preview" w:date="2026-01-01T00:00:00Z">
+      <w:del w:id="823" w:author="PR Preview" w:date="2026-01-01T00:00:00Z">
+        <w:r>
+          <w:delText xml:space="preserve"> </w:delText>
+        </w:r>
+      </w:del>
+      <w:del w:id="824" w:author="PR Preview" w:date="2026-01-01T00:00:00Z">
         <w:r>
           <w:delText xml:space="preserve">Use base-2 logarithms throughout.</w:delText>
         </w:r>
@@ -11204,22 +11880,22 @@
       <w:pPr>
         <w:pStyle w:val="BodyText"/>
       </w:pPr>
-      <w:ins w:id="789" w:author="PR Preview" w:date="2026-01-01T00:00:00Z">
+      <w:ins w:id="825" w:author="PR Preview" w:date="2026-01-01T00:00:00Z">
         <w:r>
           <w:t xml:space="preserve">Draw one point uniformly at random from the node,</w:t>
         </w:r>
       </w:ins>
-      <w:ins w:id="790" w:author="PR Preview" w:date="2026-01-01T00:00:00Z">
-        <w:r>
-          <w:t xml:space="preserve"> </w:t>
-        </w:r>
-      </w:ins>
-      <w:ins w:id="791" w:author="PR Preview" w:date="2026-01-01T00:00:00Z">
+      <w:ins w:id="826" w:author="PR Preview" w:date="2026-01-01T00:00:00Z">
+        <w:r>
+          <w:t xml:space="preserve"> </w:t>
+        </w:r>
+      </w:ins>
+      <w:ins w:id="827" w:author="PR Preview" w:date="2026-01-01T00:00:00Z">
         <w:r>
           <w:t xml:space="preserve">let</w:t>
         </w:r>
       </w:ins>
-      <w:ins w:id="792" w:author="PR Preview" w:date="2026-01-01T00:00:00Z">
+      <w:ins w:id="828" w:author="PR Preview" w:date="2026-01-01T00:00:00Z">
         <w:r>
           <w:t xml:space="preserve"> </w:t>
         </w:r>
@@ -11229,17 +11905,17 @@
           <m:t>Y</m:t>
         </m:r>
       </m:oMath>
-      <w:ins w:id="793" w:author="PR Preview" w:date="2026-01-01T00:00:00Z">
-        <w:r>
-          <w:t xml:space="preserve"> </w:t>
-        </w:r>
-      </w:ins>
-      <w:ins w:id="794" w:author="PR Preview" w:date="2026-01-01T00:00:00Z">
+      <w:ins w:id="829" w:author="PR Preview" w:date="2026-01-01T00:00:00Z">
+        <w:r>
+          <w:t xml:space="preserve"> </w:t>
+        </w:r>
+      </w:ins>
+      <w:ins w:id="830" w:author="PR Preview" w:date="2026-01-01T00:00:00Z">
         <w:r>
           <w:t xml:space="preserve">be its color, and let</w:t>
         </w:r>
       </w:ins>
-      <w:ins w:id="795" w:author="PR Preview" w:date="2026-01-01T00:00:00Z">
+      <w:ins w:id="831" w:author="PR Preview" w:date="2026-01-01T00:00:00Z">
         <w:r>
           <w:t xml:space="preserve"> </w:t>
         </w:r>
@@ -11249,28 +11925,28 @@
           <m:t>X</m:t>
         </m:r>
       </m:oMath>
-      <w:ins w:id="796" w:author="PR Preview" w:date="2026-01-01T00:00:00Z">
-        <w:r>
-          <w:t xml:space="preserve"> </w:t>
-        </w:r>
-      </w:ins>
-      <w:ins w:id="797" w:author="PR Preview" w:date="2026-01-01T00:00:00Z">
+      <w:ins w:id="832" w:author="PR Preview" w:date="2026-01-01T00:00:00Z">
+        <w:r>
+          <w:t xml:space="preserve"> </w:t>
+        </w:r>
+      </w:ins>
+      <w:ins w:id="833" w:author="PR Preview" w:date="2026-01-01T00:00:00Z">
         <w:r>
           <w:t xml:space="preserve">be the branch it falls into</w:t>
         </w:r>
       </w:ins>
-      <w:ins w:id="798" w:author="PR Preview" w:date="2026-01-01T00:00:00Z">
-        <w:r>
-          <w:t xml:space="preserve"> </w:t>
-        </w:r>
-      </w:ins>
-      <w:ins w:id="799" w:author="PR Preview" w:date="2026-01-01T00:00:00Z">
+      <w:ins w:id="834" w:author="PR Preview" w:date="2026-01-01T00:00:00Z">
+        <w:r>
+          <w:t xml:space="preserve"> </w:t>
+        </w:r>
+      </w:ins>
+      <w:ins w:id="835" w:author="PR Preview" w:date="2026-01-01T00:00:00Z">
         <w:r>
           <w:t xml:space="preserve">(</w:t>
         </w:r>
       </w:ins>
       <w:hyperlink w:anchor="rem-information-gain">
-        <w:ins w:id="800" w:author="PR Preview" w:date="2026-01-01T00:00:00Z">
+        <w:ins w:id="836" w:author="PR Preview" w:date="2026-01-01T00:00:00Z">
           <w:r>
             <w:rPr>
               <w:rStyle w:val="Hyperlink"/>
@@ -11279,23 +11955,23 @@
           </w:r>
         </w:ins>
       </w:hyperlink>
-      <w:ins w:id="801" w:author="PR Preview" w:date="2026-01-01T00:00:00Z">
+      <w:ins w:id="837" w:author="PR Preview" w:date="2026-01-01T00:00:00Z">
         <w:r>
           <w:t xml:space="preserve">).</w:t>
         </w:r>
       </w:ins>
-      <w:ins w:id="802" w:author="PR Preview" w:date="2026-01-01T00:00:00Z">
-        <w:r>
-          <w:t xml:space="preserve"> </w:t>
-        </w:r>
-      </w:ins>
-      <w:ins w:id="803" w:author="PR Preview" w:date="2026-01-01T00:00:00Z">
+      <w:ins w:id="838" w:author="PR Preview" w:date="2026-01-01T00:00:00Z">
+        <w:r>
+          <w:t xml:space="preserve"> </w:t>
+        </w:r>
+      </w:ins>
+      <w:ins w:id="839" w:author="PR Preview" w:date="2026-01-01T00:00:00Z">
         <w:r>
           <w:t xml:space="preserve">The information gain of each split (</w:t>
         </w:r>
       </w:ins>
       <w:hyperlink w:anchor="def-information-gain">
-        <w:ins w:id="804" w:author="PR Preview" w:date="2026-01-01T00:00:00Z">
+        <w:ins w:id="840" w:author="PR Preview" w:date="2026-01-01T00:00:00Z">
           <w:r>
             <w:rPr>
               <w:rStyle w:val="Hyperlink"/>
@@ -11304,12 +11980,12 @@
           </w:r>
         </w:ins>
       </w:hyperlink>
-      <w:ins w:id="805" w:author="PR Preview" w:date="2026-01-01T00:00:00Z">
+      <w:ins w:id="841" w:author="PR Preview" w:date="2026-01-01T00:00:00Z">
         <w:r>
           <w:t xml:space="preserve">) is then</w:t>
         </w:r>
       </w:ins>
-      <w:ins w:id="806" w:author="PR Preview" w:date="2026-01-01T00:00:00Z">
+      <w:ins w:id="842" w:author="PR Preview" w:date="2026-01-01T00:00:00Z">
         <w:r>
           <w:t xml:space="preserve"> </w:t>
         </w:r>
@@ -11343,17 +12019,17 @@
           <m:t>)</m:t>
         </m:r>
       </m:oMath>
-      <w:ins w:id="807" w:author="PR Preview" w:date="2026-01-01T00:00:00Z">
+      <w:ins w:id="843" w:author="PR Preview" w:date="2026-01-01T00:00:00Z">
         <w:r>
           <w:t xml:space="preserve">.</w:t>
         </w:r>
       </w:ins>
-      <w:ins w:id="808" w:author="PR Preview" w:date="2026-01-01T00:00:00Z">
-        <w:r>
-          <w:t xml:space="preserve"> </w:t>
-        </w:r>
-      </w:ins>
-      <w:ins w:id="809" w:author="PR Preview" w:date="2026-01-01T00:00:00Z">
+      <w:ins w:id="844" w:author="PR Preview" w:date="2026-01-01T00:00:00Z">
+        <w:r>
+          <w:t xml:space="preserve"> </w:t>
+        </w:r>
+      </w:ins>
+      <w:ins w:id="845" w:author="PR Preview" w:date="2026-01-01T00:00:00Z">
         <w:r>
           <w:t xml:space="preserve">Use base-2 logarithms throughout.</w:t>
         </w:r>
@@ -12746,18 +13422,18 @@
           <w:numId w:val="1002"/>
         </w:numPr>
       </w:pPr>
-      <w:del w:id="810" w:author="PR Preview" w:date="2026-01-01T00:00:00Z">
+      <w:del w:id="846" w:author="PR Preview" w:date="2026-01-01T00:00:00Z">
         <w:r>
           <w:delText xml:space="preserve">By</w:delText>
         </w:r>
       </w:del>
-      <w:del w:id="811" w:author="PR Preview" w:date="2026-01-01T00:00:00Z">
+      <w:del w:id="847" w:author="PR Preview" w:date="2026-01-01T00:00:00Z">
         <w:r>
           <w:delText xml:space="preserve"> </w:delText>
         </w:r>
       </w:del>
       <w:hyperlink w:anchor="def-mutual-information">
-        <w:del w:id="812" w:author="PR Preview" w:date="2026-01-01T00:00:00Z">
+        <w:del w:id="848" w:author="PR Preview" w:date="2026-01-01T00:00:00Z">
           <w:r>
             <w:rPr>
               <w:rStyle w:val="Hyperlink"/>
@@ -12766,12 +13442,12 @@
           </w:r>
         </w:del>
       </w:hyperlink>
-      <w:del w:id="813" w:author="PR Preview" w:date="2026-01-01T00:00:00Z">
+      <w:del w:id="849" w:author="PR Preview" w:date="2026-01-01T00:00:00Z">
         <w:r>
           <w:delText xml:space="preserve">, the gain is</w:delText>
         </w:r>
       </w:del>
-      <w:del w:id="814" w:author="PR Preview" w:date="2026-01-01T00:00:00Z">
+      <w:del w:id="850" w:author="PR Preview" w:date="2026-01-01T00:00:00Z">
         <w:r>
           <w:delText xml:space="preserve"> </w:delText>
         </w:r>
@@ -12829,7 +13505,7 @@
           <m:t>)</m:t>
         </m:r>
       </m:oMath>
-      <w:del w:id="815" w:author="PR Preview" w:date="2026-01-01T00:00:00Z">
+      <w:del w:id="851" w:author="PR Preview" w:date="2026-01-01T00:00:00Z">
         <w:r>
           <w:delText xml:space="preserve">:</w:delText>
         </w:r>
@@ -12842,18 +13518,18 @@
           <w:numId w:val="1002"/>
         </w:numPr>
       </w:pPr>
-      <w:ins w:id="816" w:author="PR Preview" w:date="2026-01-01T00:00:00Z">
+      <w:ins w:id="852" w:author="PR Preview" w:date="2026-01-01T00:00:00Z">
         <w:r>
           <w:t xml:space="preserve">By</w:t>
         </w:r>
       </w:ins>
-      <w:ins w:id="817" w:author="PR Preview" w:date="2026-01-01T00:00:00Z">
+      <w:ins w:id="853" w:author="PR Preview" w:date="2026-01-01T00:00:00Z">
         <w:r>
           <w:t xml:space="preserve"> </w:t>
         </w:r>
       </w:ins>
       <w:hyperlink w:anchor="def-mutual-information">
-        <w:ins w:id="818" w:author="PR Preview" w:date="2026-01-01T00:00:00Z">
+        <w:ins w:id="854" w:author="PR Preview" w:date="2026-01-01T00:00:00Z">
           <w:r>
             <w:rPr>
               <w:rStyle w:val="Hyperlink"/>
@@ -12862,12 +13538,12 @@
           </w:r>
         </w:ins>
       </w:hyperlink>
-      <w:ins w:id="819" w:author="PR Preview" w:date="2026-01-01T00:00:00Z">
+      <w:ins w:id="855" w:author="PR Preview" w:date="2026-01-01T00:00:00Z">
         <w:r>
           <w:t xml:space="preserve">, the gain is</w:t>
         </w:r>
       </w:ins>
-      <w:ins w:id="820" w:author="PR Preview" w:date="2026-01-01T00:00:00Z">
+      <w:ins w:id="856" w:author="PR Preview" w:date="2026-01-01T00:00:00Z">
         <w:r>
           <w:t xml:space="preserve"> </w:t>
         </w:r>
@@ -12925,7 +13601,7 @@
           <m:t>)</m:t>
         </m:r>
       </m:oMath>
-      <w:ins w:id="821" w:author="PR Preview" w:date="2026-01-01T00:00:00Z">
+      <w:ins w:id="857" w:author="PR Preview" w:date="2026-01-01T00:00:00Z">
         <w:r>
           <w:t xml:space="preserve">:</w:t>
         </w:r>

--- a/pr-preview/pr-26/entropy-tracked-changes.docx
+++ b/pr-preview/pr-26/entropy-tracked-changes.docx
@@ -26,7 +26,7 @@
       </w:pPr>
       <w:ins w:id="2" w:author="PR Preview" w:date="2026-01-01T00:00:00Z">
         <w:r>
-          <w:t xml:space="preserve">Last modified: 2026-10-26 14:03:07 (PDT)</w:t>
+          <w:t xml:space="preserve">Last modified: 2026-10-26 14:10:46 (PDT)</w:t>
         </w:r>
       </w:ins>
     </w:p>
@@ -809,7 +809,7 @@
       </w:pPr>
       <w:ins w:id="47" w:author="PR Preview" w:date="2026-01-01T00:00:00Z">
         <w:r>
-          <w:t xml:space="preserve">In words, a bit is the surprisal of one binary outcome</w:t>
+          <w:t xml:space="preserve">In words, a bit is the surprisal of the outcome of one binary trial</w:t>
         </w:r>
       </w:ins>
       <w:ins w:id="48" w:author="PR Preview" w:date="2026-01-01T00:00:00Z">
@@ -819,7 +819,7 @@
       </w:ins>
       <w:ins w:id="49" w:author="PR Preview" w:date="2026-01-01T00:00:00Z">
         <w:r>
-          <w:t xml:space="preserve">when its two values are equally likely,</w:t>
+          <w:t xml:space="preserve">whose two outcomes are equally likely,</w:t>
         </w:r>
       </w:ins>
       <w:ins w:id="50" w:author="PR Preview" w:date="2026-01-01T00:00:00Z">
@@ -829,7 +829,7 @@
       </w:ins>
       <w:ins w:id="51" w:author="PR Preview" w:date="2026-01-01T00:00:00Z">
         <w:r>
-          <w:t xml:space="preserve">such as the result of one toss of a fair coin.</w:t>
+          <w:t xml:space="preserve">such as one toss of a fair coin.</w:t>
         </w:r>
       </w:ins>
     </w:p>
@@ -2039,6 +2039,28 @@
                 <m:rPr>
                   <m:sty m:val="p"/>
                 </m:rPr>
+                <m:t>=</m:t>
+              </m:r>
+              <m:r>
+                <m:t>1</m:t>
+              </m:r>
+              <m:r>
+                <m:rPr>
+                  <m:sty m:val="p"/>
+                </m:rPr>
+                <m:t>/</m:t>
+              </m:r>
+              <m:r>
+                <m:rPr>
+                  <m:nor/>
+                  <m:sty m:val="p"/>
+                </m:rPr>
+                <m:t>e</m:t>
+              </m:r>
+              <m:r>
+                <m:rPr>
+                  <m:sty m:val="p"/>
+                </m:rPr>
                 <m:t>≈</m:t>
               </m:r>
               <m:r>
@@ -2767,7 +2789,7 @@
       </w:ins>
       <w:ins w:id="181" w:author="PR Preview" w:date="2026-01-01T00:00:00Z">
         <w:r>
-          <w:t xml:space="preserve">are</w:t>
+          <w:t xml:space="preserve">are exactly</w:t>
         </w:r>
       </w:ins>
       <w:ins w:id="182" w:author="PR Preview" w:date="2026-01-01T00:00:00Z">
@@ -2777,22 +2799,34 @@
       </w:ins>
       <m:oMath>
         <m:r>
-          <m:t>0.693</m:t>
-        </m:r>
-        <m:r>
-          <m:rPr>
-            <m:sty m:val="p"/>
-          </m:rPr>
-          <m:t>×</m:t>
-        </m:r>
-        <m:r>
-          <m:t>1.443</m:t>
-        </m:r>
-        <m:r>
-          <m:rPr>
-            <m:sty m:val="p"/>
-          </m:rPr>
-          <m:t>≈</m:t>
+          <m:rPr>
+            <m:sty m:val="p"/>
+          </m:rPr>
+          <m:t>ln</m:t>
+        </m:r>
+        <m:r>
+          <m:t>2</m:t>
+        </m:r>
+        <m:r>
+          <m:rPr>
+            <m:sty m:val="p"/>
+          </m:rPr>
+          <m:t>/</m:t>
+        </m:r>
+        <m:r>
+          <m:rPr>
+            <m:sty m:val="p"/>
+          </m:rPr>
+          <m:t>ln</m:t>
+        </m:r>
+        <m:r>
+          <m:t>2</m:t>
+        </m:r>
+        <m:r>
+          <m:rPr>
+            <m:sty m:val="p"/>
+          </m:rPr>
+          <m:t>=</m:t>
         </m:r>
         <m:r>
           <m:t>1</m:t>
